--- a/Layouts/SVA Regulation IncreaseDep.docx
+++ b/Layouts/SVA Regulation IncreaseDep.docx
@@ -5,8 +5,8 @@
     <w:p>
       <w:pPr>
         <w:tabs>
-          <w:tab w:val="left" w:pos="6521"/>
-          <w:tab w:val="left" w:pos="7513"/>
+          <w:tab w:val="left" w:pos="6237"/>
+          <w:tab w:val="left" w:pos="7371"/>
         </w:tabs>
         <w:overflowPunct w:val="0"/>
         <w:autoSpaceDE w:val="0"/>
@@ -15,30 +15,30 @@
         <w:spacing w:after="0" w:line="240" w:lineRule="auto"/>
         <w:textAlignment w:val="baseline"/>
         <w:rPr>
-          <w:rFonts w:ascii="Arial" w:hAnsi="Arial" w:eastAsia="Times New Roman" w:cs="Arial"/>
+          <w:rFonts w:ascii="Arial" w:eastAsia="Times New Roman" w:hAnsi="Arial" w:cs="Arial"/>
           <w:lang w:val="en-US" w:eastAsia="en-US"/>
         </w:rPr>
       </w:pPr>
       <w:sdt>
         <w:sdtPr>
           <w:rPr>
-            <w:rFonts w:ascii="Arial" w:hAnsi="Arial" w:eastAsia="Times New Roman" w:cs="Arial"/>
+            <w:rFonts w:ascii="Arial" w:eastAsia="Times New Roman" w:hAnsi="Arial" w:cs="Arial"/>
             <w:lang w:val="en-US" w:eastAsia="en-US"/>
           </w:rPr>
           <w:alias w:val="#Nav: /SVA_Regulations/OName1"/>
-          <w:tag w:val="#Nav: SVA Regulation Increase/50090"/>
+          <w:tag w:val="#Nav: SVA Regul. Increase Deposit/50028"/>
           <w:id w:val="1110008705"/>
           <w:placeholder>
             <w:docPart w:val="DefaultPlaceholder_-1854013440"/>
           </w:placeholder>
-          <w:dataBinding w:prefixMappings="xmlns:ns0='urn:microsoft-dynamics-nav/reports/SVA Regulation Increase/50090/'" w:xpath="/ns0:NavWordReportXmlPart[1]/ns0:SVA_Regulations[1]/ns0:OName1[1]" w:storeItemID="{DB275D65-7904-43D6-8D89-0EDF341AE2BF}"/>
+          <w:dataBinding w:prefixMappings="xmlns:ns0='urn:microsoft-dynamics-nav/reports/SVA Regul. Increase Deposit/50028/'" w:xpath="/ns0:NavWordReportXmlPart[1]/ns0:SVA_Regulations[1]/ns0:OName1[1]" w:storeItemID="{DB4B7675-2392-4A85-BE54-F05B7FD642C5}"/>
           <w:text/>
         </w:sdtPr>
         <w:sdtEndPr/>
         <w:sdtContent>
           <w:r>
             <w:rPr>
-              <w:rFonts w:ascii="Arial" w:hAnsi="Arial" w:eastAsia="Times New Roman" w:cs="Arial"/>
+              <w:rFonts w:ascii="Arial" w:eastAsia="Times New Roman" w:hAnsi="Arial" w:cs="Arial"/>
               <w:lang w:val="en-US" w:eastAsia="en-US"/>
             </w:rPr>
             <w:t>OName1</w:t>
@@ -47,15 +47,38 @@
       </w:sdt>
       <w:r>
         <w:rPr>
-          <w:rFonts w:ascii="Arial" w:hAnsi="Arial" w:eastAsia="Times New Roman" w:cs="Arial"/>
+          <w:rFonts w:ascii="Arial" w:eastAsia="Times New Roman" w:hAnsi="Arial" w:cs="Arial"/>
           <w:lang w:val="en-US" w:eastAsia="en-US"/>
         </w:rPr>
         <w:tab/>
-        <w:t>Dato…..:</w:t>
-      </w:r>
-      <w:r>
-        <w:rPr>
-          <w:rFonts w:ascii="Arial" w:hAnsi="Arial" w:eastAsia="Times New Roman" w:cs="Arial"/>
+      </w:r>
+      <w:bookmarkStart w:id="0" w:name="_GoBack"/>
+      <w:r>
+        <w:rPr>
+          <w:rFonts w:ascii="Arial" w:eastAsia="Times New Roman" w:hAnsi="Arial" w:cs="Arial"/>
+          <w:lang w:val="en-US" w:eastAsia="en-US"/>
+        </w:rPr>
+        <w:t>Dato</w:t>
+      </w:r>
+      <w:proofErr w:type="gramStart"/>
+      <w:r>
+        <w:rPr>
+          <w:rFonts w:ascii="Arial" w:eastAsia="Times New Roman" w:hAnsi="Arial" w:cs="Arial"/>
+          <w:lang w:val="en-US" w:eastAsia="en-US"/>
+        </w:rPr>
+        <w:t>…..</w:t>
+      </w:r>
+      <w:proofErr w:type="gramEnd"/>
+      <w:r>
+        <w:rPr>
+          <w:rFonts w:ascii="Arial" w:eastAsia="Times New Roman" w:hAnsi="Arial" w:cs="Arial"/>
+          <w:lang w:val="en-US" w:eastAsia="en-US"/>
+        </w:rPr>
+        <w:t>:</w:t>
+      </w:r>
+      <w:r>
+        <w:rPr>
+          <w:rFonts w:ascii="Arial" w:eastAsia="Times New Roman" w:hAnsi="Arial" w:cs="Arial"/>
           <w:lang w:val="en-US" w:eastAsia="en-US"/>
         </w:rPr>
         <w:tab/>
@@ -63,36 +86,36 @@
       </w:r>
       <w:r>
         <w:rPr>
-          <w:rFonts w:ascii="Arial" w:hAnsi="Arial" w:eastAsia="Times New Roman" w:cs="Arial"/>
+          <w:rFonts w:ascii="Arial" w:eastAsia="Times New Roman" w:hAnsi="Arial" w:cs="Arial"/>
           <w:lang w:eastAsia="en-US"/>
         </w:rPr>
         <w:fldChar w:fldCharType="begin"/>
       </w:r>
       <w:r>
         <w:rPr>
-          <w:rFonts w:ascii="Arial" w:hAnsi="Arial" w:eastAsia="Times New Roman" w:cs="Arial"/>
+          <w:rFonts w:ascii="Arial" w:eastAsia="Times New Roman" w:hAnsi="Arial" w:cs="Arial"/>
           <w:lang w:eastAsia="en-US"/>
         </w:rPr>
         <w:instrText xml:space="preserve"> TIME \@ "d. MMMM yyyy" </w:instrText>
       </w:r>
       <w:r>
         <w:rPr>
-          <w:rFonts w:ascii="Arial" w:hAnsi="Arial" w:eastAsia="Times New Roman" w:cs="Arial"/>
+          <w:rFonts w:ascii="Arial" w:eastAsia="Times New Roman" w:hAnsi="Arial" w:cs="Arial"/>
           <w:lang w:eastAsia="en-US"/>
         </w:rPr>
         <w:fldChar w:fldCharType="separate"/>
       </w:r>
       <w:r>
         <w:rPr>
-          <w:rFonts w:ascii="Arial" w:hAnsi="Arial" w:eastAsia="Times New Roman" w:cs="Arial"/>
+          <w:rFonts w:ascii="Arial" w:eastAsia="Times New Roman" w:hAnsi="Arial" w:cs="Arial"/>
           <w:noProof/>
           <w:lang w:eastAsia="en-US"/>
         </w:rPr>
-        <w:t>13. januar 2019</w:t>
-      </w:r>
-      <w:r>
-        <w:rPr>
-          <w:rFonts w:ascii="Arial" w:hAnsi="Arial" w:eastAsia="Times New Roman" w:cs="Arial"/>
+        <w:t>10. december 2019</w:t>
+      </w:r>
+      <w:r>
+        <w:rPr>
+          <w:rFonts w:ascii="Arial" w:eastAsia="Times New Roman" w:hAnsi="Arial" w:cs="Arial"/>
           <w:lang w:eastAsia="en-US"/>
         </w:rPr>
         <w:fldChar w:fldCharType="end"/>
@@ -101,8 +124,8 @@
     <w:p>
       <w:pPr>
         <w:tabs>
-          <w:tab w:val="left" w:pos="6521"/>
-          <w:tab w:val="left" w:pos="7513"/>
+          <w:tab w:val="left" w:pos="6237"/>
+          <w:tab w:val="left" w:pos="7371"/>
         </w:tabs>
         <w:overflowPunct w:val="0"/>
         <w:autoSpaceDE w:val="0"/>
@@ -111,30 +134,30 @@
         <w:spacing w:after="0" w:line="240" w:lineRule="auto"/>
         <w:textAlignment w:val="baseline"/>
         <w:rPr>
-          <w:rFonts w:ascii="Arial" w:hAnsi="Arial" w:eastAsia="Times New Roman" w:cs="Arial"/>
+          <w:rFonts w:ascii="Arial" w:eastAsia="Times New Roman" w:hAnsi="Arial" w:cs="Arial"/>
           <w:lang w:val="en-US" w:eastAsia="en-US"/>
         </w:rPr>
       </w:pPr>
       <w:sdt>
         <w:sdtPr>
           <w:rPr>
-            <w:rFonts w:ascii="Arial" w:hAnsi="Arial" w:eastAsia="Times New Roman" w:cs="Arial"/>
+            <w:rFonts w:ascii="Arial" w:eastAsia="Times New Roman" w:hAnsi="Arial" w:cs="Arial"/>
             <w:lang w:val="en-US" w:eastAsia="en-US"/>
           </w:rPr>
           <w:alias w:val="#Nav: /SVA_Regulations/OName2"/>
-          <w:tag w:val="#Nav: SVA Regulation Increase/50090"/>
+          <w:tag w:val="#Nav: SVA Regul. Increase Deposit/50028"/>
           <w:id w:val="-1591691422"/>
           <w:placeholder>
             <w:docPart w:val="DefaultPlaceholder_-1854013440"/>
           </w:placeholder>
-          <w:dataBinding w:prefixMappings="xmlns:ns0='urn:microsoft-dynamics-nav/reports/SVA Regulation Increase/50090/'" w:xpath="/ns0:NavWordReportXmlPart[1]/ns0:SVA_Regulations[1]/ns0:OName2[1]" w:storeItemID="{DB275D65-7904-43D6-8D89-0EDF341AE2BF}"/>
+          <w:dataBinding w:prefixMappings="xmlns:ns0='urn:microsoft-dynamics-nav/reports/SVA Regul. Increase Deposit/50028/'" w:xpath="/ns0:NavWordReportXmlPart[1]/ns0:SVA_Regulations[1]/ns0:OName2[1]" w:storeItemID="{DB4B7675-2392-4A85-BE54-F05B7FD642C5}"/>
           <w:text/>
         </w:sdtPr>
         <w:sdtEndPr/>
         <w:sdtContent>
           <w:r>
             <w:rPr>
-              <w:rFonts w:ascii="Arial" w:hAnsi="Arial" w:eastAsia="Times New Roman" w:cs="Arial"/>
+              <w:rFonts w:ascii="Arial" w:eastAsia="Times New Roman" w:hAnsi="Arial" w:cs="Arial"/>
               <w:lang w:val="en-US" w:eastAsia="en-US"/>
             </w:rPr>
             <w:t>OName2</w:t>
@@ -143,7 +166,7 @@
       </w:sdt>
       <w:r>
         <w:rPr>
-          <w:rFonts w:ascii="Arial" w:hAnsi="Arial" w:eastAsia="Times New Roman" w:cs="Arial"/>
+          <w:rFonts w:ascii="Arial" w:eastAsia="Times New Roman" w:hAnsi="Arial" w:cs="Arial"/>
           <w:lang w:val="en-US" w:eastAsia="en-US"/>
         </w:rPr>
         <w:tab/>
@@ -151,7 +174,7 @@
       <w:proofErr w:type="spellStart"/>
       <w:r>
         <w:rPr>
-          <w:rFonts w:ascii="Arial" w:hAnsi="Arial" w:eastAsia="Times New Roman" w:cs="Arial"/>
+          <w:rFonts w:ascii="Arial" w:eastAsia="Times New Roman" w:hAnsi="Arial" w:cs="Arial"/>
           <w:lang w:val="en-US" w:eastAsia="en-US"/>
         </w:rPr>
         <w:t>Lejemål</w:t>
@@ -159,14 +182,14 @@
       <w:proofErr w:type="spellEnd"/>
       <w:r>
         <w:rPr>
-          <w:rFonts w:ascii="Arial" w:hAnsi="Arial" w:eastAsia="Times New Roman" w:cs="Arial"/>
+          <w:rFonts w:ascii="Arial" w:eastAsia="Times New Roman" w:hAnsi="Arial" w:cs="Arial"/>
           <w:lang w:val="en-US" w:eastAsia="en-US"/>
         </w:rPr>
         <w:t>.:</w:t>
       </w:r>
       <w:r>
         <w:rPr>
-          <w:rFonts w:ascii="Arial" w:hAnsi="Arial" w:eastAsia="Times New Roman" w:cs="Arial"/>
+          <w:rFonts w:ascii="Arial" w:eastAsia="Times New Roman" w:hAnsi="Arial" w:cs="Arial"/>
           <w:lang w:val="en-US" w:eastAsia="en-US"/>
         </w:rPr>
         <w:tab/>
@@ -175,16 +198,16 @@
       <w:sdt>
         <w:sdtPr>
           <w:rPr>
-            <w:rFonts w:ascii="Arial" w:hAnsi="Arial" w:eastAsia="Times New Roman" w:cs="Arial"/>
+            <w:rFonts w:ascii="Arial" w:eastAsia="Times New Roman" w:hAnsi="Arial" w:cs="Arial"/>
             <w:lang w:val="en-US" w:eastAsia="en-US"/>
           </w:rPr>
           <w:alias w:val="#Nav: /SVA_Regulations/TenancyNo"/>
-          <w:tag w:val="#Nav: SVA Regulation Increase/50090"/>
+          <w:tag w:val="#Nav: SVA Regul. Increase Deposit/50028"/>
           <w:id w:val="800663584"/>
           <w:placeholder>
             <w:docPart w:val="DefaultPlaceholder_-1854013440"/>
           </w:placeholder>
-          <w:dataBinding w:prefixMappings="xmlns:ns0='urn:microsoft-dynamics-nav/reports/SVA Regulation Increase/50090/'" w:xpath="/ns0:NavWordReportXmlPart[1]/ns0:SVA_Regulations[1]/ns0:TenancyNo[1]" w:storeItemID="{DB275D65-7904-43D6-8D89-0EDF341AE2BF}"/>
+          <w:dataBinding w:prefixMappings="xmlns:ns0='urn:microsoft-dynamics-nav/reports/SVA Regul. Increase Deposit/50028/'" w:xpath="/ns0:NavWordReportXmlPart[1]/ns0:SVA_Regulations[1]/ns0:TenancyNo[1]" w:storeItemID="{DB4B7675-2392-4A85-BE54-F05B7FD642C5}"/>
           <w:text/>
         </w:sdtPr>
         <w:sdtEndPr/>
@@ -192,7 +215,7 @@
           <w:proofErr w:type="spellStart"/>
           <w:r>
             <w:rPr>
-              <w:rFonts w:ascii="Arial" w:hAnsi="Arial" w:eastAsia="Times New Roman" w:cs="Arial"/>
+              <w:rFonts w:ascii="Arial" w:eastAsia="Times New Roman" w:hAnsi="Arial" w:cs="Arial"/>
               <w:lang w:val="en-US" w:eastAsia="en-US"/>
             </w:rPr>
             <w:t>TenancyNo</w:t>
@@ -204,8 +227,8 @@
     <w:p>
       <w:pPr>
         <w:tabs>
-          <w:tab w:val="left" w:pos="6521"/>
-          <w:tab w:val="left" w:pos="7513"/>
+          <w:tab w:val="left" w:pos="6237"/>
+          <w:tab w:val="left" w:pos="7371"/>
         </w:tabs>
         <w:overflowPunct w:val="0"/>
         <w:autoSpaceDE w:val="0"/>
@@ -214,23 +237,23 @@
         <w:spacing w:after="0" w:line="240" w:lineRule="auto"/>
         <w:textAlignment w:val="baseline"/>
         <w:rPr>
-          <w:rFonts w:ascii="Arial" w:hAnsi="Arial" w:eastAsia="Times New Roman" w:cs="Arial"/>
+          <w:rFonts w:ascii="Arial" w:eastAsia="Times New Roman" w:hAnsi="Arial" w:cs="Arial"/>
           <w:lang w:val="en-US" w:eastAsia="en-US"/>
         </w:rPr>
       </w:pPr>
       <w:sdt>
         <w:sdtPr>
           <w:rPr>
-            <w:rFonts w:ascii="Arial" w:hAnsi="Arial" w:eastAsia="Times New Roman" w:cs="Arial"/>
+            <w:rFonts w:ascii="Arial" w:eastAsia="Times New Roman" w:hAnsi="Arial" w:cs="Arial"/>
             <w:lang w:val="en-US" w:eastAsia="en-US"/>
           </w:rPr>
           <w:alias w:val="#Nav: /SVA_Regulations/OAddress"/>
-          <w:tag w:val="#Nav: SVA Regulation Increase/50090"/>
+          <w:tag w:val="#Nav: SVA Regul. Increase Deposit/50028"/>
           <w:id w:val="-1602953364"/>
           <w:placeholder>
             <w:docPart w:val="DefaultPlaceholder_-1854013440"/>
           </w:placeholder>
-          <w:dataBinding w:prefixMappings="xmlns:ns0='urn:microsoft-dynamics-nav/reports/SVA Regulation Increase/50090/'" w:xpath="/ns0:NavWordReportXmlPart[1]/ns0:SVA_Regulations[1]/ns0:OAddress[1]" w:storeItemID="{DB275D65-7904-43D6-8D89-0EDF341AE2BF}"/>
+          <w:dataBinding w:prefixMappings="xmlns:ns0='urn:microsoft-dynamics-nav/reports/SVA Regul. Increase Deposit/50028/'" w:xpath="/ns0:NavWordReportXmlPart[1]/ns0:SVA_Regulations[1]/ns0:OAddress[1]" w:storeItemID="{DB4B7675-2392-4A85-BE54-F05B7FD642C5}"/>
           <w:text/>
         </w:sdtPr>
         <w:sdtEndPr/>
@@ -238,7 +261,7 @@
           <w:proofErr w:type="spellStart"/>
           <w:r>
             <w:rPr>
-              <w:rFonts w:ascii="Arial" w:hAnsi="Arial" w:eastAsia="Times New Roman" w:cs="Arial"/>
+              <w:rFonts w:ascii="Arial" w:eastAsia="Times New Roman" w:hAnsi="Arial" w:cs="Arial"/>
               <w:lang w:val="en-US" w:eastAsia="en-US"/>
             </w:rPr>
             <w:t>OAddress</w:t>
@@ -248,7 +271,7 @@
       </w:sdt>
       <w:r>
         <w:rPr>
-          <w:rFonts w:ascii="Arial" w:hAnsi="Arial" w:eastAsia="Times New Roman" w:cs="Arial"/>
+          <w:rFonts w:ascii="Arial" w:eastAsia="Times New Roman" w:hAnsi="Arial" w:cs="Arial"/>
           <w:lang w:val="en-US" w:eastAsia="en-US"/>
         </w:rPr>
         <w:tab/>
@@ -256,7 +279,7 @@
       <w:proofErr w:type="spellStart"/>
       <w:r>
         <w:rPr>
-          <w:rFonts w:ascii="Arial" w:hAnsi="Arial" w:eastAsia="Times New Roman" w:cs="Arial"/>
+          <w:rFonts w:ascii="Arial" w:eastAsia="Times New Roman" w:hAnsi="Arial" w:cs="Arial"/>
           <w:lang w:val="en-US" w:eastAsia="en-US"/>
         </w:rPr>
         <w:t>Kontrakt</w:t>
@@ -264,14 +287,14 @@
       <w:proofErr w:type="spellEnd"/>
       <w:r>
         <w:rPr>
-          <w:rFonts w:ascii="Arial" w:hAnsi="Arial" w:eastAsia="Times New Roman" w:cs="Arial"/>
+          <w:rFonts w:ascii="Arial" w:eastAsia="Times New Roman" w:hAnsi="Arial" w:cs="Arial"/>
           <w:lang w:val="en-US" w:eastAsia="en-US"/>
         </w:rPr>
         <w:t>:</w:t>
       </w:r>
       <w:r>
         <w:rPr>
-          <w:rFonts w:ascii="Arial" w:hAnsi="Arial" w:eastAsia="Times New Roman" w:cs="Arial"/>
+          <w:rFonts w:ascii="Arial" w:eastAsia="Times New Roman" w:hAnsi="Arial" w:cs="Arial"/>
           <w:lang w:val="en-US" w:eastAsia="en-US"/>
         </w:rPr>
         <w:tab/>
@@ -280,16 +303,16 @@
       <w:sdt>
         <w:sdtPr>
           <w:rPr>
-            <w:rFonts w:ascii="Arial" w:hAnsi="Arial" w:eastAsia="Times New Roman" w:cs="Arial"/>
+            <w:rFonts w:ascii="Arial" w:eastAsia="Times New Roman" w:hAnsi="Arial" w:cs="Arial"/>
             <w:lang w:val="en-US" w:eastAsia="en-US"/>
           </w:rPr>
           <w:alias w:val="#Nav: /SVA_Regulations/Onumber"/>
-          <w:tag w:val="#Nav: SVA Regulation Increase/50090"/>
+          <w:tag w:val="#Nav: SVA Regul. Increase Deposit/50028"/>
           <w:id w:val="1540633193"/>
           <w:placeholder>
             <w:docPart w:val="DefaultPlaceholder_-1854013440"/>
           </w:placeholder>
-          <w:dataBinding w:prefixMappings="xmlns:ns0='urn:microsoft-dynamics-nav/reports/SVA Regulation Increase/50090/'" w:xpath="/ns0:NavWordReportXmlPart[1]/ns0:SVA_Regulations[1]/ns0:Onumber[1]" w:storeItemID="{DB275D65-7904-43D6-8D89-0EDF341AE2BF}"/>
+          <w:dataBinding w:prefixMappings="xmlns:ns0='urn:microsoft-dynamics-nav/reports/SVA Regul. Increase Deposit/50028/'" w:xpath="/ns0:NavWordReportXmlPart[1]/ns0:SVA_Regulations[1]/ns0:Onumber[1]" w:storeItemID="{DB4B7675-2392-4A85-BE54-F05B7FD642C5}"/>
           <w:text/>
         </w:sdtPr>
         <w:sdtEndPr/>
@@ -297,7 +320,7 @@
           <w:proofErr w:type="spellStart"/>
           <w:r>
             <w:rPr>
-              <w:rFonts w:ascii="Arial" w:hAnsi="Arial" w:eastAsia="Times New Roman" w:cs="Arial"/>
+              <w:rFonts w:ascii="Arial" w:eastAsia="Times New Roman" w:hAnsi="Arial" w:cs="Arial"/>
               <w:lang w:val="en-US" w:eastAsia="en-US"/>
             </w:rPr>
             <w:t>Onumber</w:t>
@@ -309,8 +332,8 @@
     <w:p>
       <w:pPr>
         <w:tabs>
-          <w:tab w:val="left" w:pos="6521"/>
-          <w:tab w:val="left" w:pos="7513"/>
+          <w:tab w:val="left" w:pos="6237"/>
+          <w:tab w:val="left" w:pos="7371"/>
         </w:tabs>
         <w:overflowPunct w:val="0"/>
         <w:autoSpaceDE w:val="0"/>
@@ -319,30 +342,30 @@
         <w:spacing w:after="0" w:line="240" w:lineRule="auto"/>
         <w:textAlignment w:val="baseline"/>
         <w:rPr>
-          <w:rFonts w:ascii="Arial" w:hAnsi="Arial" w:eastAsia="Times New Roman" w:cs="Arial"/>
+          <w:rFonts w:ascii="Arial" w:eastAsia="Times New Roman" w:hAnsi="Arial" w:cs="Arial"/>
           <w:lang w:val="en-US" w:eastAsia="en-US"/>
         </w:rPr>
       </w:pPr>
       <w:sdt>
         <w:sdtPr>
           <w:rPr>
-            <w:rFonts w:ascii="Arial" w:hAnsi="Arial" w:eastAsia="Times New Roman" w:cs="Arial"/>
+            <w:rFonts w:ascii="Arial" w:eastAsia="Times New Roman" w:hAnsi="Arial" w:cs="Arial"/>
             <w:lang w:val="en-US" w:eastAsia="en-US"/>
           </w:rPr>
           <w:alias w:val="#Nav: /SVA_Regulations/OAddress2"/>
-          <w:tag w:val="#Nav: SVA Regulation Increase/50090"/>
+          <w:tag w:val="#Nav: SVA Regul. Increase Deposit/50028"/>
           <w:id w:val="-1920631588"/>
           <w:placeholder>
             <w:docPart w:val="DefaultPlaceholder_-1854013440"/>
           </w:placeholder>
-          <w:dataBinding w:prefixMappings="xmlns:ns0='urn:microsoft-dynamics-nav/reports/SVA Regulation Increase/50090/'" w:xpath="/ns0:NavWordReportXmlPart[1]/ns0:SVA_Regulations[1]/ns0:OAddress2[1]" w:storeItemID="{DB275D65-7904-43D6-8D89-0EDF341AE2BF}"/>
+          <w:dataBinding w:prefixMappings="xmlns:ns0='urn:microsoft-dynamics-nav/reports/SVA Regul. Increase Deposit/50028/'" w:xpath="/ns0:NavWordReportXmlPart[1]/ns0:SVA_Regulations[1]/ns0:OAddress2[1]" w:storeItemID="{DB4B7675-2392-4A85-BE54-F05B7FD642C5}"/>
           <w:text/>
         </w:sdtPr>
         <w:sdtEndPr/>
         <w:sdtContent>
           <w:r>
             <w:rPr>
-              <w:rFonts w:ascii="Arial" w:hAnsi="Arial" w:eastAsia="Times New Roman" w:cs="Arial"/>
+              <w:rFonts w:ascii="Arial" w:eastAsia="Times New Roman" w:hAnsi="Arial" w:cs="Arial"/>
               <w:lang w:val="en-US" w:eastAsia="en-US"/>
             </w:rPr>
             <w:t>OAddress2</w:t>
@@ -351,7 +374,7 @@
       </w:sdt>
       <w:r>
         <w:rPr>
-          <w:rFonts w:ascii="Arial" w:hAnsi="Arial" w:eastAsia="Times New Roman" w:cs="Arial"/>
+          <w:rFonts w:ascii="Arial" w:eastAsia="Times New Roman" w:hAnsi="Arial" w:cs="Arial"/>
           <w:lang w:val="en-US" w:eastAsia="en-US"/>
         </w:rPr>
         <w:tab/>
@@ -359,30 +382,34 @@
     </w:p>
     <w:p>
       <w:pPr>
-        <w:overflowPunct w:val="0"/>
-        <w:autoSpaceDE w:val="0"/>
-        <w:autoSpaceDN w:val="0"/>
-        <w:adjustRightInd w:val="0"/>
-        <w:spacing w:after="0" w:line="240" w:lineRule="auto"/>
-        <w:textAlignment w:val="baseline"/>
-        <w:rPr>
-          <w:rFonts w:ascii="Arial" w:hAnsi="Arial" w:eastAsia="Times New Roman" w:cs="Arial"/>
+        <w:tabs>
+          <w:tab w:val="left" w:pos="6237"/>
+          <w:tab w:val="left" w:pos="7371"/>
+        </w:tabs>
+        <w:overflowPunct w:val="0"/>
+        <w:autoSpaceDE w:val="0"/>
+        <w:autoSpaceDN w:val="0"/>
+        <w:adjustRightInd w:val="0"/>
+        <w:spacing w:after="0" w:line="240" w:lineRule="auto"/>
+        <w:textAlignment w:val="baseline"/>
+        <w:rPr>
+          <w:rFonts w:ascii="Arial" w:eastAsia="Times New Roman" w:hAnsi="Arial" w:cs="Arial"/>
           <w:lang w:val="en-US" w:eastAsia="en-US"/>
         </w:rPr>
       </w:pPr>
       <w:sdt>
         <w:sdtPr>
           <w:rPr>
-            <w:rFonts w:ascii="Arial" w:hAnsi="Arial" w:eastAsia="Times New Roman" w:cs="Arial"/>
+            <w:rFonts w:ascii="Arial" w:eastAsia="Times New Roman" w:hAnsi="Arial" w:cs="Arial"/>
             <w:lang w:val="en-US" w:eastAsia="en-US"/>
           </w:rPr>
           <w:alias w:val="#Nav: /SVA_Regulations/OPostcode"/>
-          <w:tag w:val="#Nav: SVA Regulation Increase/50090"/>
+          <w:tag w:val="#Nav: SVA Regul. Increase Deposit/50028"/>
           <w:id w:val="1818374645"/>
           <w:placeholder>
             <w:docPart w:val="DefaultPlaceholder_-1854013440"/>
           </w:placeholder>
-          <w:dataBinding w:prefixMappings="xmlns:ns0='urn:microsoft-dynamics-nav/reports/SVA Regulation Increase/50090/'" w:xpath="/ns0:NavWordReportXmlPart[1]/ns0:SVA_Regulations[1]/ns0:OPostcode[1]" w:storeItemID="{DB275D65-7904-43D6-8D89-0EDF341AE2BF}"/>
+          <w:dataBinding w:prefixMappings="xmlns:ns0='urn:microsoft-dynamics-nav/reports/SVA Regul. Increase Deposit/50028/'" w:xpath="/ns0:NavWordReportXmlPart[1]/ns0:SVA_Regulations[1]/ns0:OPostcode[1]" w:storeItemID="{DB4B7675-2392-4A85-BE54-F05B7FD642C5}"/>
           <w:text/>
         </w:sdtPr>
         <w:sdtEndPr/>
@@ -390,7 +417,7 @@
           <w:proofErr w:type="spellStart"/>
           <w:r>
             <w:rPr>
-              <w:rFonts w:ascii="Arial" w:hAnsi="Arial" w:eastAsia="Times New Roman" w:cs="Arial"/>
+              <w:rFonts w:ascii="Arial" w:eastAsia="Times New Roman" w:hAnsi="Arial" w:cs="Arial"/>
               <w:lang w:val="en-US" w:eastAsia="en-US"/>
             </w:rPr>
             <w:t>OPostcode</w:t>
@@ -400,7 +427,7 @@
       </w:sdt>
       <w:r>
         <w:rPr>
-          <w:rFonts w:ascii="Arial" w:hAnsi="Arial" w:eastAsia="Times New Roman" w:cs="Arial"/>
+          <w:rFonts w:ascii="Arial" w:eastAsia="Times New Roman" w:hAnsi="Arial" w:cs="Arial"/>
           <w:lang w:val="en-US" w:eastAsia="en-US"/>
         </w:rPr>
         <w:t xml:space="preserve">  </w:t>
@@ -408,16 +435,16 @@
       <w:sdt>
         <w:sdtPr>
           <w:rPr>
-            <w:rFonts w:ascii="Arial" w:hAnsi="Arial" w:eastAsia="Times New Roman" w:cs="Arial"/>
+            <w:rFonts w:ascii="Arial" w:eastAsia="Times New Roman" w:hAnsi="Arial" w:cs="Arial"/>
             <w:lang w:val="en-US" w:eastAsia="en-US"/>
           </w:rPr>
           <w:alias w:val="#Nav: /SVA_Regulations/OCity"/>
-          <w:tag w:val="#Nav: SVA Regulation Increase/50090"/>
+          <w:tag w:val="#Nav: SVA Regul. Increase Deposit/50028"/>
           <w:id w:val="-1035724279"/>
           <w:placeholder>
             <w:docPart w:val="DefaultPlaceholder_-1854013440"/>
           </w:placeholder>
-          <w:dataBinding w:prefixMappings="xmlns:ns0='urn:microsoft-dynamics-nav/reports/SVA Regulation Increase/50090/'" w:xpath="/ns0:NavWordReportXmlPart[1]/ns0:SVA_Regulations[1]/ns0:OCity[1]" w:storeItemID="{DB275D65-7904-43D6-8D89-0EDF341AE2BF}"/>
+          <w:dataBinding w:prefixMappings="xmlns:ns0='urn:microsoft-dynamics-nav/reports/SVA Regul. Increase Deposit/50028/'" w:xpath="/ns0:NavWordReportXmlPart[1]/ns0:SVA_Regulations[1]/ns0:OCity[1]" w:storeItemID="{DB4B7675-2392-4A85-BE54-F05B7FD642C5}"/>
           <w:text/>
         </w:sdtPr>
         <w:sdtEndPr/>
@@ -425,7 +452,7 @@
           <w:proofErr w:type="spellStart"/>
           <w:r>
             <w:rPr>
-              <w:rFonts w:ascii="Arial" w:hAnsi="Arial" w:eastAsia="Times New Roman" w:cs="Arial"/>
+              <w:rFonts w:ascii="Arial" w:eastAsia="Times New Roman" w:hAnsi="Arial" w:cs="Arial"/>
               <w:lang w:val="en-US" w:eastAsia="en-US"/>
             </w:rPr>
             <w:t>OCity</w:t>
@@ -436,28 +463,33 @@
     </w:p>
     <w:p>
       <w:pPr>
-        <w:overflowPunct w:val="0"/>
-        <w:autoSpaceDE w:val="0"/>
-        <w:autoSpaceDN w:val="0"/>
-        <w:adjustRightInd w:val="0"/>
-        <w:spacing w:after="0" w:line="240" w:lineRule="auto"/>
-        <w:textAlignment w:val="baseline"/>
-        <w:rPr>
-          <w:rFonts w:ascii="Arial" w:hAnsi="Arial" w:eastAsia="Times New Roman" w:cs="Arial"/>
+        <w:tabs>
+          <w:tab w:val="left" w:pos="6237"/>
+          <w:tab w:val="left" w:pos="7371"/>
+        </w:tabs>
+        <w:overflowPunct w:val="0"/>
+        <w:autoSpaceDE w:val="0"/>
+        <w:autoSpaceDN w:val="0"/>
+        <w:adjustRightInd w:val="0"/>
+        <w:spacing w:after="0" w:line="240" w:lineRule="auto"/>
+        <w:textAlignment w:val="baseline"/>
+        <w:rPr>
+          <w:rFonts w:ascii="Arial" w:eastAsia="Times New Roman" w:hAnsi="Arial" w:cs="Arial"/>
           <w:lang w:val="en-US" w:eastAsia="en-US"/>
         </w:rPr>
       </w:pPr>
     </w:p>
-    <w:p>
-      <w:pPr>
-        <w:overflowPunct w:val="0"/>
-        <w:autoSpaceDE w:val="0"/>
-        <w:autoSpaceDN w:val="0"/>
-        <w:adjustRightInd w:val="0"/>
-        <w:spacing w:after="0" w:line="240" w:lineRule="auto"/>
-        <w:textAlignment w:val="baseline"/>
-        <w:rPr>
-          <w:rFonts w:ascii="Arial" w:hAnsi="Arial" w:eastAsia="Times New Roman" w:cs="Arial"/>
+    <w:bookmarkEnd w:id="0"/>
+    <w:p>
+      <w:pPr>
+        <w:overflowPunct w:val="0"/>
+        <w:autoSpaceDE w:val="0"/>
+        <w:autoSpaceDN w:val="0"/>
+        <w:adjustRightInd w:val="0"/>
+        <w:spacing w:after="0" w:line="240" w:lineRule="auto"/>
+        <w:textAlignment w:val="baseline"/>
+        <w:rPr>
+          <w:rFonts w:ascii="Arial" w:eastAsia="Times New Roman" w:hAnsi="Arial" w:cs="Arial"/>
           <w:b/>
           <w:lang w:val="en-US" w:eastAsia="en-US"/>
         </w:rPr>
@@ -472,7 +504,7 @@
         <w:spacing w:after="0" w:line="240" w:lineRule="auto"/>
         <w:textAlignment w:val="baseline"/>
         <w:rPr>
-          <w:rFonts w:ascii="Arial" w:hAnsi="Arial" w:eastAsia="Times New Roman" w:cs="Arial"/>
+          <w:rFonts w:ascii="Arial" w:eastAsia="Times New Roman" w:hAnsi="Arial" w:cs="Arial"/>
           <w:b/>
           <w:lang w:val="en-US" w:eastAsia="en-US"/>
         </w:rPr>
@@ -487,14 +519,14 @@
         <w:spacing w:after="0" w:line="240" w:lineRule="auto"/>
         <w:textAlignment w:val="baseline"/>
         <w:rPr>
-          <w:rFonts w:ascii="Arial" w:hAnsi="Arial" w:eastAsia="Times New Roman" w:cs="Arial"/>
+          <w:rFonts w:ascii="Arial" w:eastAsia="Times New Roman" w:hAnsi="Arial" w:cs="Arial"/>
           <w:b/>
           <w:lang w:eastAsia="en-US"/>
         </w:rPr>
       </w:pPr>
       <w:r>
         <w:rPr>
-          <w:rFonts w:ascii="Arial" w:hAnsi="Arial" w:eastAsia="Times New Roman" w:cs="Arial"/>
+          <w:rFonts w:ascii="Arial" w:eastAsia="Times New Roman" w:hAnsi="Arial" w:cs="Arial"/>
           <w:b/>
           <w:lang w:eastAsia="en-US"/>
         </w:rPr>
@@ -503,24 +535,24 @@
       <w:sdt>
         <w:sdtPr>
           <w:rPr>
-            <w:rFonts w:ascii="Arial" w:hAnsi="Arial" w:eastAsia="Times New Roman" w:cs="Arial"/>
+            <w:rFonts w:ascii="Arial" w:eastAsia="Times New Roman" w:hAnsi="Arial" w:cs="Arial"/>
             <w:b/>
             <w:lang w:eastAsia="en-US"/>
           </w:rPr>
           <w:alias w:val="#Nav: /SVA_Regulations/TAddress1"/>
-          <w:tag w:val="#Nav: SVA Regulation Increase/50090"/>
+          <w:tag w:val="#Nav: SVA Regul. Increase Deposit/50028"/>
           <w:id w:val="535703250"/>
           <w:placeholder>
             <w:docPart w:val="DefaultPlaceholder_-1854013440"/>
           </w:placeholder>
-          <w:dataBinding w:prefixMappings="xmlns:ns0='urn:microsoft-dynamics-nav/reports/SVA Regulation Increase/50090/'" w:xpath="/ns0:NavWordReportXmlPart[1]/ns0:SVA_Regulations[1]/ns0:TAddress1[1]" w:storeItemID="{DB275D65-7904-43D6-8D89-0EDF341AE2BF}"/>
+          <w:dataBinding w:prefixMappings="xmlns:ns0='urn:microsoft-dynamics-nav/reports/SVA Regul. Increase Deposit/50028/'" w:xpath="/ns0:NavWordReportXmlPart[1]/ns0:SVA_Regulations[1]/ns0:TAddress1[1]" w:storeItemID="{DB4B7675-2392-4A85-BE54-F05B7FD642C5}"/>
           <w:text/>
         </w:sdtPr>
         <w:sdtEndPr/>
         <w:sdtContent>
           <w:r>
             <w:rPr>
-              <w:rFonts w:ascii="Arial" w:hAnsi="Arial" w:eastAsia="Times New Roman" w:cs="Arial"/>
+              <w:rFonts w:ascii="Arial" w:eastAsia="Times New Roman" w:hAnsi="Arial" w:cs="Arial"/>
               <w:b/>
               <w:lang w:eastAsia="en-US"/>
             </w:rPr>
@@ -530,7 +562,7 @@
       </w:sdt>
       <w:r>
         <w:rPr>
-          <w:rFonts w:ascii="Arial" w:hAnsi="Arial" w:eastAsia="Times New Roman" w:cs="Arial"/>
+          <w:rFonts w:ascii="Arial" w:eastAsia="Times New Roman" w:hAnsi="Arial" w:cs="Arial"/>
           <w:b/>
           <w:lang w:eastAsia="en-US"/>
         </w:rPr>
@@ -539,17 +571,17 @@
       <w:sdt>
         <w:sdtPr>
           <w:rPr>
-            <w:rFonts w:ascii="Arial" w:hAnsi="Arial" w:eastAsia="Times New Roman" w:cs="Arial"/>
+            <w:rFonts w:ascii="Arial" w:eastAsia="Times New Roman" w:hAnsi="Arial" w:cs="Arial"/>
             <w:b/>
             <w:lang w:eastAsia="en-US"/>
           </w:rPr>
           <w:alias w:val="#Nav: /SVA_Regulations/TPostcode"/>
-          <w:tag w:val="#Nav: SVA Regulation Increase/50090"/>
+          <w:tag w:val="#Nav: SVA Regul. Increase Deposit/50028"/>
           <w:id w:val="2011164792"/>
           <w:placeholder>
             <w:docPart w:val="DefaultPlaceholder_-1854013440"/>
           </w:placeholder>
-          <w:dataBinding w:prefixMappings="xmlns:ns0='urn:microsoft-dynamics-nav/reports/SVA Regulation Increase/50090/'" w:xpath="/ns0:NavWordReportXmlPart[1]/ns0:SVA_Regulations[1]/ns0:TPostcode[1]" w:storeItemID="{DB275D65-7904-43D6-8D89-0EDF341AE2BF}"/>
+          <w:dataBinding w:prefixMappings="xmlns:ns0='urn:microsoft-dynamics-nav/reports/SVA Regul. Increase Deposit/50028/'" w:xpath="/ns0:NavWordReportXmlPart[1]/ns0:SVA_Regulations[1]/ns0:TPostcode[1]" w:storeItemID="{DB4B7675-2392-4A85-BE54-F05B7FD642C5}"/>
           <w:text/>
         </w:sdtPr>
         <w:sdtEndPr/>
@@ -557,7 +589,7 @@
           <w:proofErr w:type="spellStart"/>
           <w:r>
             <w:rPr>
-              <w:rFonts w:ascii="Arial" w:hAnsi="Arial" w:eastAsia="Times New Roman" w:cs="Arial"/>
+              <w:rFonts w:ascii="Arial" w:eastAsia="Times New Roman" w:hAnsi="Arial" w:cs="Arial"/>
               <w:b/>
               <w:lang w:eastAsia="en-US"/>
             </w:rPr>
@@ -568,7 +600,7 @@
       </w:sdt>
       <w:r>
         <w:rPr>
-          <w:rFonts w:ascii="Arial" w:hAnsi="Arial" w:eastAsia="Times New Roman" w:cs="Arial"/>
+          <w:rFonts w:ascii="Arial" w:eastAsia="Times New Roman" w:hAnsi="Arial" w:cs="Arial"/>
           <w:b/>
           <w:lang w:eastAsia="en-US"/>
         </w:rPr>
@@ -577,17 +609,17 @@
       <w:sdt>
         <w:sdtPr>
           <w:rPr>
-            <w:rFonts w:ascii="Arial" w:hAnsi="Arial" w:eastAsia="Times New Roman" w:cs="Arial"/>
+            <w:rFonts w:ascii="Arial" w:eastAsia="Times New Roman" w:hAnsi="Arial" w:cs="Arial"/>
             <w:b/>
             <w:lang w:eastAsia="en-US"/>
           </w:rPr>
           <w:alias w:val="#Nav: /SVA_Regulations/TCity"/>
-          <w:tag w:val="#Nav: SVA Regulation Increase/50090"/>
+          <w:tag w:val="#Nav: SVA Regul. Increase Deposit/50028"/>
           <w:id w:val="-1676951733"/>
           <w:placeholder>
             <w:docPart w:val="DefaultPlaceholder_-1854013440"/>
           </w:placeholder>
-          <w:dataBinding w:prefixMappings="xmlns:ns0='urn:microsoft-dynamics-nav/reports/SVA Regulation Increase/50090/'" w:xpath="/ns0:NavWordReportXmlPart[1]/ns0:SVA_Regulations[1]/ns0:TCity[1]" w:storeItemID="{DB275D65-7904-43D6-8D89-0EDF341AE2BF}"/>
+          <w:dataBinding w:prefixMappings="xmlns:ns0='urn:microsoft-dynamics-nav/reports/SVA Regul. Increase Deposit/50028/'" w:xpath="/ns0:NavWordReportXmlPart[1]/ns0:SVA_Regulations[1]/ns0:TCity[1]" w:storeItemID="{DB4B7675-2392-4A85-BE54-F05B7FD642C5}"/>
           <w:text/>
         </w:sdtPr>
         <w:sdtEndPr/>
@@ -595,7 +627,7 @@
           <w:proofErr w:type="spellStart"/>
           <w:r>
             <w:rPr>
-              <w:rFonts w:ascii="Arial" w:hAnsi="Arial" w:eastAsia="Times New Roman" w:cs="Arial"/>
+              <w:rFonts w:ascii="Arial" w:eastAsia="Times New Roman" w:hAnsi="Arial" w:cs="Arial"/>
               <w:b/>
               <w:lang w:eastAsia="en-US"/>
             </w:rPr>
@@ -614,7 +646,7 @@
         <w:spacing w:after="0" w:line="240" w:lineRule="auto"/>
         <w:textAlignment w:val="baseline"/>
         <w:rPr>
-          <w:rFonts w:ascii="Arial" w:hAnsi="Arial" w:eastAsia="Times New Roman" w:cs="Arial"/>
+          <w:rFonts w:ascii="Arial" w:eastAsia="Times New Roman" w:hAnsi="Arial" w:cs="Arial"/>
           <w:b/>
           <w:lang w:eastAsia="en-US"/>
         </w:rPr>
@@ -629,34 +661,34 @@
         <w:spacing w:after="0" w:line="240" w:lineRule="auto"/>
         <w:textAlignment w:val="baseline"/>
         <w:rPr>
-          <w:rFonts w:ascii="Arial" w:hAnsi="Arial" w:eastAsia="Times New Roman" w:cs="Arial"/>
-          <w:lang w:eastAsia="en-US"/>
-        </w:rPr>
-      </w:pPr>
-      <w:r>
-        <w:rPr>
-          <w:rFonts w:ascii="Arial" w:hAnsi="Arial" w:eastAsia="Times New Roman" w:cs="Arial"/>
+          <w:rFonts w:ascii="Arial" w:eastAsia="Times New Roman" w:hAnsi="Arial" w:cs="Arial"/>
+          <w:lang w:eastAsia="en-US"/>
+        </w:rPr>
+      </w:pPr>
+      <w:r>
+        <w:rPr>
+          <w:rFonts w:ascii="Arial" w:eastAsia="Times New Roman" w:hAnsi="Arial" w:cs="Arial"/>
           <w:lang w:eastAsia="en-US"/>
         </w:rPr>
         <w:t>Med henvisning til bestemmelser i lejekontrakten</w:t>
       </w:r>
       <w:r>
         <w:rPr>
-          <w:rFonts w:ascii="Arial" w:hAnsi="Arial" w:eastAsia="Times New Roman" w:cs="Arial"/>
+          <w:rFonts w:ascii="Arial" w:eastAsia="Times New Roman" w:hAnsi="Arial" w:cs="Arial"/>
           <w:lang w:eastAsia="en-US"/>
         </w:rPr>
         <w:t>,</w:t>
       </w:r>
       <w:r>
         <w:rPr>
-          <w:rFonts w:ascii="Arial" w:hAnsi="Arial" w:eastAsia="Times New Roman" w:cs="Arial"/>
+          <w:rFonts w:ascii="Arial" w:eastAsia="Times New Roman" w:hAnsi="Arial" w:cs="Arial"/>
           <w:lang w:eastAsia="en-US"/>
         </w:rPr>
         <w:t xml:space="preserve"> varsles hermed lejeregulering</w:t>
       </w:r>
       <w:r>
         <w:rPr>
-          <w:rFonts w:ascii="Arial" w:hAnsi="Arial" w:eastAsia="Times New Roman" w:cs="Arial"/>
+          <w:rFonts w:ascii="Arial" w:eastAsia="Times New Roman" w:hAnsi="Arial" w:cs="Arial"/>
           <w:lang w:eastAsia="en-US"/>
         </w:rPr>
         <w:t xml:space="preserve">. </w:t>
@@ -674,27 +706,27 @@
         <w:spacing w:after="0" w:line="240" w:lineRule="auto"/>
         <w:textAlignment w:val="baseline"/>
         <w:rPr>
-          <w:rFonts w:ascii="Arial" w:hAnsi="Arial" w:eastAsia="Times New Roman" w:cs="Arial"/>
-          <w:lang w:eastAsia="en-US"/>
-        </w:rPr>
-      </w:pPr>
-    </w:p>
-    <w:p>
-      <w:pPr>
-        <w:overflowPunct w:val="0"/>
-        <w:autoSpaceDE w:val="0"/>
-        <w:autoSpaceDN w:val="0"/>
-        <w:adjustRightInd w:val="0"/>
-        <w:spacing w:after="0" w:line="240" w:lineRule="auto"/>
-        <w:textAlignment w:val="baseline"/>
-        <w:rPr>
-          <w:rFonts w:ascii="Arial" w:hAnsi="Arial" w:eastAsia="Times New Roman" w:cs="Arial"/>
-          <w:lang w:eastAsia="en-US"/>
-        </w:rPr>
-      </w:pPr>
-      <w:r>
-        <w:rPr>
-          <w:rFonts w:ascii="Arial" w:hAnsi="Arial" w:eastAsia="Times New Roman" w:cs="Arial"/>
+          <w:rFonts w:ascii="Arial" w:eastAsia="Times New Roman" w:hAnsi="Arial" w:cs="Arial"/>
+          <w:lang w:eastAsia="en-US"/>
+        </w:rPr>
+      </w:pPr>
+    </w:p>
+    <w:p>
+      <w:pPr>
+        <w:overflowPunct w:val="0"/>
+        <w:autoSpaceDE w:val="0"/>
+        <w:autoSpaceDN w:val="0"/>
+        <w:adjustRightInd w:val="0"/>
+        <w:spacing w:after="0" w:line="240" w:lineRule="auto"/>
+        <w:textAlignment w:val="baseline"/>
+        <w:rPr>
+          <w:rFonts w:ascii="Arial" w:eastAsia="Times New Roman" w:hAnsi="Arial" w:cs="Arial"/>
+          <w:lang w:eastAsia="en-US"/>
+        </w:rPr>
+      </w:pPr>
+      <w:r>
+        <w:rPr>
+          <w:rFonts w:ascii="Arial" w:eastAsia="Times New Roman" w:hAnsi="Arial" w:cs="Arial"/>
           <w:lang w:eastAsia="en-US"/>
         </w:rPr>
         <w:t xml:space="preserve">Stigningen i den årlige leje udgør </w:t>
@@ -702,16 +734,16 @@
       <w:sdt>
         <w:sdtPr>
           <w:rPr>
-            <w:rFonts w:ascii="Arial" w:hAnsi="Arial" w:eastAsia="Times New Roman" w:cs="Arial"/>
+            <w:rFonts w:ascii="Arial" w:eastAsia="Times New Roman" w:hAnsi="Arial" w:cs="Arial"/>
             <w:lang w:eastAsia="en-US"/>
           </w:rPr>
           <w:alias w:val="#Nav: /SVA_Regulations/ActualRegulation"/>
-          <w:tag w:val="#Nav: SVA Regulation Increase/50090"/>
+          <w:tag w:val="#Nav: SVA Regul. Increase Deposit/50028"/>
           <w:id w:val="-1042897227"/>
           <w:placeholder>
             <w:docPart w:val="DefaultPlaceholder_-1854013440"/>
           </w:placeholder>
-          <w:dataBinding w:prefixMappings="xmlns:ns0='urn:microsoft-dynamics-nav/reports/SVA Regulation Increase/50090/'" w:xpath="/ns0:NavWordReportXmlPart[1]/ns0:SVA_Regulations[1]/ns0:ActualRegulation[1]" w:storeItemID="{DB275D65-7904-43D6-8D89-0EDF341AE2BF}"/>
+          <w:dataBinding w:prefixMappings="xmlns:ns0='urn:microsoft-dynamics-nav/reports/SVA Regul. Increase Deposit/50028/'" w:xpath="/ns0:NavWordReportXmlPart[1]/ns0:SVA_Regulations[1]/ns0:ActualRegulation[1]" w:storeItemID="{DB4B7675-2392-4A85-BE54-F05B7FD642C5}"/>
           <w:text/>
         </w:sdtPr>
         <w:sdtEndPr/>
@@ -719,7 +751,7 @@
           <w:proofErr w:type="spellStart"/>
           <w:r>
             <w:rPr>
-              <w:rFonts w:ascii="Arial" w:hAnsi="Arial" w:eastAsia="Times New Roman" w:cs="Arial"/>
+              <w:rFonts w:ascii="Arial" w:eastAsia="Times New Roman" w:hAnsi="Arial" w:cs="Arial"/>
               <w:lang w:eastAsia="en-US"/>
             </w:rPr>
             <w:t>ActualRegulation</w:t>
@@ -729,7 +761,7 @@
       </w:sdt>
       <w:r>
         <w:rPr>
-          <w:rFonts w:ascii="Arial" w:hAnsi="Arial" w:eastAsia="Times New Roman" w:cs="Arial"/>
+          <w:rFonts w:ascii="Arial" w:eastAsia="Times New Roman" w:hAnsi="Arial" w:cs="Arial"/>
           <w:lang w:eastAsia="en-US"/>
         </w:rPr>
         <w:t>%</w:t>
@@ -744,7 +776,7 @@
         <w:spacing w:after="0" w:line="240" w:lineRule="auto"/>
         <w:textAlignment w:val="baseline"/>
         <w:rPr>
-          <w:rFonts w:ascii="Arial" w:hAnsi="Arial" w:eastAsia="Times New Roman" w:cs="Arial"/>
+          <w:rFonts w:ascii="Arial" w:eastAsia="Times New Roman" w:hAnsi="Arial" w:cs="Arial"/>
           <w:b/>
           <w:lang w:eastAsia="en-US"/>
         </w:rPr>
@@ -759,7 +791,7 @@
         <w:spacing w:after="0" w:line="240" w:lineRule="auto"/>
         <w:textAlignment w:val="baseline"/>
         <w:rPr>
-          <w:rFonts w:ascii="Arial" w:hAnsi="Arial" w:eastAsia="Times New Roman" w:cs="Arial"/>
+          <w:rFonts w:ascii="Arial" w:eastAsia="Times New Roman" w:hAnsi="Arial" w:cs="Arial"/>
           <w:b/>
           <w:lang w:eastAsia="en-US"/>
         </w:rPr>
@@ -774,7 +806,7 @@
         <w:spacing w:after="0" w:line="240" w:lineRule="auto"/>
         <w:textAlignment w:val="baseline"/>
         <w:rPr>
-          <w:rFonts w:ascii="Arial" w:hAnsi="Arial" w:eastAsia="Times New Roman" w:cs="Arial"/>
+          <w:rFonts w:ascii="Arial" w:eastAsia="Times New Roman" w:hAnsi="Arial" w:cs="Arial"/>
           <w:b/>
           <w:lang w:eastAsia="en-US"/>
         </w:rPr>
@@ -789,31 +821,29 @@
         <w:spacing w:after="0" w:line="240" w:lineRule="auto"/>
         <w:textAlignment w:val="baseline"/>
         <w:rPr>
-          <w:rFonts w:ascii="Arial" w:hAnsi="Arial" w:eastAsia="Times New Roman" w:cs="Arial"/>
+          <w:rFonts w:ascii="Arial" w:eastAsia="Times New Roman" w:hAnsi="Arial" w:cs="Arial"/>
           <w:b/>
           <w:lang w:eastAsia="en-US"/>
         </w:rPr>
       </w:pPr>
-      <w:bookmarkStart w:name="_GoBack" w:id="0"/>
-      <w:bookmarkEnd w:id="0"/>
-    </w:p>
-    <w:p>
-      <w:pPr>
-        <w:overflowPunct w:val="0"/>
-        <w:autoSpaceDE w:val="0"/>
-        <w:autoSpaceDN w:val="0"/>
-        <w:adjustRightInd w:val="0"/>
-        <w:spacing w:after="0" w:line="240" w:lineRule="auto"/>
-        <w:textAlignment w:val="baseline"/>
-        <w:rPr>
-          <w:rFonts w:ascii="Arial" w:hAnsi="Arial" w:eastAsia="Times New Roman" w:cs="Arial"/>
+    </w:p>
+    <w:p>
+      <w:pPr>
+        <w:overflowPunct w:val="0"/>
+        <w:autoSpaceDE w:val="0"/>
+        <w:autoSpaceDN w:val="0"/>
+        <w:adjustRightInd w:val="0"/>
+        <w:spacing w:after="0" w:line="240" w:lineRule="auto"/>
+        <w:textAlignment w:val="baseline"/>
+        <w:rPr>
+          <w:rFonts w:ascii="Arial" w:eastAsia="Times New Roman" w:hAnsi="Arial" w:cs="Arial"/>
           <w:b/>
           <w:lang w:eastAsia="en-US"/>
         </w:rPr>
       </w:pPr>
       <w:r>
         <w:rPr>
-          <w:rFonts w:ascii="Arial" w:hAnsi="Arial" w:eastAsia="Times New Roman" w:cs="Arial"/>
+          <w:rFonts w:ascii="Arial" w:eastAsia="Times New Roman" w:hAnsi="Arial" w:cs="Arial"/>
           <w:b/>
           <w:lang w:eastAsia="en-US"/>
         </w:rPr>
@@ -822,17 +852,17 @@
       <w:sdt>
         <w:sdtPr>
           <w:rPr>
-            <w:rFonts w:ascii="Arial" w:hAnsi="Arial" w:eastAsia="Times New Roman" w:cs="Arial"/>
+            <w:rFonts w:ascii="Arial" w:eastAsia="Times New Roman" w:hAnsi="Arial" w:cs="Arial"/>
             <w:b/>
             <w:lang w:eastAsia="en-US"/>
           </w:rPr>
           <w:alias w:val="#Nav: /SVA_Regulations/Regulationdate"/>
-          <w:tag w:val="#Nav: SVA Regulation Increase/50090"/>
+          <w:tag w:val="#Nav: SVA Regul. Increase Deposit/50028"/>
           <w:id w:val="-1078597765"/>
           <w:placeholder>
             <w:docPart w:val="DefaultPlaceholder_-1854013440"/>
           </w:placeholder>
-          <w:dataBinding w:prefixMappings="xmlns:ns0='urn:microsoft-dynamics-nav/reports/SVA Regulation Increase/50090/'" w:xpath="/ns0:NavWordReportXmlPart[1]/ns0:SVA_Regulations[1]/ns0:Regulationdate[1]" w:storeItemID="{DB275D65-7904-43D6-8D89-0EDF341AE2BF}"/>
+          <w:dataBinding w:prefixMappings="xmlns:ns0='urn:microsoft-dynamics-nav/reports/SVA Regul. Increase Deposit/50028/'" w:xpath="/ns0:NavWordReportXmlPart[1]/ns0:SVA_Regulations[1]/ns0:Regulationdate[1]" w:storeItemID="{DB4B7675-2392-4A85-BE54-F05B7FD642C5}"/>
           <w:text/>
         </w:sdtPr>
         <w:sdtEndPr/>
@@ -840,7 +870,7 @@
           <w:proofErr w:type="spellStart"/>
           <w:r>
             <w:rPr>
-              <w:rFonts w:ascii="Arial" w:hAnsi="Arial" w:eastAsia="Times New Roman" w:cs="Arial"/>
+              <w:rFonts w:ascii="Arial" w:eastAsia="Times New Roman" w:hAnsi="Arial" w:cs="Arial"/>
               <w:b/>
               <w:lang w:eastAsia="en-US"/>
             </w:rPr>
@@ -851,7 +881,7 @@
       </w:sdt>
       <w:r>
         <w:rPr>
-          <w:rFonts w:ascii="Arial" w:hAnsi="Arial" w:eastAsia="Times New Roman" w:cs="Arial"/>
+          <w:rFonts w:ascii="Arial" w:eastAsia="Times New Roman" w:hAnsi="Arial" w:cs="Arial"/>
           <w:b/>
           <w:lang w:eastAsia="en-US"/>
         </w:rPr>
@@ -867,7 +897,7 @@
         <w:spacing w:after="0" w:line="240" w:lineRule="auto"/>
         <w:textAlignment w:val="baseline"/>
         <w:rPr>
-          <w:rFonts w:ascii="Arial" w:hAnsi="Arial" w:eastAsia="Times New Roman" w:cs="Arial"/>
+          <w:rFonts w:ascii="Arial" w:eastAsia="Times New Roman" w:hAnsi="Arial" w:cs="Arial"/>
           <w:b/>
           <w:lang w:eastAsia="en-US"/>
         </w:rPr>
@@ -886,14 +916,14 @@
         <w:spacing w:after="0" w:line="240" w:lineRule="auto"/>
         <w:textAlignment w:val="baseline"/>
         <w:rPr>
-          <w:rFonts w:ascii="Arial" w:hAnsi="Arial" w:eastAsia="Times New Roman" w:cs="Arial"/>
+          <w:rFonts w:ascii="Arial" w:eastAsia="Times New Roman" w:hAnsi="Arial" w:cs="Arial"/>
           <w:b/>
           <w:lang w:eastAsia="en-US"/>
         </w:rPr>
       </w:pPr>
       <w:r>
         <w:rPr>
-          <w:rFonts w:ascii="Arial" w:hAnsi="Arial" w:eastAsia="Times New Roman" w:cs="Arial"/>
+          <w:rFonts w:ascii="Arial" w:eastAsia="Times New Roman" w:hAnsi="Arial" w:cs="Arial"/>
           <w:b/>
           <w:lang w:eastAsia="en-US"/>
         </w:rPr>
@@ -902,7 +932,7 @@
       </w:r>
       <w:r>
         <w:rPr>
-          <w:rFonts w:ascii="Arial" w:hAnsi="Arial" w:eastAsia="Times New Roman" w:cs="Arial"/>
+          <w:rFonts w:ascii="Arial" w:eastAsia="Times New Roman" w:hAnsi="Arial" w:cs="Arial"/>
           <w:b/>
           <w:lang w:eastAsia="en-US"/>
         </w:rPr>
@@ -923,20 +953,20 @@
         <w:spacing w:after="0" w:line="240" w:lineRule="auto"/>
         <w:textAlignment w:val="baseline"/>
         <w:rPr>
-          <w:rFonts w:ascii="Arial" w:hAnsi="Arial" w:eastAsia="Times New Roman" w:cs="Arial"/>
-          <w:lang w:eastAsia="en-US"/>
-        </w:rPr>
-      </w:pPr>
-      <w:r>
-        <w:rPr>
-          <w:rFonts w:ascii="Arial" w:hAnsi="Arial" w:eastAsia="Times New Roman" w:cs="Arial"/>
+          <w:rFonts w:ascii="Arial" w:eastAsia="Times New Roman" w:hAnsi="Arial" w:cs="Arial"/>
+          <w:lang w:eastAsia="en-US"/>
+        </w:rPr>
+      </w:pPr>
+      <w:r>
+        <w:rPr>
+          <w:rFonts w:ascii="Arial" w:eastAsia="Times New Roman" w:hAnsi="Arial" w:cs="Arial"/>
           <w:lang w:eastAsia="en-US"/>
         </w:rPr>
         <w:t>Nuværende beløb</w:t>
       </w:r>
       <w:r>
         <w:rPr>
-          <w:rFonts w:ascii="Arial" w:hAnsi="Arial" w:eastAsia="Times New Roman" w:cs="Arial"/>
+          <w:rFonts w:ascii="Arial" w:eastAsia="Times New Roman" w:hAnsi="Arial" w:cs="Arial"/>
           <w:lang w:eastAsia="en-US"/>
         </w:rPr>
         <w:tab/>
@@ -944,16 +974,16 @@
       <w:sdt>
         <w:sdtPr>
           <w:rPr>
-            <w:rFonts w:ascii="Arial" w:hAnsi="Arial" w:eastAsia="Times New Roman" w:cs="Arial"/>
+            <w:rFonts w:ascii="Arial" w:eastAsia="Times New Roman" w:hAnsi="Arial" w:cs="Arial"/>
             <w:lang w:eastAsia="en-US"/>
           </w:rPr>
           <w:alias w:val="#Nav: /SVA_Regulations/RentYearNow"/>
-          <w:tag w:val="#Nav: SVA Regulation Increase/50090"/>
+          <w:tag w:val="#Nav: SVA Regul. Increase Deposit/50028"/>
           <w:id w:val="-1058015184"/>
           <w:placeholder>
             <w:docPart w:val="DefaultPlaceholder_-1854013440"/>
           </w:placeholder>
-          <w:dataBinding w:prefixMappings="xmlns:ns0='urn:microsoft-dynamics-nav/reports/SVA Regulation Increase/50090/'" w:xpath="/ns0:NavWordReportXmlPart[1]/ns0:SVA_Regulations[1]/ns0:RentYearNow[1]" w:storeItemID="{DB275D65-7904-43D6-8D89-0EDF341AE2BF}"/>
+          <w:dataBinding w:prefixMappings="xmlns:ns0='urn:microsoft-dynamics-nav/reports/SVA Regul. Increase Deposit/50028/'" w:xpath="/ns0:NavWordReportXmlPart[1]/ns0:SVA_Regulations[1]/ns0:RentYearNow[1]" w:storeItemID="{DB4B7675-2392-4A85-BE54-F05B7FD642C5}"/>
           <w:text/>
         </w:sdtPr>
         <w:sdtEndPr/>
@@ -961,7 +991,7 @@
           <w:proofErr w:type="spellStart"/>
           <w:r>
             <w:rPr>
-              <w:rFonts w:ascii="Arial" w:hAnsi="Arial" w:eastAsia="Times New Roman" w:cs="Arial"/>
+              <w:rFonts w:ascii="Arial" w:eastAsia="Times New Roman" w:hAnsi="Arial" w:cs="Arial"/>
               <w:lang w:eastAsia="en-US"/>
             </w:rPr>
             <w:t>RentYearNow</w:t>
@@ -971,14 +1001,14 @@
       </w:sdt>
       <w:r>
         <w:rPr>
-          <w:rFonts w:ascii="Arial" w:hAnsi="Arial" w:eastAsia="Times New Roman" w:cs="Arial"/>
+          <w:rFonts w:ascii="Arial" w:eastAsia="Times New Roman" w:hAnsi="Arial" w:cs="Arial"/>
           <w:lang w:eastAsia="en-US"/>
         </w:rPr>
         <w:t xml:space="preserve"> kr.</w:t>
       </w:r>
       <w:r>
         <w:rPr>
-          <w:rFonts w:ascii="Arial" w:hAnsi="Arial" w:eastAsia="Times New Roman" w:cs="Arial"/>
+          <w:rFonts w:ascii="Arial" w:eastAsia="Times New Roman" w:hAnsi="Arial" w:cs="Arial"/>
           <w:lang w:eastAsia="en-US"/>
         </w:rPr>
         <w:tab/>
@@ -986,16 +1016,16 @@
       <w:sdt>
         <w:sdtPr>
           <w:rPr>
-            <w:rFonts w:ascii="Arial" w:hAnsi="Arial" w:eastAsia="Times New Roman" w:cs="Arial"/>
+            <w:rFonts w:ascii="Arial" w:eastAsia="Times New Roman" w:hAnsi="Arial" w:cs="Arial"/>
             <w:lang w:eastAsia="en-US"/>
           </w:rPr>
           <w:alias w:val="#Nav: /SVA_Regulations/RentPerNow"/>
-          <w:tag w:val="#Nav: SVA Regulation Increase/50090"/>
+          <w:tag w:val="#Nav: SVA Regul. Increase Deposit/50028"/>
           <w:id w:val="2130197292"/>
           <w:placeholder>
             <w:docPart w:val="DefaultPlaceholder_-1854013440"/>
           </w:placeholder>
-          <w:dataBinding w:prefixMappings="xmlns:ns0='urn:microsoft-dynamics-nav/reports/SVA Regulation Increase/50090/'" w:xpath="/ns0:NavWordReportXmlPart[1]/ns0:SVA_Regulations[1]/ns0:RentPerNow[1]" w:storeItemID="{DB275D65-7904-43D6-8D89-0EDF341AE2BF}"/>
+          <w:dataBinding w:prefixMappings="xmlns:ns0='urn:microsoft-dynamics-nav/reports/SVA Regul. Increase Deposit/50028/'" w:xpath="/ns0:NavWordReportXmlPart[1]/ns0:SVA_Regulations[1]/ns0:RentPerNow[1]" w:storeItemID="{DB4B7675-2392-4A85-BE54-F05B7FD642C5}"/>
           <w:text/>
         </w:sdtPr>
         <w:sdtEndPr/>
@@ -1003,7 +1033,7 @@
           <w:proofErr w:type="spellStart"/>
           <w:r>
             <w:rPr>
-              <w:rFonts w:ascii="Arial" w:hAnsi="Arial" w:eastAsia="Times New Roman" w:cs="Arial"/>
+              <w:rFonts w:ascii="Arial" w:eastAsia="Times New Roman" w:hAnsi="Arial" w:cs="Arial"/>
               <w:lang w:eastAsia="en-US"/>
             </w:rPr>
             <w:t>RentPerNow</w:t>
@@ -1013,7 +1043,7 @@
       </w:sdt>
       <w:r>
         <w:rPr>
-          <w:rFonts w:ascii="Arial" w:hAnsi="Arial" w:eastAsia="Times New Roman" w:cs="Arial"/>
+          <w:rFonts w:ascii="Arial" w:eastAsia="Times New Roman" w:hAnsi="Arial" w:cs="Arial"/>
           <w:lang w:eastAsia="en-US"/>
         </w:rPr>
         <w:t xml:space="preserve"> kr.</w:t>
@@ -1032,20 +1062,20 @@
         <w:spacing w:after="0" w:line="240" w:lineRule="auto"/>
         <w:textAlignment w:val="baseline"/>
         <w:rPr>
-          <w:rFonts w:ascii="Arial" w:hAnsi="Arial" w:eastAsia="Times New Roman" w:cs="Arial"/>
-          <w:lang w:eastAsia="en-US"/>
-        </w:rPr>
-      </w:pPr>
-      <w:r>
-        <w:rPr>
-          <w:rFonts w:ascii="Arial" w:hAnsi="Arial" w:eastAsia="Times New Roman" w:cs="Arial"/>
+          <w:rFonts w:ascii="Arial" w:eastAsia="Times New Roman" w:hAnsi="Arial" w:cs="Arial"/>
+          <w:lang w:eastAsia="en-US"/>
+        </w:rPr>
+      </w:pPr>
+      <w:r>
+        <w:rPr>
+          <w:rFonts w:ascii="Arial" w:eastAsia="Times New Roman" w:hAnsi="Arial" w:cs="Arial"/>
           <w:lang w:eastAsia="en-US"/>
         </w:rPr>
         <w:t>Regulering</w:t>
       </w:r>
       <w:r>
         <w:rPr>
-          <w:rFonts w:ascii="Arial" w:hAnsi="Arial" w:eastAsia="Times New Roman" w:cs="Arial"/>
+          <w:rFonts w:ascii="Arial" w:eastAsia="Times New Roman" w:hAnsi="Arial" w:cs="Arial"/>
           <w:lang w:eastAsia="en-US"/>
         </w:rPr>
         <w:tab/>
@@ -1053,16 +1083,16 @@
       <w:sdt>
         <w:sdtPr>
           <w:rPr>
-            <w:rFonts w:ascii="Arial" w:hAnsi="Arial" w:eastAsia="Times New Roman" w:cs="Arial"/>
+            <w:rFonts w:ascii="Arial" w:eastAsia="Times New Roman" w:hAnsi="Arial" w:cs="Arial"/>
             <w:lang w:eastAsia="en-US"/>
           </w:rPr>
           <w:alias w:val="#Nav: /SVA_Regulations/RegulationYear"/>
-          <w:tag w:val="#Nav: SVA Regulation Increase/50090"/>
+          <w:tag w:val="#Nav: SVA Regul. Increase Deposit/50028"/>
           <w:id w:val="-1166169176"/>
           <w:placeholder>
             <w:docPart w:val="DefaultPlaceholder_-1854013440"/>
           </w:placeholder>
-          <w:dataBinding w:prefixMappings="xmlns:ns0='urn:microsoft-dynamics-nav/reports/SVA Regulation Increase/50090/'" w:xpath="/ns0:NavWordReportXmlPart[1]/ns0:SVA_Regulations[1]/ns0:RegulationYear[1]" w:storeItemID="{DB275D65-7904-43D6-8D89-0EDF341AE2BF}"/>
+          <w:dataBinding w:prefixMappings="xmlns:ns0='urn:microsoft-dynamics-nav/reports/SVA Regul. Increase Deposit/50028/'" w:xpath="/ns0:NavWordReportXmlPart[1]/ns0:SVA_Regulations[1]/ns0:RegulationYear[1]" w:storeItemID="{DB4B7675-2392-4A85-BE54-F05B7FD642C5}"/>
           <w:text/>
         </w:sdtPr>
         <w:sdtEndPr/>
@@ -1070,7 +1100,7 @@
           <w:proofErr w:type="spellStart"/>
           <w:r>
             <w:rPr>
-              <w:rFonts w:ascii="Arial" w:hAnsi="Arial" w:eastAsia="Times New Roman" w:cs="Arial"/>
+              <w:rFonts w:ascii="Arial" w:eastAsia="Times New Roman" w:hAnsi="Arial" w:cs="Arial"/>
               <w:lang w:eastAsia="en-US"/>
             </w:rPr>
             <w:t>RegulationYear</w:t>
@@ -1080,14 +1110,14 @@
       </w:sdt>
       <w:r>
         <w:rPr>
-          <w:rFonts w:ascii="Arial" w:hAnsi="Arial" w:eastAsia="Times New Roman" w:cs="Arial"/>
+          <w:rFonts w:ascii="Arial" w:eastAsia="Times New Roman" w:hAnsi="Arial" w:cs="Arial"/>
           <w:lang w:eastAsia="en-US"/>
         </w:rPr>
         <w:t xml:space="preserve"> kr.</w:t>
       </w:r>
       <w:r>
         <w:rPr>
-          <w:rFonts w:ascii="Arial" w:hAnsi="Arial" w:eastAsia="Times New Roman" w:cs="Arial"/>
+          <w:rFonts w:ascii="Arial" w:eastAsia="Times New Roman" w:hAnsi="Arial" w:cs="Arial"/>
           <w:lang w:eastAsia="en-US"/>
         </w:rPr>
         <w:tab/>
@@ -1095,16 +1125,16 @@
       <w:sdt>
         <w:sdtPr>
           <w:rPr>
-            <w:rFonts w:ascii="Arial" w:hAnsi="Arial" w:eastAsia="Times New Roman" w:cs="Arial"/>
+            <w:rFonts w:ascii="Arial" w:eastAsia="Times New Roman" w:hAnsi="Arial" w:cs="Arial"/>
             <w:lang w:eastAsia="en-US"/>
           </w:rPr>
           <w:alias w:val="#Nav: /SVA_Regulations/RegulationPer"/>
-          <w:tag w:val="#Nav: SVA Regulation Increase/50090"/>
+          <w:tag w:val="#Nav: SVA Regul. Increase Deposit/50028"/>
           <w:id w:val="1306196971"/>
           <w:placeholder>
             <w:docPart w:val="DefaultPlaceholder_-1854013440"/>
           </w:placeholder>
-          <w:dataBinding w:prefixMappings="xmlns:ns0='urn:microsoft-dynamics-nav/reports/SVA Regulation Increase/50090/'" w:xpath="/ns0:NavWordReportXmlPart[1]/ns0:SVA_Regulations[1]/ns0:RegulationPer[1]" w:storeItemID="{DB275D65-7904-43D6-8D89-0EDF341AE2BF}"/>
+          <w:dataBinding w:prefixMappings="xmlns:ns0='urn:microsoft-dynamics-nav/reports/SVA Regul. Increase Deposit/50028/'" w:xpath="/ns0:NavWordReportXmlPart[1]/ns0:SVA_Regulations[1]/ns0:RegulationPer[1]" w:storeItemID="{DB4B7675-2392-4A85-BE54-F05B7FD642C5}"/>
           <w:text/>
         </w:sdtPr>
         <w:sdtEndPr/>
@@ -1112,7 +1142,7 @@
           <w:proofErr w:type="spellStart"/>
           <w:r>
             <w:rPr>
-              <w:rFonts w:ascii="Arial" w:hAnsi="Arial" w:eastAsia="Times New Roman" w:cs="Arial"/>
+              <w:rFonts w:ascii="Arial" w:eastAsia="Times New Roman" w:hAnsi="Arial" w:cs="Arial"/>
               <w:lang w:eastAsia="en-US"/>
             </w:rPr>
             <w:t>RegulationPer</w:t>
@@ -1122,7 +1152,7 @@
       </w:sdt>
       <w:r>
         <w:rPr>
-          <w:rFonts w:ascii="Arial" w:hAnsi="Arial" w:eastAsia="Times New Roman" w:cs="Arial"/>
+          <w:rFonts w:ascii="Arial" w:eastAsia="Times New Roman" w:hAnsi="Arial" w:cs="Arial"/>
           <w:lang w:eastAsia="en-US"/>
         </w:rPr>
         <w:t xml:space="preserve"> kr.</w:t>
@@ -1141,20 +1171,20 @@
         <w:spacing w:after="0" w:line="240" w:lineRule="auto"/>
         <w:textAlignment w:val="baseline"/>
         <w:rPr>
-          <w:rFonts w:ascii="Arial" w:hAnsi="Arial" w:eastAsia="Times New Roman" w:cs="Arial"/>
-          <w:lang w:eastAsia="en-US"/>
-        </w:rPr>
-      </w:pPr>
-      <w:r>
-        <w:rPr>
-          <w:rFonts w:ascii="Arial" w:hAnsi="Arial" w:eastAsia="Times New Roman" w:cs="Arial"/>
+          <w:rFonts w:ascii="Arial" w:eastAsia="Times New Roman" w:hAnsi="Arial" w:cs="Arial"/>
+          <w:lang w:eastAsia="en-US"/>
+        </w:rPr>
+      </w:pPr>
+      <w:r>
+        <w:rPr>
+          <w:rFonts w:ascii="Arial" w:eastAsia="Times New Roman" w:hAnsi="Arial" w:cs="Arial"/>
           <w:lang w:eastAsia="en-US"/>
         </w:rPr>
         <w:t>Fremtidigt beløb</w:t>
       </w:r>
       <w:r>
         <w:rPr>
-          <w:rFonts w:ascii="Arial" w:hAnsi="Arial" w:eastAsia="Times New Roman" w:cs="Arial"/>
+          <w:rFonts w:ascii="Arial" w:eastAsia="Times New Roman" w:hAnsi="Arial" w:cs="Arial"/>
           <w:lang w:eastAsia="en-US"/>
         </w:rPr>
         <w:tab/>
@@ -1162,16 +1192,16 @@
       <w:sdt>
         <w:sdtPr>
           <w:rPr>
-            <w:rFonts w:ascii="Arial" w:hAnsi="Arial" w:eastAsia="Times New Roman" w:cs="Arial"/>
+            <w:rFonts w:ascii="Arial" w:eastAsia="Times New Roman" w:hAnsi="Arial" w:cs="Arial"/>
             <w:lang w:eastAsia="en-US"/>
           </w:rPr>
           <w:alias w:val="#Nav: /SVA_Regulations/RentYearNew"/>
-          <w:tag w:val="#Nav: SVA Regulation Increase/50090"/>
+          <w:tag w:val="#Nav: SVA Regul. Increase Deposit/50028"/>
           <w:id w:val="-1677031339"/>
           <w:placeholder>
             <w:docPart w:val="DefaultPlaceholder_-1854013440"/>
           </w:placeholder>
-          <w:dataBinding w:prefixMappings="xmlns:ns0='urn:microsoft-dynamics-nav/reports/SVA Regulation Increase/50090/'" w:xpath="/ns0:NavWordReportXmlPart[1]/ns0:SVA_Regulations[1]/ns0:RentYearNew[1]" w:storeItemID="{DB275D65-7904-43D6-8D89-0EDF341AE2BF}"/>
+          <w:dataBinding w:prefixMappings="xmlns:ns0='urn:microsoft-dynamics-nav/reports/SVA Regul. Increase Deposit/50028/'" w:xpath="/ns0:NavWordReportXmlPart[1]/ns0:SVA_Regulations[1]/ns0:RentYearNew[1]" w:storeItemID="{DB4B7675-2392-4A85-BE54-F05B7FD642C5}"/>
           <w:text/>
         </w:sdtPr>
         <w:sdtEndPr/>
@@ -1179,7 +1209,7 @@
           <w:proofErr w:type="spellStart"/>
           <w:r>
             <w:rPr>
-              <w:rFonts w:ascii="Arial" w:hAnsi="Arial" w:eastAsia="Times New Roman" w:cs="Arial"/>
+              <w:rFonts w:ascii="Arial" w:eastAsia="Times New Roman" w:hAnsi="Arial" w:cs="Arial"/>
               <w:lang w:eastAsia="en-US"/>
             </w:rPr>
             <w:t>RentYearNew</w:t>
@@ -1189,14 +1219,14 @@
       </w:sdt>
       <w:r>
         <w:rPr>
-          <w:rFonts w:ascii="Arial" w:hAnsi="Arial" w:eastAsia="Times New Roman" w:cs="Arial"/>
+          <w:rFonts w:ascii="Arial" w:eastAsia="Times New Roman" w:hAnsi="Arial" w:cs="Arial"/>
           <w:lang w:eastAsia="en-US"/>
         </w:rPr>
         <w:t xml:space="preserve"> kr.</w:t>
       </w:r>
       <w:r>
         <w:rPr>
-          <w:rFonts w:ascii="Arial" w:hAnsi="Arial" w:eastAsia="Times New Roman" w:cs="Arial"/>
+          <w:rFonts w:ascii="Arial" w:eastAsia="Times New Roman" w:hAnsi="Arial" w:cs="Arial"/>
           <w:lang w:eastAsia="en-US"/>
         </w:rPr>
         <w:tab/>
@@ -1204,16 +1234,16 @@
       <w:sdt>
         <w:sdtPr>
           <w:rPr>
-            <w:rFonts w:ascii="Arial" w:hAnsi="Arial" w:eastAsia="Times New Roman" w:cs="Arial"/>
+            <w:rFonts w:ascii="Arial" w:eastAsia="Times New Roman" w:hAnsi="Arial" w:cs="Arial"/>
             <w:lang w:eastAsia="en-US"/>
           </w:rPr>
           <w:alias w:val="#Nav: /SVA_Regulations/RentPerNew"/>
-          <w:tag w:val="#Nav: SVA Regulation Increase/50090"/>
+          <w:tag w:val="#Nav: SVA Regul. Increase Deposit/50028"/>
           <w:id w:val="-1031954381"/>
           <w:placeholder>
             <w:docPart w:val="DefaultPlaceholder_-1854013440"/>
           </w:placeholder>
-          <w:dataBinding w:prefixMappings="xmlns:ns0='urn:microsoft-dynamics-nav/reports/SVA Regulation Increase/50090/'" w:xpath="/ns0:NavWordReportXmlPart[1]/ns0:SVA_Regulations[1]/ns0:RentPerNew[1]" w:storeItemID="{DB275D65-7904-43D6-8D89-0EDF341AE2BF}"/>
+          <w:dataBinding w:prefixMappings="xmlns:ns0='urn:microsoft-dynamics-nav/reports/SVA Regul. Increase Deposit/50028/'" w:xpath="/ns0:NavWordReportXmlPart[1]/ns0:SVA_Regulations[1]/ns0:RentPerNew[1]" w:storeItemID="{DB4B7675-2392-4A85-BE54-F05B7FD642C5}"/>
           <w:text/>
         </w:sdtPr>
         <w:sdtEndPr/>
@@ -1221,7 +1251,7 @@
           <w:proofErr w:type="spellStart"/>
           <w:r>
             <w:rPr>
-              <w:rFonts w:ascii="Arial" w:hAnsi="Arial" w:eastAsia="Times New Roman" w:cs="Arial"/>
+              <w:rFonts w:ascii="Arial" w:eastAsia="Times New Roman" w:hAnsi="Arial" w:cs="Arial"/>
               <w:lang w:eastAsia="en-US"/>
             </w:rPr>
             <w:t>RentPerNew</w:t>
@@ -1231,7 +1261,7 @@
       </w:sdt>
       <w:r>
         <w:rPr>
-          <w:rFonts w:ascii="Arial" w:hAnsi="Arial" w:eastAsia="Times New Roman" w:cs="Arial"/>
+          <w:rFonts w:ascii="Arial" w:eastAsia="Times New Roman" w:hAnsi="Arial" w:cs="Arial"/>
           <w:lang w:eastAsia="en-US"/>
         </w:rPr>
         <w:t xml:space="preserve"> kr.</w:t>
@@ -1251,14 +1281,14 @@
         <w:spacing w:after="0" w:line="240" w:lineRule="auto"/>
         <w:textAlignment w:val="baseline"/>
         <w:rPr>
-          <w:rFonts w:ascii="Arial" w:hAnsi="Arial" w:eastAsia="Times New Roman" w:cs="Arial"/>
+          <w:rFonts w:ascii="Arial" w:eastAsia="Times New Roman" w:hAnsi="Arial" w:cs="Arial"/>
           <w:b/>
           <w:lang w:eastAsia="en-US"/>
         </w:rPr>
       </w:pPr>
       <w:r>
         <w:rPr>
-          <w:rFonts w:ascii="Arial" w:hAnsi="Arial" w:eastAsia="Times New Roman" w:cs="Arial"/>
+          <w:rFonts w:ascii="Arial" w:eastAsia="Times New Roman" w:hAnsi="Arial" w:cs="Arial"/>
           <w:b/>
           <w:lang w:eastAsia="en-US"/>
         </w:rPr>
@@ -1281,7 +1311,7 @@
         <w:spacing w:after="0" w:line="240" w:lineRule="auto"/>
         <w:textAlignment w:val="baseline"/>
         <w:rPr>
-          <w:rFonts w:ascii="Arial" w:hAnsi="Arial" w:eastAsia="Times New Roman" w:cs="Arial"/>
+          <w:rFonts w:ascii="Arial" w:eastAsia="Times New Roman" w:hAnsi="Arial" w:cs="Arial"/>
           <w:lang w:eastAsia="en-US"/>
         </w:rPr>
       </w:pPr>
@@ -1300,13 +1330,13 @@
         <w:spacing w:after="0" w:line="240" w:lineRule="auto"/>
         <w:textAlignment w:val="baseline"/>
         <w:rPr>
-          <w:rFonts w:ascii="Arial" w:hAnsi="Arial" w:eastAsia="Times New Roman" w:cs="Arial"/>
-          <w:lang w:eastAsia="en-US"/>
-        </w:rPr>
-      </w:pPr>
-      <w:r>
-        <w:rPr>
-          <w:rFonts w:ascii="Arial" w:hAnsi="Arial" w:eastAsia="Times New Roman" w:cs="Arial"/>
+          <w:rFonts w:ascii="Arial" w:eastAsia="Times New Roman" w:hAnsi="Arial" w:cs="Arial"/>
+          <w:lang w:eastAsia="en-US"/>
+        </w:rPr>
+      </w:pPr>
+      <w:r>
+        <w:rPr>
+          <w:rFonts w:ascii="Arial" w:eastAsia="Times New Roman" w:hAnsi="Arial" w:cs="Arial"/>
           <w:lang w:eastAsia="en-US"/>
         </w:rPr>
         <w:t>I forbindelse med forhøjelsen reguleres depositum således:</w:t>
@@ -1326,7 +1356,7 @@
         <w:spacing w:after="0" w:line="240" w:lineRule="auto"/>
         <w:textAlignment w:val="baseline"/>
         <w:rPr>
-          <w:rFonts w:ascii="Arial" w:hAnsi="Arial" w:eastAsia="Times New Roman" w:cs="Arial"/>
+          <w:rFonts w:ascii="Arial" w:eastAsia="Times New Roman" w:hAnsi="Arial" w:cs="Arial"/>
           <w:lang w:eastAsia="en-US"/>
         </w:rPr>
       </w:pPr>
@@ -1345,34 +1375,34 @@
         <w:spacing w:after="0" w:line="240" w:lineRule="auto"/>
         <w:textAlignment w:val="baseline"/>
         <w:rPr>
-          <w:rFonts w:ascii="Arial" w:hAnsi="Arial" w:eastAsia="Times New Roman" w:cs="Arial"/>
-          <w:lang w:eastAsia="en-US"/>
-        </w:rPr>
-      </w:pPr>
-      <w:r>
-        <w:rPr>
-          <w:rFonts w:ascii="Arial" w:hAnsi="Arial" w:eastAsia="Times New Roman" w:cs="Arial"/>
+          <w:rFonts w:ascii="Arial" w:eastAsia="Times New Roman" w:hAnsi="Arial" w:cs="Arial"/>
+          <w:lang w:eastAsia="en-US"/>
+        </w:rPr>
+      </w:pPr>
+      <w:r>
+        <w:rPr>
+          <w:rFonts w:ascii="Arial" w:eastAsia="Times New Roman" w:hAnsi="Arial" w:cs="Arial"/>
           <w:lang w:eastAsia="en-US"/>
         </w:rPr>
         <w:t>Nuværende depositum</w:t>
       </w:r>
       <w:r>
         <w:rPr>
-          <w:rFonts w:ascii="Arial" w:hAnsi="Arial" w:eastAsia="Times New Roman" w:cs="Arial"/>
+          <w:rFonts w:ascii="Arial" w:eastAsia="Times New Roman" w:hAnsi="Arial" w:cs="Arial"/>
           <w:lang w:eastAsia="en-US"/>
         </w:rPr>
         <w:tab/>
       </w:r>
       <w:r>
         <w:rPr>
-          <w:rFonts w:ascii="Arial" w:hAnsi="Arial" w:eastAsia="Times New Roman" w:cs="Arial"/>
+          <w:rFonts w:ascii="Arial" w:eastAsia="Times New Roman" w:hAnsi="Arial" w:cs="Arial"/>
           <w:lang w:eastAsia="en-US"/>
         </w:rPr>
         <w:tab/>
       </w:r>
       <w:r>
         <w:rPr>
-          <w:rFonts w:ascii="Arial" w:hAnsi="Arial" w:eastAsia="Times New Roman" w:cs="Arial"/>
+          <w:rFonts w:ascii="Arial" w:eastAsia="Times New Roman" w:hAnsi="Arial" w:cs="Arial"/>
           <w:lang w:eastAsia="en-US"/>
         </w:rPr>
         <w:tab/>
@@ -1380,16 +1410,16 @@
       <w:sdt>
         <w:sdtPr>
           <w:rPr>
-            <w:rFonts w:ascii="Arial" w:hAnsi="Arial" w:eastAsia="Times New Roman" w:cs="Arial"/>
+            <w:rFonts w:ascii="Arial" w:eastAsia="Times New Roman" w:hAnsi="Arial" w:cs="Arial"/>
             <w:lang w:eastAsia="en-US"/>
           </w:rPr>
           <w:alias w:val="#Nav: /SVA_Regulations/DepositNow"/>
-          <w:tag w:val="#Nav: SVA Regulation Increase/50090"/>
+          <w:tag w:val="#Nav: SVA Regul. Increase Deposit/50028"/>
           <w:id w:val="694273732"/>
           <w:placeholder>
             <w:docPart w:val="DefaultPlaceholder_-1854013440"/>
           </w:placeholder>
-          <w:dataBinding w:prefixMappings="xmlns:ns0='urn:microsoft-dynamics-nav/reports/SVA Regulation Increase/50090/'" w:xpath="/ns0:NavWordReportXmlPart[1]/ns0:SVA_Regulations[1]/ns0:DepositNow[1]" w:storeItemID="{DB275D65-7904-43D6-8D89-0EDF341AE2BF}"/>
+          <w:dataBinding w:prefixMappings="xmlns:ns0='urn:microsoft-dynamics-nav/reports/SVA Regul. Increase Deposit/50028/'" w:xpath="/ns0:NavWordReportXmlPart[1]/ns0:SVA_Regulations[1]/ns0:DepositNow[1]" w:storeItemID="{DB4B7675-2392-4A85-BE54-F05B7FD642C5}"/>
           <w:text/>
         </w:sdtPr>
         <w:sdtEndPr/>
@@ -1397,7 +1427,7 @@
           <w:proofErr w:type="spellStart"/>
           <w:r>
             <w:rPr>
-              <w:rFonts w:ascii="Arial" w:hAnsi="Arial" w:eastAsia="Times New Roman" w:cs="Arial"/>
+              <w:rFonts w:ascii="Arial" w:eastAsia="Times New Roman" w:hAnsi="Arial" w:cs="Arial"/>
               <w:lang w:eastAsia="en-US"/>
             </w:rPr>
             <w:t>DepositNow</w:t>
@@ -1407,7 +1437,7 @@
       </w:sdt>
       <w:r>
         <w:rPr>
-          <w:rFonts w:ascii="Arial" w:hAnsi="Arial" w:eastAsia="Times New Roman" w:cs="Arial"/>
+          <w:rFonts w:ascii="Arial" w:eastAsia="Times New Roman" w:hAnsi="Arial" w:cs="Arial"/>
           <w:lang w:eastAsia="en-US"/>
         </w:rPr>
         <w:t xml:space="preserve"> kr.</w:t>
@@ -1427,34 +1457,34 @@
         <w:spacing w:after="0" w:line="240" w:lineRule="auto"/>
         <w:textAlignment w:val="baseline"/>
         <w:rPr>
-          <w:rFonts w:ascii="Arial" w:hAnsi="Arial" w:eastAsia="Times New Roman" w:cs="Arial"/>
-          <w:lang w:eastAsia="en-US"/>
-        </w:rPr>
-      </w:pPr>
-      <w:r>
-        <w:rPr>
-          <w:rFonts w:ascii="Arial" w:hAnsi="Arial" w:eastAsia="Times New Roman" w:cs="Arial"/>
+          <w:rFonts w:ascii="Arial" w:eastAsia="Times New Roman" w:hAnsi="Arial" w:cs="Arial"/>
+          <w:lang w:eastAsia="en-US"/>
+        </w:rPr>
+      </w:pPr>
+      <w:r>
+        <w:rPr>
+          <w:rFonts w:ascii="Arial" w:eastAsia="Times New Roman" w:hAnsi="Arial" w:cs="Arial"/>
           <w:lang w:eastAsia="en-US"/>
         </w:rPr>
         <w:t>Regulering der opkræves</w:t>
       </w:r>
       <w:r>
         <w:rPr>
-          <w:rFonts w:ascii="Arial" w:hAnsi="Arial" w:eastAsia="Times New Roman" w:cs="Arial"/>
+          <w:rFonts w:ascii="Arial" w:eastAsia="Times New Roman" w:hAnsi="Arial" w:cs="Arial"/>
           <w:lang w:eastAsia="en-US"/>
         </w:rPr>
         <w:tab/>
       </w:r>
       <w:r>
         <w:rPr>
-          <w:rFonts w:ascii="Arial" w:hAnsi="Arial" w:eastAsia="Times New Roman" w:cs="Arial"/>
+          <w:rFonts w:ascii="Arial" w:eastAsia="Times New Roman" w:hAnsi="Arial" w:cs="Arial"/>
           <w:lang w:eastAsia="en-US"/>
         </w:rPr>
         <w:tab/>
       </w:r>
       <w:r>
         <w:rPr>
-          <w:rFonts w:ascii="Arial" w:hAnsi="Arial" w:eastAsia="Times New Roman" w:cs="Arial"/>
+          <w:rFonts w:ascii="Arial" w:eastAsia="Times New Roman" w:hAnsi="Arial" w:cs="Arial"/>
           <w:lang w:eastAsia="en-US"/>
         </w:rPr>
         <w:tab/>
@@ -1462,16 +1492,16 @@
       <w:sdt>
         <w:sdtPr>
           <w:rPr>
-            <w:rFonts w:ascii="Arial" w:hAnsi="Arial" w:eastAsia="Times New Roman" w:cs="Arial"/>
+            <w:rFonts w:ascii="Arial" w:eastAsia="Times New Roman" w:hAnsi="Arial" w:cs="Arial"/>
             <w:lang w:eastAsia="en-US"/>
           </w:rPr>
           <w:alias w:val="#Nav: /SVA_Regulations/RegulationDeposit"/>
-          <w:tag w:val="#Nav: SVA Regulation Increase/50090"/>
+          <w:tag w:val="#Nav: SVA Regul. Increase Deposit/50028"/>
           <w:id w:val="-12841164"/>
           <w:placeholder>
             <w:docPart w:val="DefaultPlaceholder_-1854013440"/>
           </w:placeholder>
-          <w:dataBinding w:prefixMappings="xmlns:ns0='urn:microsoft-dynamics-nav/reports/SVA Regulation Increase/50090/'" w:xpath="/ns0:NavWordReportXmlPart[1]/ns0:SVA_Regulations[1]/ns0:RegulationDeposit[1]" w:storeItemID="{DB275D65-7904-43D6-8D89-0EDF341AE2BF}"/>
+          <w:dataBinding w:prefixMappings="xmlns:ns0='urn:microsoft-dynamics-nav/reports/SVA Regul. Increase Deposit/50028/'" w:xpath="/ns0:NavWordReportXmlPart[1]/ns0:SVA_Regulations[1]/ns0:RegulationDeposit[1]" w:storeItemID="{DB4B7675-2392-4A85-BE54-F05B7FD642C5}"/>
           <w:text/>
         </w:sdtPr>
         <w:sdtEndPr/>
@@ -1479,7 +1509,7 @@
           <w:proofErr w:type="spellStart"/>
           <w:r>
             <w:rPr>
-              <w:rFonts w:ascii="Arial" w:hAnsi="Arial" w:eastAsia="Times New Roman" w:cs="Arial"/>
+              <w:rFonts w:ascii="Arial" w:eastAsia="Times New Roman" w:hAnsi="Arial" w:cs="Arial"/>
               <w:lang w:eastAsia="en-US"/>
             </w:rPr>
             <w:t>RegulationDeposit</w:t>
@@ -1489,7 +1519,7 @@
       </w:sdt>
       <w:r>
         <w:rPr>
-          <w:rFonts w:ascii="Arial" w:hAnsi="Arial" w:eastAsia="Times New Roman" w:cs="Arial"/>
+          <w:rFonts w:ascii="Arial" w:eastAsia="Times New Roman" w:hAnsi="Arial" w:cs="Arial"/>
           <w:lang w:eastAsia="en-US"/>
         </w:rPr>
         <w:t xml:space="preserve"> kr. </w:t>
@@ -1509,34 +1539,34 @@
         <w:spacing w:after="0" w:line="240" w:lineRule="auto"/>
         <w:textAlignment w:val="baseline"/>
         <w:rPr>
-          <w:rFonts w:ascii="Arial" w:hAnsi="Arial" w:eastAsia="Times New Roman" w:cs="Arial"/>
-          <w:lang w:eastAsia="en-US"/>
-        </w:rPr>
-      </w:pPr>
-      <w:r>
-        <w:rPr>
-          <w:rFonts w:ascii="Arial" w:hAnsi="Arial" w:eastAsia="Times New Roman" w:cs="Arial"/>
+          <w:rFonts w:ascii="Arial" w:eastAsia="Times New Roman" w:hAnsi="Arial" w:cs="Arial"/>
+          <w:lang w:eastAsia="en-US"/>
+        </w:rPr>
+      </w:pPr>
+      <w:r>
+        <w:rPr>
+          <w:rFonts w:ascii="Arial" w:eastAsia="Times New Roman" w:hAnsi="Arial" w:cs="Arial"/>
           <w:lang w:eastAsia="en-US"/>
         </w:rPr>
         <w:t>Depositum i alt</w:t>
       </w:r>
       <w:r>
         <w:rPr>
-          <w:rFonts w:ascii="Arial" w:hAnsi="Arial" w:eastAsia="Times New Roman" w:cs="Arial"/>
+          <w:rFonts w:ascii="Arial" w:eastAsia="Times New Roman" w:hAnsi="Arial" w:cs="Arial"/>
           <w:lang w:eastAsia="en-US"/>
         </w:rPr>
         <w:tab/>
       </w:r>
       <w:r>
         <w:rPr>
-          <w:rFonts w:ascii="Arial" w:hAnsi="Arial" w:eastAsia="Times New Roman" w:cs="Arial"/>
+          <w:rFonts w:ascii="Arial" w:eastAsia="Times New Roman" w:hAnsi="Arial" w:cs="Arial"/>
           <w:lang w:eastAsia="en-US"/>
         </w:rPr>
         <w:tab/>
       </w:r>
       <w:r>
         <w:rPr>
-          <w:rFonts w:ascii="Arial" w:hAnsi="Arial" w:eastAsia="Times New Roman" w:cs="Arial"/>
+          <w:rFonts w:ascii="Arial" w:eastAsia="Times New Roman" w:hAnsi="Arial" w:cs="Arial"/>
           <w:lang w:eastAsia="en-US"/>
         </w:rPr>
         <w:tab/>
@@ -1544,16 +1574,16 @@
       <w:sdt>
         <w:sdtPr>
           <w:rPr>
-            <w:rFonts w:ascii="Arial" w:hAnsi="Arial" w:eastAsia="Times New Roman" w:cs="Arial"/>
+            <w:rFonts w:ascii="Arial" w:eastAsia="Times New Roman" w:hAnsi="Arial" w:cs="Arial"/>
             <w:lang w:eastAsia="en-US"/>
           </w:rPr>
           <w:alias w:val="#Nav: /SVA_Regulations/DepositNew"/>
-          <w:tag w:val="#Nav: SVA Regulation Increase/50090"/>
+          <w:tag w:val="#Nav: SVA Regul. Increase Deposit/50028"/>
           <w:id w:val="-1310238729"/>
           <w:placeholder>
             <w:docPart w:val="DefaultPlaceholder_-1854013440"/>
           </w:placeholder>
-          <w:dataBinding w:prefixMappings="xmlns:ns0='urn:microsoft-dynamics-nav/reports/SVA Regulation Increase/50090/'" w:xpath="/ns0:NavWordReportXmlPart[1]/ns0:SVA_Regulations[1]/ns0:DepositNew[1]" w:storeItemID="{DB275D65-7904-43D6-8D89-0EDF341AE2BF}"/>
+          <w:dataBinding w:prefixMappings="xmlns:ns0='urn:microsoft-dynamics-nav/reports/SVA Regul. Increase Deposit/50028/'" w:xpath="/ns0:NavWordReportXmlPart[1]/ns0:SVA_Regulations[1]/ns0:DepositNew[1]" w:storeItemID="{DB4B7675-2392-4A85-BE54-F05B7FD642C5}"/>
           <w:text/>
         </w:sdtPr>
         <w:sdtEndPr/>
@@ -1561,7 +1591,7 @@
           <w:proofErr w:type="spellStart"/>
           <w:r>
             <w:rPr>
-              <w:rFonts w:ascii="Arial" w:hAnsi="Arial" w:eastAsia="Times New Roman" w:cs="Arial"/>
+              <w:rFonts w:ascii="Arial" w:eastAsia="Times New Roman" w:hAnsi="Arial" w:cs="Arial"/>
               <w:lang w:eastAsia="en-US"/>
             </w:rPr>
             <w:t>DepositNew</w:t>
@@ -1571,7 +1601,7 @@
       </w:sdt>
       <w:r>
         <w:rPr>
-          <w:rFonts w:ascii="Arial" w:hAnsi="Arial" w:eastAsia="Times New Roman" w:cs="Arial"/>
+          <w:rFonts w:ascii="Arial" w:eastAsia="Times New Roman" w:hAnsi="Arial" w:cs="Arial"/>
           <w:lang w:eastAsia="en-US"/>
         </w:rPr>
         <w:t xml:space="preserve"> kr.</w:t>
@@ -1586,13 +1616,13 @@
         <w:spacing w:after="0" w:line="240" w:lineRule="auto"/>
         <w:textAlignment w:val="baseline"/>
         <w:rPr>
-          <w:rFonts w:ascii="Arial" w:hAnsi="Arial" w:eastAsia="Times New Roman" w:cs="Arial"/>
-          <w:lang w:eastAsia="en-US"/>
-        </w:rPr>
-      </w:pPr>
-      <w:r>
-        <w:rPr>
-          <w:rFonts w:ascii="Arial" w:hAnsi="Arial" w:eastAsia="Times New Roman" w:cs="Arial"/>
+          <w:rFonts w:ascii="Arial" w:eastAsia="Times New Roman" w:hAnsi="Arial" w:cs="Arial"/>
+          <w:lang w:eastAsia="en-US"/>
+        </w:rPr>
+      </w:pPr>
+      <w:r>
+        <w:rPr>
+          <w:rFonts w:ascii="Arial" w:eastAsia="Times New Roman" w:hAnsi="Arial" w:cs="Arial"/>
           <w:lang w:eastAsia="en-US"/>
         </w:rPr>
         <w:tab/>
@@ -1612,7 +1642,7 @@
         <w:spacing w:after="0" w:line="240" w:lineRule="auto"/>
         <w:textAlignment w:val="baseline"/>
         <w:rPr>
-          <w:rFonts w:ascii="Arial" w:hAnsi="Arial" w:eastAsia="Times New Roman" w:cs="Arial"/>
+          <w:rFonts w:ascii="Arial" w:eastAsia="Times New Roman" w:hAnsi="Arial" w:cs="Arial"/>
           <w:lang w:eastAsia="en-US"/>
         </w:rPr>
       </w:pPr>
@@ -1631,7 +1661,7 @@
         <w:spacing w:after="0" w:line="240" w:lineRule="auto"/>
         <w:textAlignment w:val="baseline"/>
         <w:rPr>
-          <w:rFonts w:ascii="Arial" w:hAnsi="Arial" w:eastAsia="Times New Roman" w:cs="Arial"/>
+          <w:rFonts w:ascii="Arial" w:eastAsia="Times New Roman" w:hAnsi="Arial" w:cs="Arial"/>
           <w:lang w:eastAsia="en-US"/>
         </w:rPr>
       </w:pPr>
@@ -1650,13 +1680,13 @@
         <w:spacing w:after="0" w:line="240" w:lineRule="auto"/>
         <w:textAlignment w:val="baseline"/>
         <w:rPr>
-          <w:rFonts w:ascii="Arial" w:hAnsi="Arial" w:eastAsia="Times New Roman" w:cs="Arial"/>
-          <w:lang w:eastAsia="en-US"/>
-        </w:rPr>
-      </w:pPr>
-      <w:r>
-        <w:rPr>
-          <w:rFonts w:ascii="Arial" w:hAnsi="Arial" w:eastAsia="Times New Roman" w:cs="Arial"/>
+          <w:rFonts w:ascii="Arial" w:eastAsia="Times New Roman" w:hAnsi="Arial" w:cs="Arial"/>
+          <w:lang w:eastAsia="en-US"/>
+        </w:rPr>
+      </w:pPr>
+      <w:r>
+        <w:rPr>
+          <w:rFonts w:ascii="Arial" w:eastAsia="Times New Roman" w:hAnsi="Arial" w:cs="Arial"/>
           <w:lang w:eastAsia="en-US"/>
         </w:rPr>
         <w:t>Med venlig hilsen</w:t>
@@ -1675,12 +1705,12 @@
           <w:rFonts w:ascii="Arial" w:hAnsi="Arial" w:cs="Arial"/>
         </w:rPr>
         <w:alias w:val="#Nav: /Company_Information/CName"/>
-        <w:tag w:val="#Nav: SVA Regulation Increase/50090"/>
+        <w:tag w:val="#Nav: SVA Regul. Increase Deposit/50028"/>
         <w:id w:val="-1168236712"/>
         <w:placeholder>
           <w:docPart w:val="DefaultPlaceholder_-1854013440"/>
         </w:placeholder>
-        <w:dataBinding w:prefixMappings="xmlns:ns0='urn:microsoft-dynamics-nav/reports/SVA Regulation Increase/50090/'" w:xpath="/ns0:NavWordReportXmlPart[1]/ns0:Company_Information[1]/ns0:CName[1]" w:storeItemID="{DB275D65-7904-43D6-8D89-0EDF341AE2BF}"/>
+        <w:dataBinding w:prefixMappings="xmlns:ns0='urn:microsoft-dynamics-nav/reports/SVA Regul. Increase Deposit/50028/'" w:xpath="/ns0:NavWordReportXmlPart[1]/ns0:Company_Information[1]/ns0:CName[1]" w:storeItemID="{DB4B7675-2392-4A85-BE54-F05B7FD642C5}"/>
         <w:text/>
       </w:sdtPr>
       <w:sdtEndPr/>
@@ -1709,12 +1739,12 @@
           <w:rFonts w:ascii="Arial" w:hAnsi="Arial" w:cs="Arial"/>
         </w:rPr>
         <w:alias w:val="#Nav: /Company_Information/CAddress"/>
-        <w:tag w:val="#Nav: SVA Regulation Increase/50090"/>
+        <w:tag w:val="#Nav: SVA Regul. Increase Deposit/50028"/>
         <w:id w:val="-1175270647"/>
         <w:placeholder>
           <w:docPart w:val="DefaultPlaceholder_-1854013440"/>
         </w:placeholder>
-        <w:dataBinding w:prefixMappings="xmlns:ns0='urn:microsoft-dynamics-nav/reports/SVA Regulation Increase/50090/'" w:xpath="/ns0:NavWordReportXmlPart[1]/ns0:Company_Information[1]/ns0:CAddress[1]" w:storeItemID="{DB275D65-7904-43D6-8D89-0EDF341AE2BF}"/>
+        <w:dataBinding w:prefixMappings="xmlns:ns0='urn:microsoft-dynamics-nav/reports/SVA Regul. Increase Deposit/50028/'" w:xpath="/ns0:NavWordReportXmlPart[1]/ns0:Company_Information[1]/ns0:CAddress[1]" w:storeItemID="{DB4B7675-2392-4A85-BE54-F05B7FD642C5}"/>
         <w:text/>
       </w:sdtPr>
       <w:sdtEndPr/>
@@ -1750,12 +1780,12 @@
             <w:rFonts w:ascii="Arial" w:hAnsi="Arial" w:cs="Arial"/>
           </w:rPr>
           <w:alias w:val="#Nav: /Company_Information/CPostCode"/>
-          <w:tag w:val="#Nav: SVA Regulation Increase/50090"/>
+          <w:tag w:val="#Nav: SVA Regul. Increase Deposit/50028"/>
           <w:id w:val="2064754430"/>
           <w:placeholder>
             <w:docPart w:val="DefaultPlaceholder_-1854013440"/>
           </w:placeholder>
-          <w:dataBinding w:prefixMappings="xmlns:ns0='urn:microsoft-dynamics-nav/reports/SVA Regulation Increase/50090/'" w:xpath="/ns0:NavWordReportXmlPart[1]/ns0:Company_Information[1]/ns0:CPostCode[1]" w:storeItemID="{DB275D65-7904-43D6-8D89-0EDF341AE2BF}"/>
+          <w:dataBinding w:prefixMappings="xmlns:ns0='urn:microsoft-dynamics-nav/reports/SVA Regul. Increase Deposit/50028/'" w:xpath="/ns0:NavWordReportXmlPart[1]/ns0:Company_Information[1]/ns0:CPostCode[1]" w:storeItemID="{DB4B7675-2392-4A85-BE54-F05B7FD642C5}"/>
           <w:text/>
         </w:sdtPr>
         <w:sdtEndPr/>
@@ -1782,12 +1812,12 @@
             <w:rFonts w:ascii="Arial" w:hAnsi="Arial" w:cs="Arial"/>
           </w:rPr>
           <w:alias w:val="#Nav: /Company_Information/CCity"/>
-          <w:tag w:val="#Nav: SVA Regulation Increase/50090"/>
+          <w:tag w:val="#Nav: SVA Regul. Increase Deposit/50028"/>
           <w:id w:val="-1181041172"/>
           <w:placeholder>
             <w:docPart w:val="DefaultPlaceholder_-1854013440"/>
           </w:placeholder>
-          <w:dataBinding w:prefixMappings="xmlns:ns0='urn:microsoft-dynamics-nav/reports/SVA Regulation Increase/50090/'" w:xpath="/ns0:NavWordReportXmlPart[1]/ns0:Company_Information[1]/ns0:CCity[1]" w:storeItemID="{DB275D65-7904-43D6-8D89-0EDF341AE2BF}"/>
+          <w:dataBinding w:prefixMappings="xmlns:ns0='urn:microsoft-dynamics-nav/reports/SVA Regul. Increase Deposit/50028/'" w:xpath="/ns0:NavWordReportXmlPart[1]/ns0:Company_Information[1]/ns0:CCity[1]" w:storeItemID="{DB4B7675-2392-4A85-BE54-F05B7FD642C5}"/>
           <w:text/>
         </w:sdtPr>
         <w:sdtEndPr/>
@@ -1833,7 +1863,7 @@
       </w:pPr>
     </w:pPrDefault>
   </w:docDefaults>
-  <w:latentStyles w:defLockedState="0" w:defUIPriority="99" w:defSemiHidden="0" w:defUnhideWhenUsed="0" w:defQFormat="0" w:count="375">
+  <w:latentStyles w:defLockedState="0" w:defUIPriority="99" w:defSemiHidden="0" w:defUnhideWhenUsed="0" w:defQFormat="0" w:count="376">
     <w:lsdException w:name="Normal" w:uiPriority="0" w:qFormat="1"/>
     <w:lsdException w:name="heading 1" w:uiPriority="9" w:qFormat="1"/>
     <w:lsdException w:name="heading 2" w:semiHidden="1" w:uiPriority="9" w:unhideWhenUsed="1" w:qFormat="1"/>
@@ -1939,7 +1969,6 @@
     <w:lsdException w:name="HTML Sample" w:semiHidden="1" w:unhideWhenUsed="1"/>
     <w:lsdException w:name="HTML Typewriter" w:semiHidden="1" w:unhideWhenUsed="1"/>
     <w:lsdException w:name="HTML Variable" w:semiHidden="1" w:unhideWhenUsed="1"/>
-    <w:lsdException w:name="Normal Table" w:semiHidden="1" w:unhideWhenUsed="1"/>
     <w:lsdException w:name="annotation subject" w:semiHidden="1" w:unhideWhenUsed="1"/>
     <w:lsdException w:name="No List" w:semiHidden="1" w:unhideWhenUsed="1"/>
     <w:lsdException w:name="Outline List 1" w:semiHidden="1" w:unhideWhenUsed="1"/>
@@ -1986,10 +2015,8 @@
     <w:lsdException w:name="Table Subtle 2" w:semiHidden="1" w:unhideWhenUsed="1"/>
     <w:lsdException w:name="Table Web 1" w:semiHidden="1" w:unhideWhenUsed="1"/>
     <w:lsdException w:name="Table Web 2" w:semiHidden="1" w:unhideWhenUsed="1"/>
-    <w:lsdException w:name="Table Web 3" w:semiHidden="1" w:unhideWhenUsed="1"/>
     <w:lsdException w:name="Balloon Text" w:semiHidden="1" w:unhideWhenUsed="1"/>
     <w:lsdException w:name="Table Grid" w:uiPriority="39"/>
-    <w:lsdException w:name="Table Theme" w:semiHidden="1" w:unhideWhenUsed="1"/>
     <w:lsdException w:name="Placeholder Text" w:semiHidden="1"/>
     <w:lsdException w:name="No Spacing" w:uiPriority="1" w:qFormat="1"/>
     <w:lsdException w:name="Light Shading" w:uiPriority="60"/>
@@ -2209,6 +2236,7 @@
     <w:lsdException w:name="Smart Hyperlink" w:semiHidden="1" w:unhideWhenUsed="1"/>
     <w:lsdException w:name="Hashtag" w:semiHidden="1" w:unhideWhenUsed="1"/>
     <w:lsdException w:name="Unresolved Mention" w:semiHidden="1" w:unhideWhenUsed="1"/>
+    <w:lsdException w:name="Smart Link" w:semiHidden="1" w:unhideWhenUsed="1"/>
   </w:latentStyles>
   <w:style w:type="paragraph" w:default="1" w:styleId="Normal">
     <w:name w:val="Normal"/>
@@ -2308,7 +2336,7 @@
     <w:charset w:val="00"/>
     <w:family w:val="swiss"/>
     <w:pitch w:val="variable"/>
-    <w:sig w:usb0="E0002EFF" w:usb1="C000785B" w:usb2="00000009" w:usb3="00000000" w:csb0="000001FF" w:csb1="00000000"/>
+    <w:sig w:usb0="E0002EFF" w:usb1="C0007843" w:usb2="00000009" w:usb3="00000000" w:csb0="000001FF" w:csb1="00000000"/>
   </w:font>
   <w:font w:name="Calibri Light">
     <w:panose1 w:val="020F0302020204030204"/>
@@ -2338,6 +2366,7 @@
   <w:rsids>
     <w:rsidRoot w:val="005324E5"/>
     <w:rsid w:val="002846E3"/>
+    <w:rsid w:val="00291341"/>
     <w:rsid w:val="00470434"/>
     <w:rsid w:val="00473982"/>
     <w:rsid w:val="005324E5"/>
@@ -2384,7 +2413,7 @@
       </w:pPr>
     </w:pPrDefault>
   </w:docDefaults>
-  <w:latentStyles w:defLockedState="0" w:defUIPriority="99" w:defSemiHidden="0" w:defUnhideWhenUsed="0" w:defQFormat="0" w:count="375">
+  <w:latentStyles w:defLockedState="0" w:defUIPriority="99" w:defSemiHidden="0" w:defUnhideWhenUsed="0" w:defQFormat="0" w:count="376">
     <w:lsdException w:name="Normal" w:uiPriority="0" w:qFormat="1"/>
     <w:lsdException w:name="heading 1" w:uiPriority="9" w:qFormat="1"/>
     <w:lsdException w:name="heading 2" w:semiHidden="1" w:uiPriority="9" w:unhideWhenUsed="1" w:qFormat="1"/>
@@ -2490,7 +2519,6 @@
     <w:lsdException w:name="HTML Sample" w:semiHidden="1" w:unhideWhenUsed="1"/>
     <w:lsdException w:name="HTML Typewriter" w:semiHidden="1" w:unhideWhenUsed="1"/>
     <w:lsdException w:name="HTML Variable" w:semiHidden="1" w:unhideWhenUsed="1"/>
-    <w:lsdException w:name="Normal Table" w:semiHidden="1" w:unhideWhenUsed="1"/>
     <w:lsdException w:name="annotation subject" w:semiHidden="1" w:unhideWhenUsed="1"/>
     <w:lsdException w:name="No List" w:semiHidden="1" w:unhideWhenUsed="1"/>
     <w:lsdException w:name="Outline List 1" w:semiHidden="1" w:unhideWhenUsed="1"/>
@@ -2537,10 +2565,8 @@
     <w:lsdException w:name="Table Subtle 2" w:semiHidden="1" w:unhideWhenUsed="1"/>
     <w:lsdException w:name="Table Web 1" w:semiHidden="1" w:unhideWhenUsed="1"/>
     <w:lsdException w:name="Table Web 2" w:semiHidden="1" w:unhideWhenUsed="1"/>
-    <w:lsdException w:name="Table Web 3" w:semiHidden="1" w:unhideWhenUsed="1"/>
     <w:lsdException w:name="Balloon Text" w:semiHidden="1" w:unhideWhenUsed="1"/>
     <w:lsdException w:name="Table Grid" w:uiPriority="39"/>
-    <w:lsdException w:name="Table Theme" w:semiHidden="1" w:unhideWhenUsed="1"/>
     <w:lsdException w:name="Placeholder Text" w:semiHidden="1"/>
     <w:lsdException w:name="No Spacing" w:uiPriority="1" w:qFormat="1"/>
     <w:lsdException w:name="Light Shading" w:uiPriority="60"/>
@@ -2760,6 +2786,7 @@
     <w:lsdException w:name="Smart Hyperlink" w:semiHidden="1" w:unhideWhenUsed="1"/>
     <w:lsdException w:name="Hashtag" w:semiHidden="1" w:unhideWhenUsed="1"/>
     <w:lsdException w:name="Unresolved Mention" w:semiHidden="1" w:unhideWhenUsed="1"/>
+    <w:lsdException w:name="Smart Link" w:semiHidden="1" w:unhideWhenUsed="1"/>
   </w:latentStyles>
   <w:style w:type="paragraph" w:default="1" w:styleId="Normal">
     <w:name w:val="Normal"/>
@@ -3107,9 +3134,7 @@
 </a:theme>
 </file>
 
-<file path=customXML/item2.xml>��< ? x m l   v e r s i o n = " 1 . 0 "   e n c o d i n g = " u t f - 1 6 " ? > - 
- < N a v W o r d R e p o r t X m l P a r t   x m l n s = " u r n : m i c r o s o f t - d y n a m i c s - n a v / r e p o r t s / S V A   R e g u l a t i o n   I n c r e a s e / 5 0 0 9 0 / " > +<file path=customXml/item1.xml>��< ? x m l   v e r s i o n = " 1 . 0 "   e n c o d i n g = " u t f - 1 6 " ? > < N a v W o r d R e p o r t X m l P a r t   x m l n s = " u r n : m i c r o s o f t - d y n a m i c s - n a v / r e p o r t s / S V A   R e g u l .   I n c r e a s e   D e p o s i t / 5 0 0 2 8 / " >   
      < S V A _ R e g u l a t i o n s >   
@@ -3200,4 +3225,12 @@
      < / C o m p a n y _ I n f o r m a t i o n >   
  < / N a v W o r d R e p o r t X m l P a r t > 
+</file>
+
+<file path=customXml/itemProps1.xml><?xml version="1.0" encoding="utf-8"?>
+<ds:datastoreItem xmlns:ds="http://schemas.openxmlformats.org/officeDocument/2006/customXml" ds:itemID="{DB4B7675-2392-4A85-BE54-F05B7FD642C5}">
+  <ds:schemaRefs>
+    <ds:schemaRef ds:uri="urn:microsoft-dynamics-nav/reports/SVA Regul. Increase Deposit/50028/"/>
+  </ds:schemaRefs>
+</ds:datastoreItem>
 </file>
--- a/Layouts/SVA Regulation IncreaseDep.docx
+++ b/Layouts/SVA Regulation IncreaseDep.docx
@@ -15,14 +15,14 @@
         <w:spacing w:after="0" w:line="240" w:lineRule="auto"/>
         <w:textAlignment w:val="baseline"/>
         <w:rPr>
-          <w:rFonts w:ascii="Arial" w:eastAsia="Times New Roman" w:hAnsi="Arial" w:cs="Arial"/>
+          <w:rFonts w:ascii="Arial" w:hAnsi="Arial" w:eastAsia="Times New Roman" w:cs="Arial"/>
           <w:lang w:val="en-US" w:eastAsia="en-US"/>
         </w:rPr>
       </w:pPr>
       <w:sdt>
         <w:sdtPr>
           <w:rPr>
-            <w:rFonts w:ascii="Arial" w:eastAsia="Times New Roman" w:hAnsi="Arial" w:cs="Arial"/>
+            <w:rFonts w:ascii="Arial" w:hAnsi="Arial" w:eastAsia="Times New Roman" w:cs="Arial"/>
             <w:lang w:val="en-US" w:eastAsia="en-US"/>
           </w:rPr>
           <w:alias w:val="#Nav: /SVA_Regulations/OName1"/>
@@ -38,7 +38,7 @@
         <w:sdtContent>
           <w:r>
             <w:rPr>
-              <w:rFonts w:ascii="Arial" w:eastAsia="Times New Roman" w:hAnsi="Arial" w:cs="Arial"/>
+              <w:rFonts w:ascii="Arial" w:hAnsi="Arial" w:eastAsia="Times New Roman" w:cs="Arial"/>
               <w:lang w:val="en-US" w:eastAsia="en-US"/>
             </w:rPr>
             <w:t>OName1</w:t>
@@ -47,15 +47,15 @@
       </w:sdt>
       <w:r>
         <w:rPr>
-          <w:rFonts w:ascii="Arial" w:eastAsia="Times New Roman" w:hAnsi="Arial" w:cs="Arial"/>
+          <w:rFonts w:ascii="Arial" w:hAnsi="Arial" w:eastAsia="Times New Roman" w:cs="Arial"/>
           <w:lang w:val="en-US" w:eastAsia="en-US"/>
         </w:rPr>
         <w:tab/>
       </w:r>
-      <w:bookmarkStart w:id="0" w:name="_GoBack"/>
-      <w:r>
-        <w:rPr>
-          <w:rFonts w:ascii="Arial" w:eastAsia="Times New Roman" w:hAnsi="Arial" w:cs="Arial"/>
+      <w:bookmarkStart w:name="_GoBack" w:id="0"/>
+      <w:r>
+        <w:rPr>
+          <w:rFonts w:ascii="Arial" w:hAnsi="Arial" w:eastAsia="Times New Roman" w:cs="Arial"/>
           <w:lang w:val="en-US" w:eastAsia="en-US"/>
         </w:rPr>
         <w:t>Dato</w:t>
@@ -63,7 +63,7 @@
       <w:proofErr w:type="gramStart"/>
       <w:r>
         <w:rPr>
-          <w:rFonts w:ascii="Arial" w:eastAsia="Times New Roman" w:hAnsi="Arial" w:cs="Arial"/>
+          <w:rFonts w:ascii="Arial" w:hAnsi="Arial" w:eastAsia="Times New Roman" w:cs="Arial"/>
           <w:lang w:val="en-US" w:eastAsia="en-US"/>
         </w:rPr>
         <w:t>…..</w:t>
@@ -71,14 +71,14 @@
       <w:proofErr w:type="gramEnd"/>
       <w:r>
         <w:rPr>
-          <w:rFonts w:ascii="Arial" w:eastAsia="Times New Roman" w:hAnsi="Arial" w:cs="Arial"/>
+          <w:rFonts w:ascii="Arial" w:hAnsi="Arial" w:eastAsia="Times New Roman" w:cs="Arial"/>
           <w:lang w:val="en-US" w:eastAsia="en-US"/>
         </w:rPr>
         <w:t>:</w:t>
       </w:r>
       <w:r>
         <w:rPr>
-          <w:rFonts w:ascii="Arial" w:eastAsia="Times New Roman" w:hAnsi="Arial" w:cs="Arial"/>
+          <w:rFonts w:ascii="Arial" w:hAnsi="Arial" w:eastAsia="Times New Roman" w:cs="Arial"/>
           <w:lang w:val="en-US" w:eastAsia="en-US"/>
         </w:rPr>
         <w:tab/>
@@ -86,28 +86,28 @@
       </w:r>
       <w:r>
         <w:rPr>
-          <w:rFonts w:ascii="Arial" w:eastAsia="Times New Roman" w:hAnsi="Arial" w:cs="Arial"/>
+          <w:rFonts w:ascii="Arial" w:hAnsi="Arial" w:eastAsia="Times New Roman" w:cs="Arial"/>
           <w:lang w:eastAsia="en-US"/>
         </w:rPr>
         <w:fldChar w:fldCharType="begin"/>
       </w:r>
       <w:r>
         <w:rPr>
-          <w:rFonts w:ascii="Arial" w:eastAsia="Times New Roman" w:hAnsi="Arial" w:cs="Arial"/>
+          <w:rFonts w:ascii="Arial" w:hAnsi="Arial" w:eastAsia="Times New Roman" w:cs="Arial"/>
           <w:lang w:eastAsia="en-US"/>
         </w:rPr>
         <w:instrText xml:space="preserve"> TIME \@ "d. MMMM yyyy" </w:instrText>
       </w:r>
       <w:r>
         <w:rPr>
-          <w:rFonts w:ascii="Arial" w:eastAsia="Times New Roman" w:hAnsi="Arial" w:cs="Arial"/>
+          <w:rFonts w:ascii="Arial" w:hAnsi="Arial" w:eastAsia="Times New Roman" w:cs="Arial"/>
           <w:lang w:eastAsia="en-US"/>
         </w:rPr>
         <w:fldChar w:fldCharType="separate"/>
       </w:r>
       <w:r>
         <w:rPr>
-          <w:rFonts w:ascii="Arial" w:eastAsia="Times New Roman" w:hAnsi="Arial" w:cs="Arial"/>
+          <w:rFonts w:ascii="Arial" w:hAnsi="Arial" w:eastAsia="Times New Roman" w:cs="Arial"/>
           <w:noProof/>
           <w:lang w:eastAsia="en-US"/>
         </w:rPr>
@@ -115,7 +115,7 @@
       </w:r>
       <w:r>
         <w:rPr>
-          <w:rFonts w:ascii="Arial" w:eastAsia="Times New Roman" w:hAnsi="Arial" w:cs="Arial"/>
+          <w:rFonts w:ascii="Arial" w:hAnsi="Arial" w:eastAsia="Times New Roman" w:cs="Arial"/>
           <w:lang w:eastAsia="en-US"/>
         </w:rPr>
         <w:fldChar w:fldCharType="end"/>
@@ -134,14 +134,14 @@
         <w:spacing w:after="0" w:line="240" w:lineRule="auto"/>
         <w:textAlignment w:val="baseline"/>
         <w:rPr>
-          <w:rFonts w:ascii="Arial" w:eastAsia="Times New Roman" w:hAnsi="Arial" w:cs="Arial"/>
+          <w:rFonts w:ascii="Arial" w:hAnsi="Arial" w:eastAsia="Times New Roman" w:cs="Arial"/>
           <w:lang w:val="en-US" w:eastAsia="en-US"/>
         </w:rPr>
       </w:pPr>
       <w:sdt>
         <w:sdtPr>
           <w:rPr>
-            <w:rFonts w:ascii="Arial" w:eastAsia="Times New Roman" w:hAnsi="Arial" w:cs="Arial"/>
+            <w:rFonts w:ascii="Arial" w:hAnsi="Arial" w:eastAsia="Times New Roman" w:cs="Arial"/>
             <w:lang w:val="en-US" w:eastAsia="en-US"/>
           </w:rPr>
           <w:alias w:val="#Nav: /SVA_Regulations/OName2"/>
@@ -157,7 +157,7 @@
         <w:sdtContent>
           <w:r>
             <w:rPr>
-              <w:rFonts w:ascii="Arial" w:eastAsia="Times New Roman" w:hAnsi="Arial" w:cs="Arial"/>
+              <w:rFonts w:ascii="Arial" w:hAnsi="Arial" w:eastAsia="Times New Roman" w:cs="Arial"/>
               <w:lang w:val="en-US" w:eastAsia="en-US"/>
             </w:rPr>
             <w:t>OName2</w:t>
@@ -166,7 +166,7 @@
       </w:sdt>
       <w:r>
         <w:rPr>
-          <w:rFonts w:ascii="Arial" w:eastAsia="Times New Roman" w:hAnsi="Arial" w:cs="Arial"/>
+          <w:rFonts w:ascii="Arial" w:hAnsi="Arial" w:eastAsia="Times New Roman" w:cs="Arial"/>
           <w:lang w:val="en-US" w:eastAsia="en-US"/>
         </w:rPr>
         <w:tab/>
@@ -174,7 +174,7 @@
       <w:proofErr w:type="spellStart"/>
       <w:r>
         <w:rPr>
-          <w:rFonts w:ascii="Arial" w:eastAsia="Times New Roman" w:hAnsi="Arial" w:cs="Arial"/>
+          <w:rFonts w:ascii="Arial" w:hAnsi="Arial" w:eastAsia="Times New Roman" w:cs="Arial"/>
           <w:lang w:val="en-US" w:eastAsia="en-US"/>
         </w:rPr>
         <w:t>Lejemål</w:t>
@@ -182,14 +182,14 @@
       <w:proofErr w:type="spellEnd"/>
       <w:r>
         <w:rPr>
-          <w:rFonts w:ascii="Arial" w:eastAsia="Times New Roman" w:hAnsi="Arial" w:cs="Arial"/>
+          <w:rFonts w:ascii="Arial" w:hAnsi="Arial" w:eastAsia="Times New Roman" w:cs="Arial"/>
           <w:lang w:val="en-US" w:eastAsia="en-US"/>
         </w:rPr>
         <w:t>.:</w:t>
       </w:r>
       <w:r>
         <w:rPr>
-          <w:rFonts w:ascii="Arial" w:eastAsia="Times New Roman" w:hAnsi="Arial" w:cs="Arial"/>
+          <w:rFonts w:ascii="Arial" w:hAnsi="Arial" w:eastAsia="Times New Roman" w:cs="Arial"/>
           <w:lang w:val="en-US" w:eastAsia="en-US"/>
         </w:rPr>
         <w:tab/>
@@ -198,7 +198,7 @@
       <w:sdt>
         <w:sdtPr>
           <w:rPr>
-            <w:rFonts w:ascii="Arial" w:eastAsia="Times New Roman" w:hAnsi="Arial" w:cs="Arial"/>
+            <w:rFonts w:ascii="Arial" w:hAnsi="Arial" w:eastAsia="Times New Roman" w:cs="Arial"/>
             <w:lang w:val="en-US" w:eastAsia="en-US"/>
           </w:rPr>
           <w:alias w:val="#Nav: /SVA_Regulations/TenancyNo"/>
@@ -215,7 +215,7 @@
           <w:proofErr w:type="spellStart"/>
           <w:r>
             <w:rPr>
-              <w:rFonts w:ascii="Arial" w:eastAsia="Times New Roman" w:hAnsi="Arial" w:cs="Arial"/>
+              <w:rFonts w:ascii="Arial" w:hAnsi="Arial" w:eastAsia="Times New Roman" w:cs="Arial"/>
               <w:lang w:val="en-US" w:eastAsia="en-US"/>
             </w:rPr>
             <w:t>TenancyNo</w:t>
@@ -237,14 +237,14 @@
         <w:spacing w:after="0" w:line="240" w:lineRule="auto"/>
         <w:textAlignment w:val="baseline"/>
         <w:rPr>
-          <w:rFonts w:ascii="Arial" w:eastAsia="Times New Roman" w:hAnsi="Arial" w:cs="Arial"/>
+          <w:rFonts w:ascii="Arial" w:hAnsi="Arial" w:eastAsia="Times New Roman" w:cs="Arial"/>
           <w:lang w:val="en-US" w:eastAsia="en-US"/>
         </w:rPr>
       </w:pPr>
       <w:sdt>
         <w:sdtPr>
           <w:rPr>
-            <w:rFonts w:ascii="Arial" w:eastAsia="Times New Roman" w:hAnsi="Arial" w:cs="Arial"/>
+            <w:rFonts w:ascii="Arial" w:hAnsi="Arial" w:eastAsia="Times New Roman" w:cs="Arial"/>
             <w:lang w:val="en-US" w:eastAsia="en-US"/>
           </w:rPr>
           <w:alias w:val="#Nav: /SVA_Regulations/OAddress"/>
@@ -261,7 +261,7 @@
           <w:proofErr w:type="spellStart"/>
           <w:r>
             <w:rPr>
-              <w:rFonts w:ascii="Arial" w:eastAsia="Times New Roman" w:hAnsi="Arial" w:cs="Arial"/>
+              <w:rFonts w:ascii="Arial" w:hAnsi="Arial" w:eastAsia="Times New Roman" w:cs="Arial"/>
               <w:lang w:val="en-US" w:eastAsia="en-US"/>
             </w:rPr>
             <w:t>OAddress</w:t>
@@ -271,7 +271,7 @@
       </w:sdt>
       <w:r>
         <w:rPr>
-          <w:rFonts w:ascii="Arial" w:eastAsia="Times New Roman" w:hAnsi="Arial" w:cs="Arial"/>
+          <w:rFonts w:ascii="Arial" w:hAnsi="Arial" w:eastAsia="Times New Roman" w:cs="Arial"/>
           <w:lang w:val="en-US" w:eastAsia="en-US"/>
         </w:rPr>
         <w:tab/>
@@ -279,7 +279,7 @@
       <w:proofErr w:type="spellStart"/>
       <w:r>
         <w:rPr>
-          <w:rFonts w:ascii="Arial" w:eastAsia="Times New Roman" w:hAnsi="Arial" w:cs="Arial"/>
+          <w:rFonts w:ascii="Arial" w:hAnsi="Arial" w:eastAsia="Times New Roman" w:cs="Arial"/>
           <w:lang w:val="en-US" w:eastAsia="en-US"/>
         </w:rPr>
         <w:t>Kontrakt</w:t>
@@ -287,14 +287,14 @@
       <w:proofErr w:type="spellEnd"/>
       <w:r>
         <w:rPr>
-          <w:rFonts w:ascii="Arial" w:eastAsia="Times New Roman" w:hAnsi="Arial" w:cs="Arial"/>
+          <w:rFonts w:ascii="Arial" w:hAnsi="Arial" w:eastAsia="Times New Roman" w:cs="Arial"/>
           <w:lang w:val="en-US" w:eastAsia="en-US"/>
         </w:rPr>
         <w:t>:</w:t>
       </w:r>
       <w:r>
         <w:rPr>
-          <w:rFonts w:ascii="Arial" w:eastAsia="Times New Roman" w:hAnsi="Arial" w:cs="Arial"/>
+          <w:rFonts w:ascii="Arial" w:hAnsi="Arial" w:eastAsia="Times New Roman" w:cs="Arial"/>
           <w:lang w:val="en-US" w:eastAsia="en-US"/>
         </w:rPr>
         <w:tab/>
@@ -303,7 +303,7 @@
       <w:sdt>
         <w:sdtPr>
           <w:rPr>
-            <w:rFonts w:ascii="Arial" w:eastAsia="Times New Roman" w:hAnsi="Arial" w:cs="Arial"/>
+            <w:rFonts w:ascii="Arial" w:hAnsi="Arial" w:eastAsia="Times New Roman" w:cs="Arial"/>
             <w:lang w:val="en-US" w:eastAsia="en-US"/>
           </w:rPr>
           <w:alias w:val="#Nav: /SVA_Regulations/Onumber"/>
@@ -320,7 +320,7 @@
           <w:proofErr w:type="spellStart"/>
           <w:r>
             <w:rPr>
-              <w:rFonts w:ascii="Arial" w:eastAsia="Times New Roman" w:hAnsi="Arial" w:cs="Arial"/>
+              <w:rFonts w:ascii="Arial" w:hAnsi="Arial" w:eastAsia="Times New Roman" w:cs="Arial"/>
               <w:lang w:val="en-US" w:eastAsia="en-US"/>
             </w:rPr>
             <w:t>Onumber</w:t>
@@ -342,14 +342,14 @@
         <w:spacing w:after="0" w:line="240" w:lineRule="auto"/>
         <w:textAlignment w:val="baseline"/>
         <w:rPr>
-          <w:rFonts w:ascii="Arial" w:eastAsia="Times New Roman" w:hAnsi="Arial" w:cs="Arial"/>
+          <w:rFonts w:ascii="Arial" w:hAnsi="Arial" w:eastAsia="Times New Roman" w:cs="Arial"/>
           <w:lang w:val="en-US" w:eastAsia="en-US"/>
         </w:rPr>
       </w:pPr>
       <w:sdt>
         <w:sdtPr>
           <w:rPr>
-            <w:rFonts w:ascii="Arial" w:eastAsia="Times New Roman" w:hAnsi="Arial" w:cs="Arial"/>
+            <w:rFonts w:ascii="Arial" w:hAnsi="Arial" w:eastAsia="Times New Roman" w:cs="Arial"/>
             <w:lang w:val="en-US" w:eastAsia="en-US"/>
           </w:rPr>
           <w:alias w:val="#Nav: /SVA_Regulations/OAddress2"/>
@@ -365,7 +365,7 @@
         <w:sdtContent>
           <w:r>
             <w:rPr>
-              <w:rFonts w:ascii="Arial" w:eastAsia="Times New Roman" w:hAnsi="Arial" w:cs="Arial"/>
+              <w:rFonts w:ascii="Arial" w:hAnsi="Arial" w:eastAsia="Times New Roman" w:cs="Arial"/>
               <w:lang w:val="en-US" w:eastAsia="en-US"/>
             </w:rPr>
             <w:t>OAddress2</w:t>
@@ -374,7 +374,7 @@
       </w:sdt>
       <w:r>
         <w:rPr>
-          <w:rFonts w:ascii="Arial" w:eastAsia="Times New Roman" w:hAnsi="Arial" w:cs="Arial"/>
+          <w:rFonts w:ascii="Arial" w:hAnsi="Arial" w:eastAsia="Times New Roman" w:cs="Arial"/>
           <w:lang w:val="en-US" w:eastAsia="en-US"/>
         </w:rPr>
         <w:tab/>
@@ -393,14 +393,14 @@
         <w:spacing w:after="0" w:line="240" w:lineRule="auto"/>
         <w:textAlignment w:val="baseline"/>
         <w:rPr>
-          <w:rFonts w:ascii="Arial" w:eastAsia="Times New Roman" w:hAnsi="Arial" w:cs="Arial"/>
+          <w:rFonts w:ascii="Arial" w:hAnsi="Arial" w:eastAsia="Times New Roman" w:cs="Arial"/>
           <w:lang w:val="en-US" w:eastAsia="en-US"/>
         </w:rPr>
       </w:pPr>
       <w:sdt>
         <w:sdtPr>
           <w:rPr>
-            <w:rFonts w:ascii="Arial" w:eastAsia="Times New Roman" w:hAnsi="Arial" w:cs="Arial"/>
+            <w:rFonts w:ascii="Arial" w:hAnsi="Arial" w:eastAsia="Times New Roman" w:cs="Arial"/>
             <w:lang w:val="en-US" w:eastAsia="en-US"/>
           </w:rPr>
           <w:alias w:val="#Nav: /SVA_Regulations/OPostcode"/>
@@ -417,7 +417,7 @@
           <w:proofErr w:type="spellStart"/>
           <w:r>
             <w:rPr>
-              <w:rFonts w:ascii="Arial" w:eastAsia="Times New Roman" w:hAnsi="Arial" w:cs="Arial"/>
+              <w:rFonts w:ascii="Arial" w:hAnsi="Arial" w:eastAsia="Times New Roman" w:cs="Arial"/>
               <w:lang w:val="en-US" w:eastAsia="en-US"/>
             </w:rPr>
             <w:t>OPostcode</w:t>
@@ -427,7 +427,7 @@
       </w:sdt>
       <w:r>
         <w:rPr>
-          <w:rFonts w:ascii="Arial" w:eastAsia="Times New Roman" w:hAnsi="Arial" w:cs="Arial"/>
+          <w:rFonts w:ascii="Arial" w:hAnsi="Arial" w:eastAsia="Times New Roman" w:cs="Arial"/>
           <w:lang w:val="en-US" w:eastAsia="en-US"/>
         </w:rPr>
         <w:t xml:space="preserve">  </w:t>
@@ -435,7 +435,7 @@
       <w:sdt>
         <w:sdtPr>
           <w:rPr>
-            <w:rFonts w:ascii="Arial" w:eastAsia="Times New Roman" w:hAnsi="Arial" w:cs="Arial"/>
+            <w:rFonts w:ascii="Arial" w:hAnsi="Arial" w:eastAsia="Times New Roman" w:cs="Arial"/>
             <w:lang w:val="en-US" w:eastAsia="en-US"/>
           </w:rPr>
           <w:alias w:val="#Nav: /SVA_Regulations/OCity"/>
@@ -452,7 +452,7 @@
           <w:proofErr w:type="spellStart"/>
           <w:r>
             <w:rPr>
-              <w:rFonts w:ascii="Arial" w:eastAsia="Times New Roman" w:hAnsi="Arial" w:cs="Arial"/>
+              <w:rFonts w:ascii="Arial" w:hAnsi="Arial" w:eastAsia="Times New Roman" w:cs="Arial"/>
               <w:lang w:val="en-US" w:eastAsia="en-US"/>
             </w:rPr>
             <w:t>OCity</w:t>
@@ -474,7 +474,7 @@
         <w:spacing w:after="0" w:line="240" w:lineRule="auto"/>
         <w:textAlignment w:val="baseline"/>
         <w:rPr>
-          <w:rFonts w:ascii="Arial" w:eastAsia="Times New Roman" w:hAnsi="Arial" w:cs="Arial"/>
+          <w:rFonts w:ascii="Arial" w:hAnsi="Arial" w:eastAsia="Times New Roman" w:cs="Arial"/>
           <w:lang w:val="en-US" w:eastAsia="en-US"/>
         </w:rPr>
       </w:pPr>
@@ -489,7 +489,7 @@
         <w:spacing w:after="0" w:line="240" w:lineRule="auto"/>
         <w:textAlignment w:val="baseline"/>
         <w:rPr>
-          <w:rFonts w:ascii="Arial" w:eastAsia="Times New Roman" w:hAnsi="Arial" w:cs="Arial"/>
+          <w:rFonts w:ascii="Arial" w:hAnsi="Arial" w:eastAsia="Times New Roman" w:cs="Arial"/>
           <w:b/>
           <w:lang w:val="en-US" w:eastAsia="en-US"/>
         </w:rPr>
@@ -504,7 +504,7 @@
         <w:spacing w:after="0" w:line="240" w:lineRule="auto"/>
         <w:textAlignment w:val="baseline"/>
         <w:rPr>
-          <w:rFonts w:ascii="Arial" w:eastAsia="Times New Roman" w:hAnsi="Arial" w:cs="Arial"/>
+          <w:rFonts w:ascii="Arial" w:hAnsi="Arial" w:eastAsia="Times New Roman" w:cs="Arial"/>
           <w:b/>
           <w:lang w:val="en-US" w:eastAsia="en-US"/>
         </w:rPr>
@@ -519,14 +519,14 @@
         <w:spacing w:after="0" w:line="240" w:lineRule="auto"/>
         <w:textAlignment w:val="baseline"/>
         <w:rPr>
-          <w:rFonts w:ascii="Arial" w:eastAsia="Times New Roman" w:hAnsi="Arial" w:cs="Arial"/>
+          <w:rFonts w:ascii="Arial" w:hAnsi="Arial" w:eastAsia="Times New Roman" w:cs="Arial"/>
           <w:b/>
           <w:lang w:eastAsia="en-US"/>
         </w:rPr>
       </w:pPr>
       <w:r>
         <w:rPr>
-          <w:rFonts w:ascii="Arial" w:eastAsia="Times New Roman" w:hAnsi="Arial" w:cs="Arial"/>
+          <w:rFonts w:ascii="Arial" w:hAnsi="Arial" w:eastAsia="Times New Roman" w:cs="Arial"/>
           <w:b/>
           <w:lang w:eastAsia="en-US"/>
         </w:rPr>
@@ -535,7 +535,7 @@
       <w:sdt>
         <w:sdtPr>
           <w:rPr>
-            <w:rFonts w:ascii="Arial" w:eastAsia="Times New Roman" w:hAnsi="Arial" w:cs="Arial"/>
+            <w:rFonts w:ascii="Arial" w:hAnsi="Arial" w:eastAsia="Times New Roman" w:cs="Arial"/>
             <w:b/>
             <w:lang w:eastAsia="en-US"/>
           </w:rPr>
@@ -552,7 +552,7 @@
         <w:sdtContent>
           <w:r>
             <w:rPr>
-              <w:rFonts w:ascii="Arial" w:eastAsia="Times New Roman" w:hAnsi="Arial" w:cs="Arial"/>
+              <w:rFonts w:ascii="Arial" w:hAnsi="Arial" w:eastAsia="Times New Roman" w:cs="Arial"/>
               <w:b/>
               <w:lang w:eastAsia="en-US"/>
             </w:rPr>
@@ -562,7 +562,7 @@
       </w:sdt>
       <w:r>
         <w:rPr>
-          <w:rFonts w:ascii="Arial" w:eastAsia="Times New Roman" w:hAnsi="Arial" w:cs="Arial"/>
+          <w:rFonts w:ascii="Arial" w:hAnsi="Arial" w:eastAsia="Times New Roman" w:cs="Arial"/>
           <w:b/>
           <w:lang w:eastAsia="en-US"/>
         </w:rPr>
@@ -571,7 +571,7 @@
       <w:sdt>
         <w:sdtPr>
           <w:rPr>
-            <w:rFonts w:ascii="Arial" w:eastAsia="Times New Roman" w:hAnsi="Arial" w:cs="Arial"/>
+            <w:rFonts w:ascii="Arial" w:hAnsi="Arial" w:eastAsia="Times New Roman" w:cs="Arial"/>
             <w:b/>
             <w:lang w:eastAsia="en-US"/>
           </w:rPr>
@@ -589,7 +589,7 @@
           <w:proofErr w:type="spellStart"/>
           <w:r>
             <w:rPr>
-              <w:rFonts w:ascii="Arial" w:eastAsia="Times New Roman" w:hAnsi="Arial" w:cs="Arial"/>
+              <w:rFonts w:ascii="Arial" w:hAnsi="Arial" w:eastAsia="Times New Roman" w:cs="Arial"/>
               <w:b/>
               <w:lang w:eastAsia="en-US"/>
             </w:rPr>
@@ -600,7 +600,7 @@
       </w:sdt>
       <w:r>
         <w:rPr>
-          <w:rFonts w:ascii="Arial" w:eastAsia="Times New Roman" w:hAnsi="Arial" w:cs="Arial"/>
+          <w:rFonts w:ascii="Arial" w:hAnsi="Arial" w:eastAsia="Times New Roman" w:cs="Arial"/>
           <w:b/>
           <w:lang w:eastAsia="en-US"/>
         </w:rPr>
@@ -609,7 +609,7 @@
       <w:sdt>
         <w:sdtPr>
           <w:rPr>
-            <w:rFonts w:ascii="Arial" w:eastAsia="Times New Roman" w:hAnsi="Arial" w:cs="Arial"/>
+            <w:rFonts w:ascii="Arial" w:hAnsi="Arial" w:eastAsia="Times New Roman" w:cs="Arial"/>
             <w:b/>
             <w:lang w:eastAsia="en-US"/>
           </w:rPr>
@@ -627,7 +627,7 @@
           <w:proofErr w:type="spellStart"/>
           <w:r>
             <w:rPr>
-              <w:rFonts w:ascii="Arial" w:eastAsia="Times New Roman" w:hAnsi="Arial" w:cs="Arial"/>
+              <w:rFonts w:ascii="Arial" w:hAnsi="Arial" w:eastAsia="Times New Roman" w:cs="Arial"/>
               <w:b/>
               <w:lang w:eastAsia="en-US"/>
             </w:rPr>
@@ -646,7 +646,7 @@
         <w:spacing w:after="0" w:line="240" w:lineRule="auto"/>
         <w:textAlignment w:val="baseline"/>
         <w:rPr>
-          <w:rFonts w:ascii="Arial" w:eastAsia="Times New Roman" w:hAnsi="Arial" w:cs="Arial"/>
+          <w:rFonts w:ascii="Arial" w:hAnsi="Arial" w:eastAsia="Times New Roman" w:cs="Arial"/>
           <w:b/>
           <w:lang w:eastAsia="en-US"/>
         </w:rPr>
@@ -661,34 +661,34 @@
         <w:spacing w:after="0" w:line="240" w:lineRule="auto"/>
         <w:textAlignment w:val="baseline"/>
         <w:rPr>
-          <w:rFonts w:ascii="Arial" w:eastAsia="Times New Roman" w:hAnsi="Arial" w:cs="Arial"/>
-          <w:lang w:eastAsia="en-US"/>
-        </w:rPr>
-      </w:pPr>
-      <w:r>
-        <w:rPr>
-          <w:rFonts w:ascii="Arial" w:eastAsia="Times New Roman" w:hAnsi="Arial" w:cs="Arial"/>
+          <w:rFonts w:ascii="Arial" w:hAnsi="Arial" w:eastAsia="Times New Roman" w:cs="Arial"/>
+          <w:lang w:eastAsia="en-US"/>
+        </w:rPr>
+      </w:pPr>
+      <w:r>
+        <w:rPr>
+          <w:rFonts w:ascii="Arial" w:hAnsi="Arial" w:eastAsia="Times New Roman" w:cs="Arial"/>
           <w:lang w:eastAsia="en-US"/>
         </w:rPr>
         <w:t>Med henvisning til bestemmelser i lejekontrakten</w:t>
       </w:r>
       <w:r>
         <w:rPr>
-          <w:rFonts w:ascii="Arial" w:eastAsia="Times New Roman" w:hAnsi="Arial" w:cs="Arial"/>
+          <w:rFonts w:ascii="Arial" w:hAnsi="Arial" w:eastAsia="Times New Roman" w:cs="Arial"/>
           <w:lang w:eastAsia="en-US"/>
         </w:rPr>
         <w:t>,</w:t>
       </w:r>
       <w:r>
         <w:rPr>
-          <w:rFonts w:ascii="Arial" w:eastAsia="Times New Roman" w:hAnsi="Arial" w:cs="Arial"/>
+          <w:rFonts w:ascii="Arial" w:hAnsi="Arial" w:eastAsia="Times New Roman" w:cs="Arial"/>
           <w:lang w:eastAsia="en-US"/>
         </w:rPr>
         <w:t xml:space="preserve"> varsles hermed lejeregulering</w:t>
       </w:r>
       <w:r>
         <w:rPr>
-          <w:rFonts w:ascii="Arial" w:eastAsia="Times New Roman" w:hAnsi="Arial" w:cs="Arial"/>
+          <w:rFonts w:ascii="Arial" w:hAnsi="Arial" w:eastAsia="Times New Roman" w:cs="Arial"/>
           <w:lang w:eastAsia="en-US"/>
         </w:rPr>
         <w:t xml:space="preserve">. </w:t>
@@ -706,27 +706,27 @@
         <w:spacing w:after="0" w:line="240" w:lineRule="auto"/>
         <w:textAlignment w:val="baseline"/>
         <w:rPr>
-          <w:rFonts w:ascii="Arial" w:eastAsia="Times New Roman" w:hAnsi="Arial" w:cs="Arial"/>
-          <w:lang w:eastAsia="en-US"/>
-        </w:rPr>
-      </w:pPr>
-    </w:p>
-    <w:p>
-      <w:pPr>
-        <w:overflowPunct w:val="0"/>
-        <w:autoSpaceDE w:val="0"/>
-        <w:autoSpaceDN w:val="0"/>
-        <w:adjustRightInd w:val="0"/>
-        <w:spacing w:after="0" w:line="240" w:lineRule="auto"/>
-        <w:textAlignment w:val="baseline"/>
-        <w:rPr>
-          <w:rFonts w:ascii="Arial" w:eastAsia="Times New Roman" w:hAnsi="Arial" w:cs="Arial"/>
-          <w:lang w:eastAsia="en-US"/>
-        </w:rPr>
-      </w:pPr>
-      <w:r>
-        <w:rPr>
-          <w:rFonts w:ascii="Arial" w:eastAsia="Times New Roman" w:hAnsi="Arial" w:cs="Arial"/>
+          <w:rFonts w:ascii="Arial" w:hAnsi="Arial" w:eastAsia="Times New Roman" w:cs="Arial"/>
+          <w:lang w:eastAsia="en-US"/>
+        </w:rPr>
+      </w:pPr>
+    </w:p>
+    <w:p>
+      <w:pPr>
+        <w:overflowPunct w:val="0"/>
+        <w:autoSpaceDE w:val="0"/>
+        <w:autoSpaceDN w:val="0"/>
+        <w:adjustRightInd w:val="0"/>
+        <w:spacing w:after="0" w:line="240" w:lineRule="auto"/>
+        <w:textAlignment w:val="baseline"/>
+        <w:rPr>
+          <w:rFonts w:ascii="Arial" w:hAnsi="Arial" w:eastAsia="Times New Roman" w:cs="Arial"/>
+          <w:lang w:eastAsia="en-US"/>
+        </w:rPr>
+      </w:pPr>
+      <w:r>
+        <w:rPr>
+          <w:rFonts w:ascii="Arial" w:hAnsi="Arial" w:eastAsia="Times New Roman" w:cs="Arial"/>
           <w:lang w:eastAsia="en-US"/>
         </w:rPr>
         <w:t xml:space="preserve">Stigningen i den årlige leje udgør </w:t>
@@ -734,7 +734,7 @@
       <w:sdt>
         <w:sdtPr>
           <w:rPr>
-            <w:rFonts w:ascii="Arial" w:eastAsia="Times New Roman" w:hAnsi="Arial" w:cs="Arial"/>
+            <w:rFonts w:ascii="Arial" w:hAnsi="Arial" w:eastAsia="Times New Roman" w:cs="Arial"/>
             <w:lang w:eastAsia="en-US"/>
           </w:rPr>
           <w:alias w:val="#Nav: /SVA_Regulations/ActualRegulation"/>
@@ -751,7 +751,7 @@
           <w:proofErr w:type="spellStart"/>
           <w:r>
             <w:rPr>
-              <w:rFonts w:ascii="Arial" w:eastAsia="Times New Roman" w:hAnsi="Arial" w:cs="Arial"/>
+              <w:rFonts w:ascii="Arial" w:hAnsi="Arial" w:eastAsia="Times New Roman" w:cs="Arial"/>
               <w:lang w:eastAsia="en-US"/>
             </w:rPr>
             <w:t>ActualRegulation</w:t>
@@ -761,7 +761,7 @@
       </w:sdt>
       <w:r>
         <w:rPr>
-          <w:rFonts w:ascii="Arial" w:eastAsia="Times New Roman" w:hAnsi="Arial" w:cs="Arial"/>
+          <w:rFonts w:ascii="Arial" w:hAnsi="Arial" w:eastAsia="Times New Roman" w:cs="Arial"/>
           <w:lang w:eastAsia="en-US"/>
         </w:rPr>
         <w:t>%</w:t>
@@ -776,7 +776,7 @@
         <w:spacing w:after="0" w:line="240" w:lineRule="auto"/>
         <w:textAlignment w:val="baseline"/>
         <w:rPr>
-          <w:rFonts w:ascii="Arial" w:eastAsia="Times New Roman" w:hAnsi="Arial" w:cs="Arial"/>
+          <w:rFonts w:ascii="Arial" w:hAnsi="Arial" w:eastAsia="Times New Roman" w:cs="Arial"/>
           <w:b/>
           <w:lang w:eastAsia="en-US"/>
         </w:rPr>
@@ -791,7 +791,7 @@
         <w:spacing w:after="0" w:line="240" w:lineRule="auto"/>
         <w:textAlignment w:val="baseline"/>
         <w:rPr>
-          <w:rFonts w:ascii="Arial" w:eastAsia="Times New Roman" w:hAnsi="Arial" w:cs="Arial"/>
+          <w:rFonts w:ascii="Arial" w:hAnsi="Arial" w:eastAsia="Times New Roman" w:cs="Arial"/>
           <w:b/>
           <w:lang w:eastAsia="en-US"/>
         </w:rPr>
@@ -806,7 +806,7 @@
         <w:spacing w:after="0" w:line="240" w:lineRule="auto"/>
         <w:textAlignment w:val="baseline"/>
         <w:rPr>
-          <w:rFonts w:ascii="Arial" w:eastAsia="Times New Roman" w:hAnsi="Arial" w:cs="Arial"/>
+          <w:rFonts w:ascii="Arial" w:hAnsi="Arial" w:eastAsia="Times New Roman" w:cs="Arial"/>
           <w:b/>
           <w:lang w:eastAsia="en-US"/>
         </w:rPr>
@@ -821,7 +821,7 @@
         <w:spacing w:after="0" w:line="240" w:lineRule="auto"/>
         <w:textAlignment w:val="baseline"/>
         <w:rPr>
-          <w:rFonts w:ascii="Arial" w:eastAsia="Times New Roman" w:hAnsi="Arial" w:cs="Arial"/>
+          <w:rFonts w:ascii="Arial" w:hAnsi="Arial" w:eastAsia="Times New Roman" w:cs="Arial"/>
           <w:b/>
           <w:lang w:eastAsia="en-US"/>
         </w:rPr>
@@ -836,14 +836,14 @@
         <w:spacing w:after="0" w:line="240" w:lineRule="auto"/>
         <w:textAlignment w:val="baseline"/>
         <w:rPr>
-          <w:rFonts w:ascii="Arial" w:eastAsia="Times New Roman" w:hAnsi="Arial" w:cs="Arial"/>
+          <w:rFonts w:ascii="Arial" w:hAnsi="Arial" w:eastAsia="Times New Roman" w:cs="Arial"/>
           <w:b/>
           <w:lang w:eastAsia="en-US"/>
         </w:rPr>
       </w:pPr>
       <w:r>
         <w:rPr>
-          <w:rFonts w:ascii="Arial" w:eastAsia="Times New Roman" w:hAnsi="Arial" w:cs="Arial"/>
+          <w:rFonts w:ascii="Arial" w:hAnsi="Arial" w:eastAsia="Times New Roman" w:cs="Arial"/>
           <w:b/>
           <w:lang w:eastAsia="en-US"/>
         </w:rPr>
@@ -852,7 +852,7 @@
       <w:sdt>
         <w:sdtPr>
           <w:rPr>
-            <w:rFonts w:ascii="Arial" w:eastAsia="Times New Roman" w:hAnsi="Arial" w:cs="Arial"/>
+            <w:rFonts w:ascii="Arial" w:hAnsi="Arial" w:eastAsia="Times New Roman" w:cs="Arial"/>
             <w:b/>
             <w:lang w:eastAsia="en-US"/>
           </w:rPr>
@@ -870,7 +870,7 @@
           <w:proofErr w:type="spellStart"/>
           <w:r>
             <w:rPr>
-              <w:rFonts w:ascii="Arial" w:eastAsia="Times New Roman" w:hAnsi="Arial" w:cs="Arial"/>
+              <w:rFonts w:ascii="Arial" w:hAnsi="Arial" w:eastAsia="Times New Roman" w:cs="Arial"/>
               <w:b/>
               <w:lang w:eastAsia="en-US"/>
             </w:rPr>
@@ -881,7 +881,7 @@
       </w:sdt>
       <w:r>
         <w:rPr>
-          <w:rFonts w:ascii="Arial" w:eastAsia="Times New Roman" w:hAnsi="Arial" w:cs="Arial"/>
+          <w:rFonts w:ascii="Arial" w:hAnsi="Arial" w:eastAsia="Times New Roman" w:cs="Arial"/>
           <w:b/>
           <w:lang w:eastAsia="en-US"/>
         </w:rPr>
@@ -897,7 +897,7 @@
         <w:spacing w:after="0" w:line="240" w:lineRule="auto"/>
         <w:textAlignment w:val="baseline"/>
         <w:rPr>
-          <w:rFonts w:ascii="Arial" w:eastAsia="Times New Roman" w:hAnsi="Arial" w:cs="Arial"/>
+          <w:rFonts w:ascii="Arial" w:hAnsi="Arial" w:eastAsia="Times New Roman" w:cs="Arial"/>
           <w:b/>
           <w:lang w:eastAsia="en-US"/>
         </w:rPr>
@@ -916,14 +916,14 @@
         <w:spacing w:after="0" w:line="240" w:lineRule="auto"/>
         <w:textAlignment w:val="baseline"/>
         <w:rPr>
-          <w:rFonts w:ascii="Arial" w:eastAsia="Times New Roman" w:hAnsi="Arial" w:cs="Arial"/>
+          <w:rFonts w:ascii="Arial" w:hAnsi="Arial" w:eastAsia="Times New Roman" w:cs="Arial"/>
           <w:b/>
           <w:lang w:eastAsia="en-US"/>
         </w:rPr>
       </w:pPr>
       <w:r>
         <w:rPr>
-          <w:rFonts w:ascii="Arial" w:eastAsia="Times New Roman" w:hAnsi="Arial" w:cs="Arial"/>
+          <w:rFonts w:ascii="Arial" w:hAnsi="Arial" w:eastAsia="Times New Roman" w:cs="Arial"/>
           <w:b/>
           <w:lang w:eastAsia="en-US"/>
         </w:rPr>
@@ -932,7 +932,7 @@
       </w:r>
       <w:r>
         <w:rPr>
-          <w:rFonts w:ascii="Arial" w:eastAsia="Times New Roman" w:hAnsi="Arial" w:cs="Arial"/>
+          <w:rFonts w:ascii="Arial" w:hAnsi="Arial" w:eastAsia="Times New Roman" w:cs="Arial"/>
           <w:b/>
           <w:lang w:eastAsia="en-US"/>
         </w:rPr>
@@ -953,20 +953,20 @@
         <w:spacing w:after="0" w:line="240" w:lineRule="auto"/>
         <w:textAlignment w:val="baseline"/>
         <w:rPr>
-          <w:rFonts w:ascii="Arial" w:eastAsia="Times New Roman" w:hAnsi="Arial" w:cs="Arial"/>
-          <w:lang w:eastAsia="en-US"/>
-        </w:rPr>
-      </w:pPr>
-      <w:r>
-        <w:rPr>
-          <w:rFonts w:ascii="Arial" w:eastAsia="Times New Roman" w:hAnsi="Arial" w:cs="Arial"/>
+          <w:rFonts w:ascii="Arial" w:hAnsi="Arial" w:eastAsia="Times New Roman" w:cs="Arial"/>
+          <w:lang w:eastAsia="en-US"/>
+        </w:rPr>
+      </w:pPr>
+      <w:r>
+        <w:rPr>
+          <w:rFonts w:ascii="Arial" w:hAnsi="Arial" w:eastAsia="Times New Roman" w:cs="Arial"/>
           <w:lang w:eastAsia="en-US"/>
         </w:rPr>
         <w:t>Nuværende beløb</w:t>
       </w:r>
       <w:r>
         <w:rPr>
-          <w:rFonts w:ascii="Arial" w:eastAsia="Times New Roman" w:hAnsi="Arial" w:cs="Arial"/>
+          <w:rFonts w:ascii="Arial" w:hAnsi="Arial" w:eastAsia="Times New Roman" w:cs="Arial"/>
           <w:lang w:eastAsia="en-US"/>
         </w:rPr>
         <w:tab/>
@@ -974,7 +974,7 @@
       <w:sdt>
         <w:sdtPr>
           <w:rPr>
-            <w:rFonts w:ascii="Arial" w:eastAsia="Times New Roman" w:hAnsi="Arial" w:cs="Arial"/>
+            <w:rFonts w:ascii="Arial" w:hAnsi="Arial" w:eastAsia="Times New Roman" w:cs="Arial"/>
             <w:lang w:eastAsia="en-US"/>
           </w:rPr>
           <w:alias w:val="#Nav: /SVA_Regulations/RentYearNow"/>
@@ -991,7 +991,7 @@
           <w:proofErr w:type="spellStart"/>
           <w:r>
             <w:rPr>
-              <w:rFonts w:ascii="Arial" w:eastAsia="Times New Roman" w:hAnsi="Arial" w:cs="Arial"/>
+              <w:rFonts w:ascii="Arial" w:hAnsi="Arial" w:eastAsia="Times New Roman" w:cs="Arial"/>
               <w:lang w:eastAsia="en-US"/>
             </w:rPr>
             <w:t>RentYearNow</w:t>
@@ -1001,14 +1001,14 @@
       </w:sdt>
       <w:r>
         <w:rPr>
-          <w:rFonts w:ascii="Arial" w:eastAsia="Times New Roman" w:hAnsi="Arial" w:cs="Arial"/>
+          <w:rFonts w:ascii="Arial" w:hAnsi="Arial" w:eastAsia="Times New Roman" w:cs="Arial"/>
           <w:lang w:eastAsia="en-US"/>
         </w:rPr>
         <w:t xml:space="preserve"> kr.</w:t>
       </w:r>
       <w:r>
         <w:rPr>
-          <w:rFonts w:ascii="Arial" w:eastAsia="Times New Roman" w:hAnsi="Arial" w:cs="Arial"/>
+          <w:rFonts w:ascii="Arial" w:hAnsi="Arial" w:eastAsia="Times New Roman" w:cs="Arial"/>
           <w:lang w:eastAsia="en-US"/>
         </w:rPr>
         <w:tab/>
@@ -1016,7 +1016,7 @@
       <w:sdt>
         <w:sdtPr>
           <w:rPr>
-            <w:rFonts w:ascii="Arial" w:eastAsia="Times New Roman" w:hAnsi="Arial" w:cs="Arial"/>
+            <w:rFonts w:ascii="Arial" w:hAnsi="Arial" w:eastAsia="Times New Roman" w:cs="Arial"/>
             <w:lang w:eastAsia="en-US"/>
           </w:rPr>
           <w:alias w:val="#Nav: /SVA_Regulations/RentPerNow"/>
@@ -1033,7 +1033,7 @@
           <w:proofErr w:type="spellStart"/>
           <w:r>
             <w:rPr>
-              <w:rFonts w:ascii="Arial" w:eastAsia="Times New Roman" w:hAnsi="Arial" w:cs="Arial"/>
+              <w:rFonts w:ascii="Arial" w:hAnsi="Arial" w:eastAsia="Times New Roman" w:cs="Arial"/>
               <w:lang w:eastAsia="en-US"/>
             </w:rPr>
             <w:t>RentPerNow</w:t>
@@ -1043,7 +1043,7 @@
       </w:sdt>
       <w:r>
         <w:rPr>
-          <w:rFonts w:ascii="Arial" w:eastAsia="Times New Roman" w:hAnsi="Arial" w:cs="Arial"/>
+          <w:rFonts w:ascii="Arial" w:hAnsi="Arial" w:eastAsia="Times New Roman" w:cs="Arial"/>
           <w:lang w:eastAsia="en-US"/>
         </w:rPr>
         <w:t xml:space="preserve"> kr.</w:t>
@@ -1062,20 +1062,20 @@
         <w:spacing w:after="0" w:line="240" w:lineRule="auto"/>
         <w:textAlignment w:val="baseline"/>
         <w:rPr>
-          <w:rFonts w:ascii="Arial" w:eastAsia="Times New Roman" w:hAnsi="Arial" w:cs="Arial"/>
-          <w:lang w:eastAsia="en-US"/>
-        </w:rPr>
-      </w:pPr>
-      <w:r>
-        <w:rPr>
-          <w:rFonts w:ascii="Arial" w:eastAsia="Times New Roman" w:hAnsi="Arial" w:cs="Arial"/>
+          <w:rFonts w:ascii="Arial" w:hAnsi="Arial" w:eastAsia="Times New Roman" w:cs="Arial"/>
+          <w:lang w:eastAsia="en-US"/>
+        </w:rPr>
+      </w:pPr>
+      <w:r>
+        <w:rPr>
+          <w:rFonts w:ascii="Arial" w:hAnsi="Arial" w:eastAsia="Times New Roman" w:cs="Arial"/>
           <w:lang w:eastAsia="en-US"/>
         </w:rPr>
         <w:t>Regulering</w:t>
       </w:r>
       <w:r>
         <w:rPr>
-          <w:rFonts w:ascii="Arial" w:eastAsia="Times New Roman" w:hAnsi="Arial" w:cs="Arial"/>
+          <w:rFonts w:ascii="Arial" w:hAnsi="Arial" w:eastAsia="Times New Roman" w:cs="Arial"/>
           <w:lang w:eastAsia="en-US"/>
         </w:rPr>
         <w:tab/>
@@ -1083,7 +1083,7 @@
       <w:sdt>
         <w:sdtPr>
           <w:rPr>
-            <w:rFonts w:ascii="Arial" w:eastAsia="Times New Roman" w:hAnsi="Arial" w:cs="Arial"/>
+            <w:rFonts w:ascii="Arial" w:hAnsi="Arial" w:eastAsia="Times New Roman" w:cs="Arial"/>
             <w:lang w:eastAsia="en-US"/>
           </w:rPr>
           <w:alias w:val="#Nav: /SVA_Regulations/RegulationYear"/>
@@ -1100,7 +1100,7 @@
           <w:proofErr w:type="spellStart"/>
           <w:r>
             <w:rPr>
-              <w:rFonts w:ascii="Arial" w:eastAsia="Times New Roman" w:hAnsi="Arial" w:cs="Arial"/>
+              <w:rFonts w:ascii="Arial" w:hAnsi="Arial" w:eastAsia="Times New Roman" w:cs="Arial"/>
               <w:lang w:eastAsia="en-US"/>
             </w:rPr>
             <w:t>RegulationYear</w:t>
@@ -1110,14 +1110,14 @@
       </w:sdt>
       <w:r>
         <w:rPr>
-          <w:rFonts w:ascii="Arial" w:eastAsia="Times New Roman" w:hAnsi="Arial" w:cs="Arial"/>
+          <w:rFonts w:ascii="Arial" w:hAnsi="Arial" w:eastAsia="Times New Roman" w:cs="Arial"/>
           <w:lang w:eastAsia="en-US"/>
         </w:rPr>
         <w:t xml:space="preserve"> kr.</w:t>
       </w:r>
       <w:r>
         <w:rPr>
-          <w:rFonts w:ascii="Arial" w:eastAsia="Times New Roman" w:hAnsi="Arial" w:cs="Arial"/>
+          <w:rFonts w:ascii="Arial" w:hAnsi="Arial" w:eastAsia="Times New Roman" w:cs="Arial"/>
           <w:lang w:eastAsia="en-US"/>
         </w:rPr>
         <w:tab/>
@@ -1125,7 +1125,7 @@
       <w:sdt>
         <w:sdtPr>
           <w:rPr>
-            <w:rFonts w:ascii="Arial" w:eastAsia="Times New Roman" w:hAnsi="Arial" w:cs="Arial"/>
+            <w:rFonts w:ascii="Arial" w:hAnsi="Arial" w:eastAsia="Times New Roman" w:cs="Arial"/>
             <w:lang w:eastAsia="en-US"/>
           </w:rPr>
           <w:alias w:val="#Nav: /SVA_Regulations/RegulationPer"/>
@@ -1142,7 +1142,7 @@
           <w:proofErr w:type="spellStart"/>
           <w:r>
             <w:rPr>
-              <w:rFonts w:ascii="Arial" w:eastAsia="Times New Roman" w:hAnsi="Arial" w:cs="Arial"/>
+              <w:rFonts w:ascii="Arial" w:hAnsi="Arial" w:eastAsia="Times New Roman" w:cs="Arial"/>
               <w:lang w:eastAsia="en-US"/>
             </w:rPr>
             <w:t>RegulationPer</w:t>
@@ -1152,7 +1152,7 @@
       </w:sdt>
       <w:r>
         <w:rPr>
-          <w:rFonts w:ascii="Arial" w:eastAsia="Times New Roman" w:hAnsi="Arial" w:cs="Arial"/>
+          <w:rFonts w:ascii="Arial" w:hAnsi="Arial" w:eastAsia="Times New Roman" w:cs="Arial"/>
           <w:lang w:eastAsia="en-US"/>
         </w:rPr>
         <w:t xml:space="preserve"> kr.</w:t>
@@ -1171,20 +1171,20 @@
         <w:spacing w:after="0" w:line="240" w:lineRule="auto"/>
         <w:textAlignment w:val="baseline"/>
         <w:rPr>
-          <w:rFonts w:ascii="Arial" w:eastAsia="Times New Roman" w:hAnsi="Arial" w:cs="Arial"/>
-          <w:lang w:eastAsia="en-US"/>
-        </w:rPr>
-      </w:pPr>
-      <w:r>
-        <w:rPr>
-          <w:rFonts w:ascii="Arial" w:eastAsia="Times New Roman" w:hAnsi="Arial" w:cs="Arial"/>
+          <w:rFonts w:ascii="Arial" w:hAnsi="Arial" w:eastAsia="Times New Roman" w:cs="Arial"/>
+          <w:lang w:eastAsia="en-US"/>
+        </w:rPr>
+      </w:pPr>
+      <w:r>
+        <w:rPr>
+          <w:rFonts w:ascii="Arial" w:hAnsi="Arial" w:eastAsia="Times New Roman" w:cs="Arial"/>
           <w:lang w:eastAsia="en-US"/>
         </w:rPr>
         <w:t>Fremtidigt beløb</w:t>
       </w:r>
       <w:r>
         <w:rPr>
-          <w:rFonts w:ascii="Arial" w:eastAsia="Times New Roman" w:hAnsi="Arial" w:cs="Arial"/>
+          <w:rFonts w:ascii="Arial" w:hAnsi="Arial" w:eastAsia="Times New Roman" w:cs="Arial"/>
           <w:lang w:eastAsia="en-US"/>
         </w:rPr>
         <w:tab/>
@@ -1192,7 +1192,7 @@
       <w:sdt>
         <w:sdtPr>
           <w:rPr>
-            <w:rFonts w:ascii="Arial" w:eastAsia="Times New Roman" w:hAnsi="Arial" w:cs="Arial"/>
+            <w:rFonts w:ascii="Arial" w:hAnsi="Arial" w:eastAsia="Times New Roman" w:cs="Arial"/>
             <w:lang w:eastAsia="en-US"/>
           </w:rPr>
           <w:alias w:val="#Nav: /SVA_Regulations/RentYearNew"/>
@@ -1209,7 +1209,7 @@
           <w:proofErr w:type="spellStart"/>
           <w:r>
             <w:rPr>
-              <w:rFonts w:ascii="Arial" w:eastAsia="Times New Roman" w:hAnsi="Arial" w:cs="Arial"/>
+              <w:rFonts w:ascii="Arial" w:hAnsi="Arial" w:eastAsia="Times New Roman" w:cs="Arial"/>
               <w:lang w:eastAsia="en-US"/>
             </w:rPr>
             <w:t>RentYearNew</w:t>
@@ -1219,14 +1219,14 @@
       </w:sdt>
       <w:r>
         <w:rPr>
-          <w:rFonts w:ascii="Arial" w:eastAsia="Times New Roman" w:hAnsi="Arial" w:cs="Arial"/>
+          <w:rFonts w:ascii="Arial" w:hAnsi="Arial" w:eastAsia="Times New Roman" w:cs="Arial"/>
           <w:lang w:eastAsia="en-US"/>
         </w:rPr>
         <w:t xml:space="preserve"> kr.</w:t>
       </w:r>
       <w:r>
         <w:rPr>
-          <w:rFonts w:ascii="Arial" w:eastAsia="Times New Roman" w:hAnsi="Arial" w:cs="Arial"/>
+          <w:rFonts w:ascii="Arial" w:hAnsi="Arial" w:eastAsia="Times New Roman" w:cs="Arial"/>
           <w:lang w:eastAsia="en-US"/>
         </w:rPr>
         <w:tab/>
@@ -1234,7 +1234,7 @@
       <w:sdt>
         <w:sdtPr>
           <w:rPr>
-            <w:rFonts w:ascii="Arial" w:eastAsia="Times New Roman" w:hAnsi="Arial" w:cs="Arial"/>
+            <w:rFonts w:ascii="Arial" w:hAnsi="Arial" w:eastAsia="Times New Roman" w:cs="Arial"/>
             <w:lang w:eastAsia="en-US"/>
           </w:rPr>
           <w:alias w:val="#Nav: /SVA_Regulations/RentPerNew"/>
@@ -1251,7 +1251,7 @@
           <w:proofErr w:type="spellStart"/>
           <w:r>
             <w:rPr>
-              <w:rFonts w:ascii="Arial" w:eastAsia="Times New Roman" w:hAnsi="Arial" w:cs="Arial"/>
+              <w:rFonts w:ascii="Arial" w:hAnsi="Arial" w:eastAsia="Times New Roman" w:cs="Arial"/>
               <w:lang w:eastAsia="en-US"/>
             </w:rPr>
             <w:t>RentPerNew</w:t>
@@ -1261,7 +1261,7 @@
       </w:sdt>
       <w:r>
         <w:rPr>
-          <w:rFonts w:ascii="Arial" w:eastAsia="Times New Roman" w:hAnsi="Arial" w:cs="Arial"/>
+          <w:rFonts w:ascii="Arial" w:hAnsi="Arial" w:eastAsia="Times New Roman" w:cs="Arial"/>
           <w:lang w:eastAsia="en-US"/>
         </w:rPr>
         <w:t xml:space="preserve"> kr.</w:t>
@@ -1281,14 +1281,14 @@
         <w:spacing w:after="0" w:line="240" w:lineRule="auto"/>
         <w:textAlignment w:val="baseline"/>
         <w:rPr>
-          <w:rFonts w:ascii="Arial" w:eastAsia="Times New Roman" w:hAnsi="Arial" w:cs="Arial"/>
+          <w:rFonts w:ascii="Arial" w:hAnsi="Arial" w:eastAsia="Times New Roman" w:cs="Arial"/>
           <w:b/>
           <w:lang w:eastAsia="en-US"/>
         </w:rPr>
       </w:pPr>
       <w:r>
         <w:rPr>
-          <w:rFonts w:ascii="Arial" w:eastAsia="Times New Roman" w:hAnsi="Arial" w:cs="Arial"/>
+          <w:rFonts w:ascii="Arial" w:hAnsi="Arial" w:eastAsia="Times New Roman" w:cs="Arial"/>
           <w:b/>
           <w:lang w:eastAsia="en-US"/>
         </w:rPr>
@@ -1311,7 +1311,7 @@
         <w:spacing w:after="0" w:line="240" w:lineRule="auto"/>
         <w:textAlignment w:val="baseline"/>
         <w:rPr>
-          <w:rFonts w:ascii="Arial" w:eastAsia="Times New Roman" w:hAnsi="Arial" w:cs="Arial"/>
+          <w:rFonts w:ascii="Arial" w:hAnsi="Arial" w:eastAsia="Times New Roman" w:cs="Arial"/>
           <w:lang w:eastAsia="en-US"/>
         </w:rPr>
       </w:pPr>
@@ -1330,13 +1330,13 @@
         <w:spacing w:after="0" w:line="240" w:lineRule="auto"/>
         <w:textAlignment w:val="baseline"/>
         <w:rPr>
-          <w:rFonts w:ascii="Arial" w:eastAsia="Times New Roman" w:hAnsi="Arial" w:cs="Arial"/>
-          <w:lang w:eastAsia="en-US"/>
-        </w:rPr>
-      </w:pPr>
-      <w:r>
-        <w:rPr>
-          <w:rFonts w:ascii="Arial" w:eastAsia="Times New Roman" w:hAnsi="Arial" w:cs="Arial"/>
+          <w:rFonts w:ascii="Arial" w:hAnsi="Arial" w:eastAsia="Times New Roman" w:cs="Arial"/>
+          <w:lang w:eastAsia="en-US"/>
+        </w:rPr>
+      </w:pPr>
+      <w:r>
+        <w:rPr>
+          <w:rFonts w:ascii="Arial" w:hAnsi="Arial" w:eastAsia="Times New Roman" w:cs="Arial"/>
           <w:lang w:eastAsia="en-US"/>
         </w:rPr>
         <w:t>I forbindelse med forhøjelsen reguleres depositum således:</w:t>
@@ -1356,7 +1356,7 @@
         <w:spacing w:after="0" w:line="240" w:lineRule="auto"/>
         <w:textAlignment w:val="baseline"/>
         <w:rPr>
-          <w:rFonts w:ascii="Arial" w:eastAsia="Times New Roman" w:hAnsi="Arial" w:cs="Arial"/>
+          <w:rFonts w:ascii="Arial" w:hAnsi="Arial" w:eastAsia="Times New Roman" w:cs="Arial"/>
           <w:lang w:eastAsia="en-US"/>
         </w:rPr>
       </w:pPr>
@@ -1375,34 +1375,34 @@
         <w:spacing w:after="0" w:line="240" w:lineRule="auto"/>
         <w:textAlignment w:val="baseline"/>
         <w:rPr>
-          <w:rFonts w:ascii="Arial" w:eastAsia="Times New Roman" w:hAnsi="Arial" w:cs="Arial"/>
-          <w:lang w:eastAsia="en-US"/>
-        </w:rPr>
-      </w:pPr>
-      <w:r>
-        <w:rPr>
-          <w:rFonts w:ascii="Arial" w:eastAsia="Times New Roman" w:hAnsi="Arial" w:cs="Arial"/>
+          <w:rFonts w:ascii="Arial" w:hAnsi="Arial" w:eastAsia="Times New Roman" w:cs="Arial"/>
+          <w:lang w:eastAsia="en-US"/>
+        </w:rPr>
+      </w:pPr>
+      <w:r>
+        <w:rPr>
+          <w:rFonts w:ascii="Arial" w:hAnsi="Arial" w:eastAsia="Times New Roman" w:cs="Arial"/>
           <w:lang w:eastAsia="en-US"/>
         </w:rPr>
         <w:t>Nuværende depositum</w:t>
       </w:r>
       <w:r>
         <w:rPr>
-          <w:rFonts w:ascii="Arial" w:eastAsia="Times New Roman" w:hAnsi="Arial" w:cs="Arial"/>
+          <w:rFonts w:ascii="Arial" w:hAnsi="Arial" w:eastAsia="Times New Roman" w:cs="Arial"/>
           <w:lang w:eastAsia="en-US"/>
         </w:rPr>
         <w:tab/>
       </w:r>
       <w:r>
         <w:rPr>
-          <w:rFonts w:ascii="Arial" w:eastAsia="Times New Roman" w:hAnsi="Arial" w:cs="Arial"/>
+          <w:rFonts w:ascii="Arial" w:hAnsi="Arial" w:eastAsia="Times New Roman" w:cs="Arial"/>
           <w:lang w:eastAsia="en-US"/>
         </w:rPr>
         <w:tab/>
       </w:r>
       <w:r>
         <w:rPr>
-          <w:rFonts w:ascii="Arial" w:eastAsia="Times New Roman" w:hAnsi="Arial" w:cs="Arial"/>
+          <w:rFonts w:ascii="Arial" w:hAnsi="Arial" w:eastAsia="Times New Roman" w:cs="Arial"/>
           <w:lang w:eastAsia="en-US"/>
         </w:rPr>
         <w:tab/>
@@ -1410,7 +1410,7 @@
       <w:sdt>
         <w:sdtPr>
           <w:rPr>
-            <w:rFonts w:ascii="Arial" w:eastAsia="Times New Roman" w:hAnsi="Arial" w:cs="Arial"/>
+            <w:rFonts w:ascii="Arial" w:hAnsi="Arial" w:eastAsia="Times New Roman" w:cs="Arial"/>
             <w:lang w:eastAsia="en-US"/>
           </w:rPr>
           <w:alias w:val="#Nav: /SVA_Regulations/DepositNow"/>
@@ -1427,7 +1427,7 @@
           <w:proofErr w:type="spellStart"/>
           <w:r>
             <w:rPr>
-              <w:rFonts w:ascii="Arial" w:eastAsia="Times New Roman" w:hAnsi="Arial" w:cs="Arial"/>
+              <w:rFonts w:ascii="Arial" w:hAnsi="Arial" w:eastAsia="Times New Roman" w:cs="Arial"/>
               <w:lang w:eastAsia="en-US"/>
             </w:rPr>
             <w:t>DepositNow</w:t>
@@ -1437,7 +1437,7 @@
       </w:sdt>
       <w:r>
         <w:rPr>
-          <w:rFonts w:ascii="Arial" w:eastAsia="Times New Roman" w:hAnsi="Arial" w:cs="Arial"/>
+          <w:rFonts w:ascii="Arial" w:hAnsi="Arial" w:eastAsia="Times New Roman" w:cs="Arial"/>
           <w:lang w:eastAsia="en-US"/>
         </w:rPr>
         <w:t xml:space="preserve"> kr.</w:t>
@@ -1457,34 +1457,34 @@
         <w:spacing w:after="0" w:line="240" w:lineRule="auto"/>
         <w:textAlignment w:val="baseline"/>
         <w:rPr>
-          <w:rFonts w:ascii="Arial" w:eastAsia="Times New Roman" w:hAnsi="Arial" w:cs="Arial"/>
-          <w:lang w:eastAsia="en-US"/>
-        </w:rPr>
-      </w:pPr>
-      <w:r>
-        <w:rPr>
-          <w:rFonts w:ascii="Arial" w:eastAsia="Times New Roman" w:hAnsi="Arial" w:cs="Arial"/>
+          <w:rFonts w:ascii="Arial" w:hAnsi="Arial" w:eastAsia="Times New Roman" w:cs="Arial"/>
+          <w:lang w:eastAsia="en-US"/>
+        </w:rPr>
+      </w:pPr>
+      <w:r>
+        <w:rPr>
+          <w:rFonts w:ascii="Arial" w:hAnsi="Arial" w:eastAsia="Times New Roman" w:cs="Arial"/>
           <w:lang w:eastAsia="en-US"/>
         </w:rPr>
         <w:t>Regulering der opkræves</w:t>
       </w:r>
       <w:r>
         <w:rPr>
-          <w:rFonts w:ascii="Arial" w:eastAsia="Times New Roman" w:hAnsi="Arial" w:cs="Arial"/>
+          <w:rFonts w:ascii="Arial" w:hAnsi="Arial" w:eastAsia="Times New Roman" w:cs="Arial"/>
           <w:lang w:eastAsia="en-US"/>
         </w:rPr>
         <w:tab/>
       </w:r>
       <w:r>
         <w:rPr>
-          <w:rFonts w:ascii="Arial" w:eastAsia="Times New Roman" w:hAnsi="Arial" w:cs="Arial"/>
+          <w:rFonts w:ascii="Arial" w:hAnsi="Arial" w:eastAsia="Times New Roman" w:cs="Arial"/>
           <w:lang w:eastAsia="en-US"/>
         </w:rPr>
         <w:tab/>
       </w:r>
       <w:r>
         <w:rPr>
-          <w:rFonts w:ascii="Arial" w:eastAsia="Times New Roman" w:hAnsi="Arial" w:cs="Arial"/>
+          <w:rFonts w:ascii="Arial" w:hAnsi="Arial" w:eastAsia="Times New Roman" w:cs="Arial"/>
           <w:lang w:eastAsia="en-US"/>
         </w:rPr>
         <w:tab/>
@@ -1492,7 +1492,7 @@
       <w:sdt>
         <w:sdtPr>
           <w:rPr>
-            <w:rFonts w:ascii="Arial" w:eastAsia="Times New Roman" w:hAnsi="Arial" w:cs="Arial"/>
+            <w:rFonts w:ascii="Arial" w:hAnsi="Arial" w:eastAsia="Times New Roman" w:cs="Arial"/>
             <w:lang w:eastAsia="en-US"/>
           </w:rPr>
           <w:alias w:val="#Nav: /SVA_Regulations/RegulationDeposit"/>
@@ -1509,7 +1509,7 @@
           <w:proofErr w:type="spellStart"/>
           <w:r>
             <w:rPr>
-              <w:rFonts w:ascii="Arial" w:eastAsia="Times New Roman" w:hAnsi="Arial" w:cs="Arial"/>
+              <w:rFonts w:ascii="Arial" w:hAnsi="Arial" w:eastAsia="Times New Roman" w:cs="Arial"/>
               <w:lang w:eastAsia="en-US"/>
             </w:rPr>
             <w:t>RegulationDeposit</w:t>
@@ -1519,7 +1519,7 @@
       </w:sdt>
       <w:r>
         <w:rPr>
-          <w:rFonts w:ascii="Arial" w:eastAsia="Times New Roman" w:hAnsi="Arial" w:cs="Arial"/>
+          <w:rFonts w:ascii="Arial" w:hAnsi="Arial" w:eastAsia="Times New Roman" w:cs="Arial"/>
           <w:lang w:eastAsia="en-US"/>
         </w:rPr>
         <w:t xml:space="preserve"> kr. </w:t>
@@ -1539,34 +1539,34 @@
         <w:spacing w:after="0" w:line="240" w:lineRule="auto"/>
         <w:textAlignment w:val="baseline"/>
         <w:rPr>
-          <w:rFonts w:ascii="Arial" w:eastAsia="Times New Roman" w:hAnsi="Arial" w:cs="Arial"/>
-          <w:lang w:eastAsia="en-US"/>
-        </w:rPr>
-      </w:pPr>
-      <w:r>
-        <w:rPr>
-          <w:rFonts w:ascii="Arial" w:eastAsia="Times New Roman" w:hAnsi="Arial" w:cs="Arial"/>
+          <w:rFonts w:ascii="Arial" w:hAnsi="Arial" w:eastAsia="Times New Roman" w:cs="Arial"/>
+          <w:lang w:eastAsia="en-US"/>
+        </w:rPr>
+      </w:pPr>
+      <w:r>
+        <w:rPr>
+          <w:rFonts w:ascii="Arial" w:hAnsi="Arial" w:eastAsia="Times New Roman" w:cs="Arial"/>
           <w:lang w:eastAsia="en-US"/>
         </w:rPr>
         <w:t>Depositum i alt</w:t>
       </w:r>
       <w:r>
         <w:rPr>
-          <w:rFonts w:ascii="Arial" w:eastAsia="Times New Roman" w:hAnsi="Arial" w:cs="Arial"/>
+          <w:rFonts w:ascii="Arial" w:hAnsi="Arial" w:eastAsia="Times New Roman" w:cs="Arial"/>
           <w:lang w:eastAsia="en-US"/>
         </w:rPr>
         <w:tab/>
       </w:r>
       <w:r>
         <w:rPr>
-          <w:rFonts w:ascii="Arial" w:eastAsia="Times New Roman" w:hAnsi="Arial" w:cs="Arial"/>
+          <w:rFonts w:ascii="Arial" w:hAnsi="Arial" w:eastAsia="Times New Roman" w:cs="Arial"/>
           <w:lang w:eastAsia="en-US"/>
         </w:rPr>
         <w:tab/>
       </w:r>
       <w:r>
         <w:rPr>
-          <w:rFonts w:ascii="Arial" w:eastAsia="Times New Roman" w:hAnsi="Arial" w:cs="Arial"/>
+          <w:rFonts w:ascii="Arial" w:hAnsi="Arial" w:eastAsia="Times New Roman" w:cs="Arial"/>
           <w:lang w:eastAsia="en-US"/>
         </w:rPr>
         <w:tab/>
@@ -1574,7 +1574,7 @@
       <w:sdt>
         <w:sdtPr>
           <w:rPr>
-            <w:rFonts w:ascii="Arial" w:eastAsia="Times New Roman" w:hAnsi="Arial" w:cs="Arial"/>
+            <w:rFonts w:ascii="Arial" w:hAnsi="Arial" w:eastAsia="Times New Roman" w:cs="Arial"/>
             <w:lang w:eastAsia="en-US"/>
           </w:rPr>
           <w:alias w:val="#Nav: /SVA_Regulations/DepositNew"/>
@@ -1591,7 +1591,7 @@
           <w:proofErr w:type="spellStart"/>
           <w:r>
             <w:rPr>
-              <w:rFonts w:ascii="Arial" w:eastAsia="Times New Roman" w:hAnsi="Arial" w:cs="Arial"/>
+              <w:rFonts w:ascii="Arial" w:hAnsi="Arial" w:eastAsia="Times New Roman" w:cs="Arial"/>
               <w:lang w:eastAsia="en-US"/>
             </w:rPr>
             <w:t>DepositNew</w:t>
@@ -1601,7 +1601,7 @@
       </w:sdt>
       <w:r>
         <w:rPr>
-          <w:rFonts w:ascii="Arial" w:eastAsia="Times New Roman" w:hAnsi="Arial" w:cs="Arial"/>
+          <w:rFonts w:ascii="Arial" w:hAnsi="Arial" w:eastAsia="Times New Roman" w:cs="Arial"/>
           <w:lang w:eastAsia="en-US"/>
         </w:rPr>
         <w:t xml:space="preserve"> kr.</w:t>
@@ -1616,13 +1616,13 @@
         <w:spacing w:after="0" w:line="240" w:lineRule="auto"/>
         <w:textAlignment w:val="baseline"/>
         <w:rPr>
-          <w:rFonts w:ascii="Arial" w:eastAsia="Times New Roman" w:hAnsi="Arial" w:cs="Arial"/>
-          <w:lang w:eastAsia="en-US"/>
-        </w:rPr>
-      </w:pPr>
-      <w:r>
-        <w:rPr>
-          <w:rFonts w:ascii="Arial" w:eastAsia="Times New Roman" w:hAnsi="Arial" w:cs="Arial"/>
+          <w:rFonts w:ascii="Arial" w:hAnsi="Arial" w:eastAsia="Times New Roman" w:cs="Arial"/>
+          <w:lang w:eastAsia="en-US"/>
+        </w:rPr>
+      </w:pPr>
+      <w:r>
+        <w:rPr>
+          <w:rFonts w:ascii="Arial" w:hAnsi="Arial" w:eastAsia="Times New Roman" w:cs="Arial"/>
           <w:lang w:eastAsia="en-US"/>
         </w:rPr>
         <w:tab/>
@@ -1642,7 +1642,7 @@
         <w:spacing w:after="0" w:line="240" w:lineRule="auto"/>
         <w:textAlignment w:val="baseline"/>
         <w:rPr>
-          <w:rFonts w:ascii="Arial" w:eastAsia="Times New Roman" w:hAnsi="Arial" w:cs="Arial"/>
+          <w:rFonts w:ascii="Arial" w:hAnsi="Arial" w:eastAsia="Times New Roman" w:cs="Arial"/>
           <w:lang w:eastAsia="en-US"/>
         </w:rPr>
       </w:pPr>
@@ -1661,7 +1661,7 @@
         <w:spacing w:after="0" w:line="240" w:lineRule="auto"/>
         <w:textAlignment w:val="baseline"/>
         <w:rPr>
-          <w:rFonts w:ascii="Arial" w:eastAsia="Times New Roman" w:hAnsi="Arial" w:cs="Arial"/>
+          <w:rFonts w:ascii="Arial" w:hAnsi="Arial" w:eastAsia="Times New Roman" w:cs="Arial"/>
           <w:lang w:eastAsia="en-US"/>
         </w:rPr>
       </w:pPr>
@@ -1680,13 +1680,13 @@
         <w:spacing w:after="0" w:line="240" w:lineRule="auto"/>
         <w:textAlignment w:val="baseline"/>
         <w:rPr>
-          <w:rFonts w:ascii="Arial" w:eastAsia="Times New Roman" w:hAnsi="Arial" w:cs="Arial"/>
-          <w:lang w:eastAsia="en-US"/>
-        </w:rPr>
-      </w:pPr>
-      <w:r>
-        <w:rPr>
-          <w:rFonts w:ascii="Arial" w:eastAsia="Times New Roman" w:hAnsi="Arial" w:cs="Arial"/>
+          <w:rFonts w:ascii="Arial" w:hAnsi="Arial" w:eastAsia="Times New Roman" w:cs="Arial"/>
+          <w:lang w:eastAsia="en-US"/>
+        </w:rPr>
+      </w:pPr>
+      <w:r>
+        <w:rPr>
+          <w:rFonts w:ascii="Arial" w:hAnsi="Arial" w:eastAsia="Times New Roman" w:cs="Arial"/>
           <w:lang w:eastAsia="en-US"/>
         </w:rPr>
         <w:t>Med venlig hilsen</w:t>
@@ -3134,7 +3134,9 @@
 </a:theme>
 </file>
 
-<file path=customXml/item1.xml>��< ? x m l   v e r s i o n = " 1 . 0 "   e n c o d i n g = " u t f - 1 6 " ? > < N a v W o r d R e p o r t X m l P a r t   x m l n s = " u r n : m i c r o s o f t - d y n a m i c s - n a v / r e p o r t s / S V A   R e g u l .   I n c r e a s e   D e p o s i t / 5 0 0 2 8 / " > +<file path=customXML/item2.xml>��< ? x m l   v e r s i o n = " 1 . 0 "   e n c o d i n g = " u t f - 1 6 " ? > + 
+ < N a v W o r d R e p o r t X m l P a r t   x m l n s = " u r n : m i c r o s o f t - d y n a m i c s - n a v / r e p o r t s / S V A   R e g u l .   I n c r e a s e   D e p o s i t / 5 0 0 2 8 / " >   
      < S V A _ R e g u l a t i o n s >   
@@ -3225,12 +3227,4 @@
      < / C o m p a n y _ I n f o r m a t i o n >   
  < / N a v W o r d R e p o r t X m l P a r t > 
-</file>
-
-<file path=customXml/itemProps1.xml><?xml version="1.0" encoding="utf-8"?>
-<ds:datastoreItem xmlns:ds="http://schemas.openxmlformats.org/officeDocument/2006/customXml" ds:itemID="{DB4B7675-2392-4A85-BE54-F05B7FD642C5}">
-  <ds:schemaRefs>
-    <ds:schemaRef ds:uri="urn:microsoft-dynamics-nav/reports/SVA Regul. Increase Deposit/50028/"/>
-  </ds:schemaRefs>
-</ds:datastoreItem>
 </file>
--- a/Layouts/SVA Regulation IncreaseDep.docx
+++ b/Layouts/SVA Regulation IncreaseDep.docx
@@ -1,6 +1,6 @@
 
 <file path=word/document.xml><?xml version="1.0" encoding="utf-8"?>
-<w:document xmlns:wpc="http://schemas.microsoft.com/office/word/2010/wordprocessingCanvas" xmlns:cx="http://schemas.microsoft.com/office/drawing/2014/chartex" xmlns:cx1="http://schemas.microsoft.com/office/drawing/2015/9/8/chartex" xmlns:cx2="http://schemas.microsoft.com/office/drawing/2015/10/21/chartex" xmlns:cx3="http://schemas.microsoft.com/office/drawing/2016/5/9/chartex" xmlns:cx4="http://schemas.microsoft.com/office/drawing/2016/5/10/chartex" xmlns:cx5="http://schemas.microsoft.com/office/drawing/2016/5/11/chartex" xmlns:cx6="http://schemas.microsoft.com/office/drawing/2016/5/12/chartex" xmlns:cx7="http://schemas.microsoft.com/office/drawing/2016/5/13/chartex" xmlns:cx8="http://schemas.microsoft.com/office/drawing/2016/5/14/chartex" xmlns:mc="http://schemas.openxmlformats.org/markup-compatibility/2006" xmlns:aink="http://schemas.microsoft.com/office/drawing/2016/ink" xmlns:am3d="http://schemas.microsoft.com/office/drawing/2017/model3d" xmlns:o="urn:schemas-microsoft-com:office:office" xmlns:r="http://schemas.openxmlformats.org/officeDocument/2006/relationships" xmlns:m="http://schemas.openxmlformats.org/officeDocument/2006/math" xmlns:v="urn:schemas-microsoft-com:vml" xmlns:wp14="http://schemas.microsoft.com/office/word/2010/wordprocessingDrawing" xmlns:wp="http://schemas.openxmlformats.org/drawingml/2006/wordprocessingDrawing" xmlns:w10="urn:schemas-microsoft-com:office:word" xmlns:w="http://schemas.openxmlformats.org/wordprocessingml/2006/main" xmlns:w14="http://schemas.microsoft.com/office/word/2010/wordml" xmlns:w15="http://schemas.microsoft.com/office/word/2012/wordml" xmlns:w16cid="http://schemas.microsoft.com/office/word/2016/wordml/cid" xmlns:w16se="http://schemas.microsoft.com/office/word/2015/wordml/symex" xmlns:wpg="http://schemas.microsoft.com/office/word/2010/wordprocessingGroup" xmlns:wpi="http://schemas.microsoft.com/office/word/2010/wordprocessingInk" xmlns:wne="http://schemas.microsoft.com/office/word/2006/wordml" xmlns:wps="http://schemas.microsoft.com/office/word/2010/wordprocessingShape" mc:Ignorable="w14 w15 w16se w16cid wp14">
+<w:document xmlns:wpc="http://schemas.microsoft.com/office/word/2010/wordprocessingCanvas" xmlns:cx="http://schemas.microsoft.com/office/drawing/2014/chartex" xmlns:cx1="http://schemas.microsoft.com/office/drawing/2015/9/8/chartex" xmlns:cx2="http://schemas.microsoft.com/office/drawing/2015/10/21/chartex" xmlns:cx3="http://schemas.microsoft.com/office/drawing/2016/5/9/chartex" xmlns:cx4="http://schemas.microsoft.com/office/drawing/2016/5/10/chartex" xmlns:cx5="http://schemas.microsoft.com/office/drawing/2016/5/11/chartex" xmlns:cx6="http://schemas.microsoft.com/office/drawing/2016/5/12/chartex" xmlns:cx7="http://schemas.microsoft.com/office/drawing/2016/5/13/chartex" xmlns:cx8="http://schemas.microsoft.com/office/drawing/2016/5/14/chartex" xmlns:mc="http://schemas.openxmlformats.org/markup-compatibility/2006" xmlns:aink="http://schemas.microsoft.com/office/drawing/2016/ink" xmlns:am3d="http://schemas.microsoft.com/office/drawing/2017/model3d" xmlns:o="urn:schemas-microsoft-com:office:office" xmlns:r="http://schemas.openxmlformats.org/officeDocument/2006/relationships" xmlns:m="http://schemas.openxmlformats.org/officeDocument/2006/math" xmlns:v="urn:schemas-microsoft-com:vml" xmlns:wp14="http://schemas.microsoft.com/office/word/2010/wordprocessingDrawing" xmlns:wp="http://schemas.openxmlformats.org/drawingml/2006/wordprocessingDrawing" xmlns:w10="urn:schemas-microsoft-com:office:word" xmlns:w="http://schemas.openxmlformats.org/wordprocessingml/2006/main" xmlns:w14="http://schemas.microsoft.com/office/word/2010/wordml" xmlns:w15="http://schemas.microsoft.com/office/word/2012/wordml" xmlns:w16cex="http://schemas.microsoft.com/office/word/2018/wordml/cex" xmlns:w16cid="http://schemas.microsoft.com/office/word/2016/wordml/cid" xmlns:w16="http://schemas.microsoft.com/office/word/2018/wordml" xmlns:w16se="http://schemas.microsoft.com/office/word/2015/wordml/symex" xmlns:wpg="http://schemas.microsoft.com/office/word/2010/wordprocessingGroup" xmlns:wpi="http://schemas.microsoft.com/office/word/2010/wordprocessingInk" xmlns:wne="http://schemas.microsoft.com/office/word/2006/wordml" xmlns:wps="http://schemas.microsoft.com/office/word/2010/wordprocessingShape" mc:Ignorable="w14 w15 w16se w16cid w16 w16cex wp14">
   <w:body>
     <w:p>
       <w:pPr>
@@ -26,12 +26,12 @@
             <w:lang w:val="en-US" w:eastAsia="en-US"/>
           </w:rPr>
           <w:alias w:val="#Nav: /SVA_Regulations/OName1"/>
-          <w:tag w:val="#Nav: SVA Regul. Increase Deposit/50028"/>
+          <w:tag w:val="#Nav: SVA_Regul_Increase_Deposit/50028"/>
           <w:id w:val="1110008705"/>
           <w:placeholder>
             <w:docPart w:val="DefaultPlaceholder_-1854013440"/>
           </w:placeholder>
-          <w:dataBinding w:prefixMappings="xmlns:ns0='urn:microsoft-dynamics-nav/reports/SVA Regul. Increase Deposit/50028/'" w:xpath="/ns0:NavWordReportXmlPart[1]/ns0:SVA_Regulations[1]/ns0:OName1[1]" w:storeItemID="{DB4B7675-2392-4A85-BE54-F05B7FD642C5}"/>
+          <w:dataBinding w:prefixMappings="xmlns:ns0='urn:microsoft-dynamics-nav/reports/SVA_Regul_Increase_Deposit/50028/'" w:xpath="/ns0:NavWordReportXmlPart[1]/ns0:SVA_Regulations[1]/ns0:OName1[1]" w:storeItemID="{F2144154-231C-4715-9A18-16D711946D82}"/>
           <w:text/>
         </w:sdtPr>
         <w:sdtEndPr/>
@@ -51,13 +51,6 @@
           <w:lang w:val="en-US" w:eastAsia="en-US"/>
         </w:rPr>
         <w:tab/>
-      </w:r>
-      <w:bookmarkStart w:name="_GoBack" w:id="0"/>
-      <w:r>
-        <w:rPr>
-          <w:rFonts w:ascii="Arial" w:hAnsi="Arial" w:eastAsia="Times New Roman" w:cs="Arial"/>
-          <w:lang w:val="en-US" w:eastAsia="en-US"/>
-        </w:rPr>
         <w:t>Dato</w:t>
       </w:r>
       <w:proofErr w:type="gramStart"/>
@@ -111,7 +104,7 @@
           <w:noProof/>
           <w:lang w:eastAsia="en-US"/>
         </w:rPr>
-        <w:t>10. december 2019</w:t>
+        <w:t>16. november 2020</w:t>
       </w:r>
       <w:r>
         <w:rPr>
@@ -145,12 +138,12 @@
             <w:lang w:val="en-US" w:eastAsia="en-US"/>
           </w:rPr>
           <w:alias w:val="#Nav: /SVA_Regulations/OName2"/>
-          <w:tag w:val="#Nav: SVA Regul. Increase Deposit/50028"/>
+          <w:tag w:val="#Nav: SVA_Regul_Increase_Deposit/50028"/>
           <w:id w:val="-1591691422"/>
           <w:placeholder>
             <w:docPart w:val="DefaultPlaceholder_-1854013440"/>
           </w:placeholder>
-          <w:dataBinding w:prefixMappings="xmlns:ns0='urn:microsoft-dynamics-nav/reports/SVA Regul. Increase Deposit/50028/'" w:xpath="/ns0:NavWordReportXmlPart[1]/ns0:SVA_Regulations[1]/ns0:OName2[1]" w:storeItemID="{DB4B7675-2392-4A85-BE54-F05B7FD642C5}"/>
+          <w:dataBinding w:prefixMappings="xmlns:ns0='urn:microsoft-dynamics-nav/reports/SVA_Regul_Increase_Deposit/50028/'" w:xpath="/ns0:NavWordReportXmlPart[1]/ns0:SVA_Regulations[1]/ns0:OName2[1]" w:storeItemID="{F2144154-231C-4715-9A18-16D711946D82}"/>
           <w:text/>
         </w:sdtPr>
         <w:sdtEndPr/>
@@ -202,12 +195,12 @@
             <w:lang w:val="en-US" w:eastAsia="en-US"/>
           </w:rPr>
           <w:alias w:val="#Nav: /SVA_Regulations/TenancyNo"/>
-          <w:tag w:val="#Nav: SVA Regul. Increase Deposit/50028"/>
+          <w:tag w:val="#Nav: SVA_Regul_Increase_Deposit/50028"/>
           <w:id w:val="800663584"/>
           <w:placeholder>
             <w:docPart w:val="DefaultPlaceholder_-1854013440"/>
           </w:placeholder>
-          <w:dataBinding w:prefixMappings="xmlns:ns0='urn:microsoft-dynamics-nav/reports/SVA Regul. Increase Deposit/50028/'" w:xpath="/ns0:NavWordReportXmlPart[1]/ns0:SVA_Regulations[1]/ns0:TenancyNo[1]" w:storeItemID="{DB4B7675-2392-4A85-BE54-F05B7FD642C5}"/>
+          <w:dataBinding w:prefixMappings="xmlns:ns0='urn:microsoft-dynamics-nav/reports/SVA_Regul_Increase_Deposit/50028/'" w:xpath="/ns0:NavWordReportXmlPart[1]/ns0:SVA_Regulations[1]/ns0:TenancyNo[1]" w:storeItemID="{F2144154-231C-4715-9A18-16D711946D82}"/>
           <w:text/>
         </w:sdtPr>
         <w:sdtEndPr/>
@@ -248,12 +241,12 @@
             <w:lang w:val="en-US" w:eastAsia="en-US"/>
           </w:rPr>
           <w:alias w:val="#Nav: /SVA_Regulations/OAddress"/>
-          <w:tag w:val="#Nav: SVA Regul. Increase Deposit/50028"/>
+          <w:tag w:val="#Nav: SVA_Regul_Increase_Deposit/50028"/>
           <w:id w:val="-1602953364"/>
           <w:placeholder>
             <w:docPart w:val="DefaultPlaceholder_-1854013440"/>
           </w:placeholder>
-          <w:dataBinding w:prefixMappings="xmlns:ns0='urn:microsoft-dynamics-nav/reports/SVA Regul. Increase Deposit/50028/'" w:xpath="/ns0:NavWordReportXmlPart[1]/ns0:SVA_Regulations[1]/ns0:OAddress[1]" w:storeItemID="{DB4B7675-2392-4A85-BE54-F05B7FD642C5}"/>
+          <w:dataBinding w:prefixMappings="xmlns:ns0='urn:microsoft-dynamics-nav/reports/SVA_Regul_Increase_Deposit/50028/'" w:xpath="/ns0:NavWordReportXmlPart[1]/ns0:SVA_Regulations[1]/ns0:OAddress[1]" w:storeItemID="{F2144154-231C-4715-9A18-16D711946D82}"/>
           <w:text/>
         </w:sdtPr>
         <w:sdtEndPr/>
@@ -307,12 +300,12 @@
             <w:lang w:val="en-US" w:eastAsia="en-US"/>
           </w:rPr>
           <w:alias w:val="#Nav: /SVA_Regulations/Onumber"/>
-          <w:tag w:val="#Nav: SVA Regul. Increase Deposit/50028"/>
+          <w:tag w:val="#Nav: SVA_Regul_Increase_Deposit/50028"/>
           <w:id w:val="1540633193"/>
           <w:placeholder>
             <w:docPart w:val="DefaultPlaceholder_-1854013440"/>
           </w:placeholder>
-          <w:dataBinding w:prefixMappings="xmlns:ns0='urn:microsoft-dynamics-nav/reports/SVA Regul. Increase Deposit/50028/'" w:xpath="/ns0:NavWordReportXmlPart[1]/ns0:SVA_Regulations[1]/ns0:Onumber[1]" w:storeItemID="{DB4B7675-2392-4A85-BE54-F05B7FD642C5}"/>
+          <w:dataBinding w:prefixMappings="xmlns:ns0='urn:microsoft-dynamics-nav/reports/SVA_Regul_Increase_Deposit/50028/'" w:xpath="/ns0:NavWordReportXmlPart[1]/ns0:SVA_Regulations[1]/ns0:Onumber[1]" w:storeItemID="{F2144154-231C-4715-9A18-16D711946D82}"/>
           <w:text/>
         </w:sdtPr>
         <w:sdtEndPr/>
@@ -353,12 +346,12 @@
             <w:lang w:val="en-US" w:eastAsia="en-US"/>
           </w:rPr>
           <w:alias w:val="#Nav: /SVA_Regulations/OAddress2"/>
-          <w:tag w:val="#Nav: SVA Regul. Increase Deposit/50028"/>
+          <w:tag w:val="#Nav: SVA_Regul_Increase_Deposit/50028"/>
           <w:id w:val="-1920631588"/>
           <w:placeholder>
             <w:docPart w:val="DefaultPlaceholder_-1854013440"/>
           </w:placeholder>
-          <w:dataBinding w:prefixMappings="xmlns:ns0='urn:microsoft-dynamics-nav/reports/SVA Regul. Increase Deposit/50028/'" w:xpath="/ns0:NavWordReportXmlPart[1]/ns0:SVA_Regulations[1]/ns0:OAddress2[1]" w:storeItemID="{DB4B7675-2392-4A85-BE54-F05B7FD642C5}"/>
+          <w:dataBinding w:prefixMappings="xmlns:ns0='urn:microsoft-dynamics-nav/reports/SVA_Regul_Increase_Deposit/50028/'" w:xpath="/ns0:NavWordReportXmlPart[1]/ns0:SVA_Regulations[1]/ns0:OAddress2[1]" w:storeItemID="{F2144154-231C-4715-9A18-16D711946D82}"/>
           <w:text/>
         </w:sdtPr>
         <w:sdtEndPr/>
@@ -404,12 +397,12 @@
             <w:lang w:val="en-US" w:eastAsia="en-US"/>
           </w:rPr>
           <w:alias w:val="#Nav: /SVA_Regulations/OPostcode"/>
-          <w:tag w:val="#Nav: SVA Regul. Increase Deposit/50028"/>
+          <w:tag w:val="#Nav: SVA_Regul_Increase_Deposit/50028"/>
           <w:id w:val="1818374645"/>
           <w:placeholder>
             <w:docPart w:val="DefaultPlaceholder_-1854013440"/>
           </w:placeholder>
-          <w:dataBinding w:prefixMappings="xmlns:ns0='urn:microsoft-dynamics-nav/reports/SVA Regul. Increase Deposit/50028/'" w:xpath="/ns0:NavWordReportXmlPart[1]/ns0:SVA_Regulations[1]/ns0:OPostcode[1]" w:storeItemID="{DB4B7675-2392-4A85-BE54-F05B7FD642C5}"/>
+          <w:dataBinding w:prefixMappings="xmlns:ns0='urn:microsoft-dynamics-nav/reports/SVA_Regul_Increase_Deposit/50028/'" w:xpath="/ns0:NavWordReportXmlPart[1]/ns0:SVA_Regulations[1]/ns0:OPostcode[1]" w:storeItemID="{F2144154-231C-4715-9A18-16D711946D82}"/>
           <w:text/>
         </w:sdtPr>
         <w:sdtEndPr/>
@@ -439,12 +432,12 @@
             <w:lang w:val="en-US" w:eastAsia="en-US"/>
           </w:rPr>
           <w:alias w:val="#Nav: /SVA_Regulations/OCity"/>
-          <w:tag w:val="#Nav: SVA Regul. Increase Deposit/50028"/>
+          <w:tag w:val="#Nav: SVA_Regul_Increase_Deposit/50028"/>
           <w:id w:val="-1035724279"/>
           <w:placeholder>
             <w:docPart w:val="DefaultPlaceholder_-1854013440"/>
           </w:placeholder>
-          <w:dataBinding w:prefixMappings="xmlns:ns0='urn:microsoft-dynamics-nav/reports/SVA Regul. Increase Deposit/50028/'" w:xpath="/ns0:NavWordReportXmlPart[1]/ns0:SVA_Regulations[1]/ns0:OCity[1]" w:storeItemID="{DB4B7675-2392-4A85-BE54-F05B7FD642C5}"/>
+          <w:dataBinding w:prefixMappings="xmlns:ns0='urn:microsoft-dynamics-nav/reports/SVA_Regul_Increase_Deposit/50028/'" w:xpath="/ns0:NavWordReportXmlPart[1]/ns0:SVA_Regulations[1]/ns0:OCity[1]" w:storeItemID="{F2144154-231C-4715-9A18-16D711946D82}"/>
           <w:text/>
         </w:sdtPr>
         <w:sdtEndPr/>
@@ -479,7 +472,6 @@
         </w:rPr>
       </w:pPr>
     </w:p>
-    <w:bookmarkEnd w:id="0"/>
     <w:p>
       <w:pPr>
         <w:overflowPunct w:val="0"/>
@@ -540,12 +532,12 @@
             <w:lang w:eastAsia="en-US"/>
           </w:rPr>
           <w:alias w:val="#Nav: /SVA_Regulations/TAddress1"/>
-          <w:tag w:val="#Nav: SVA Regul. Increase Deposit/50028"/>
+          <w:tag w:val="#Nav: SVA_Regul_Increase_Deposit/50028"/>
           <w:id w:val="535703250"/>
           <w:placeholder>
             <w:docPart w:val="DefaultPlaceholder_-1854013440"/>
           </w:placeholder>
-          <w:dataBinding w:prefixMappings="xmlns:ns0='urn:microsoft-dynamics-nav/reports/SVA Regul. Increase Deposit/50028/'" w:xpath="/ns0:NavWordReportXmlPart[1]/ns0:SVA_Regulations[1]/ns0:TAddress1[1]" w:storeItemID="{DB4B7675-2392-4A85-BE54-F05B7FD642C5}"/>
+          <w:dataBinding w:prefixMappings="xmlns:ns0='urn:microsoft-dynamics-nav/reports/SVA_Regul_Increase_Deposit/50028/'" w:xpath="/ns0:NavWordReportXmlPart[1]/ns0:SVA_Regulations[1]/ns0:TAddress1[1]" w:storeItemID="{F2144154-231C-4715-9A18-16D711946D82}"/>
           <w:text/>
         </w:sdtPr>
         <w:sdtEndPr/>
@@ -576,12 +568,12 @@
             <w:lang w:eastAsia="en-US"/>
           </w:rPr>
           <w:alias w:val="#Nav: /SVA_Regulations/TPostcode"/>
-          <w:tag w:val="#Nav: SVA Regul. Increase Deposit/50028"/>
+          <w:tag w:val="#Nav: SVA_Regul_Increase_Deposit/50028"/>
           <w:id w:val="2011164792"/>
           <w:placeholder>
             <w:docPart w:val="DefaultPlaceholder_-1854013440"/>
           </w:placeholder>
-          <w:dataBinding w:prefixMappings="xmlns:ns0='urn:microsoft-dynamics-nav/reports/SVA Regul. Increase Deposit/50028/'" w:xpath="/ns0:NavWordReportXmlPart[1]/ns0:SVA_Regulations[1]/ns0:TPostcode[1]" w:storeItemID="{DB4B7675-2392-4A85-BE54-F05B7FD642C5}"/>
+          <w:dataBinding w:prefixMappings="xmlns:ns0='urn:microsoft-dynamics-nav/reports/SVA_Regul_Increase_Deposit/50028/'" w:xpath="/ns0:NavWordReportXmlPart[1]/ns0:SVA_Regulations[1]/ns0:TPostcode[1]" w:storeItemID="{F2144154-231C-4715-9A18-16D711946D82}"/>
           <w:text/>
         </w:sdtPr>
         <w:sdtEndPr/>
@@ -614,12 +606,12 @@
             <w:lang w:eastAsia="en-US"/>
           </w:rPr>
           <w:alias w:val="#Nav: /SVA_Regulations/TCity"/>
-          <w:tag w:val="#Nav: SVA Regul. Increase Deposit/50028"/>
+          <w:tag w:val="#Nav: SVA_Regul_Increase_Deposit/50028"/>
           <w:id w:val="-1676951733"/>
           <w:placeholder>
             <w:docPart w:val="DefaultPlaceholder_-1854013440"/>
           </w:placeholder>
-          <w:dataBinding w:prefixMappings="xmlns:ns0='urn:microsoft-dynamics-nav/reports/SVA Regul. Increase Deposit/50028/'" w:xpath="/ns0:NavWordReportXmlPart[1]/ns0:SVA_Regulations[1]/ns0:TCity[1]" w:storeItemID="{DB4B7675-2392-4A85-BE54-F05B7FD642C5}"/>
+          <w:dataBinding w:prefixMappings="xmlns:ns0='urn:microsoft-dynamics-nav/reports/SVA_Regul_Increase_Deposit/50028/'" w:xpath="/ns0:NavWordReportXmlPart[1]/ns0:SVA_Regulations[1]/ns0:TCity[1]" w:storeItemID="{F2144154-231C-4715-9A18-16D711946D82}"/>
           <w:text/>
         </w:sdtPr>
         <w:sdtEndPr/>
@@ -738,12 +730,12 @@
             <w:lang w:eastAsia="en-US"/>
           </w:rPr>
           <w:alias w:val="#Nav: /SVA_Regulations/ActualRegulation"/>
-          <w:tag w:val="#Nav: SVA Regul. Increase Deposit/50028"/>
+          <w:tag w:val="#Nav: SVA_Regul_Increase_Deposit/50028"/>
           <w:id w:val="-1042897227"/>
           <w:placeholder>
             <w:docPart w:val="DefaultPlaceholder_-1854013440"/>
           </w:placeholder>
-          <w:dataBinding w:prefixMappings="xmlns:ns0='urn:microsoft-dynamics-nav/reports/SVA Regul. Increase Deposit/50028/'" w:xpath="/ns0:NavWordReportXmlPart[1]/ns0:SVA_Regulations[1]/ns0:ActualRegulation[1]" w:storeItemID="{DB4B7675-2392-4A85-BE54-F05B7FD642C5}"/>
+          <w:dataBinding w:prefixMappings="xmlns:ns0='urn:microsoft-dynamics-nav/reports/SVA_Regul_Increase_Deposit/50028/'" w:xpath="/ns0:NavWordReportXmlPart[1]/ns0:SVA_Regulations[1]/ns0:ActualRegulation[1]" w:storeItemID="{F2144154-231C-4715-9A18-16D711946D82}"/>
           <w:text/>
         </w:sdtPr>
         <w:sdtEndPr/>
@@ -857,12 +849,12 @@
             <w:lang w:eastAsia="en-US"/>
           </w:rPr>
           <w:alias w:val="#Nav: /SVA_Regulations/Regulationdate"/>
-          <w:tag w:val="#Nav: SVA Regul. Increase Deposit/50028"/>
+          <w:tag w:val="#Nav: SVA_Regul_Increase_Deposit/50028"/>
           <w:id w:val="-1078597765"/>
           <w:placeholder>
             <w:docPart w:val="DefaultPlaceholder_-1854013440"/>
           </w:placeholder>
-          <w:dataBinding w:prefixMappings="xmlns:ns0='urn:microsoft-dynamics-nav/reports/SVA Regul. Increase Deposit/50028/'" w:xpath="/ns0:NavWordReportXmlPart[1]/ns0:SVA_Regulations[1]/ns0:Regulationdate[1]" w:storeItemID="{DB4B7675-2392-4A85-BE54-F05B7FD642C5}"/>
+          <w:dataBinding w:prefixMappings="xmlns:ns0='urn:microsoft-dynamics-nav/reports/SVA_Regul_Increase_Deposit/50028/'" w:xpath="/ns0:NavWordReportXmlPart[1]/ns0:SVA_Regulations[1]/ns0:Regulationdate[1]" w:storeItemID="{F2144154-231C-4715-9A18-16D711946D82}"/>
           <w:text/>
         </w:sdtPr>
         <w:sdtEndPr/>
@@ -978,12 +970,12 @@
             <w:lang w:eastAsia="en-US"/>
           </w:rPr>
           <w:alias w:val="#Nav: /SVA_Regulations/RentYearNow"/>
-          <w:tag w:val="#Nav: SVA Regul. Increase Deposit/50028"/>
+          <w:tag w:val="#Nav: SVA_Regul_Increase_Deposit/50028"/>
           <w:id w:val="-1058015184"/>
           <w:placeholder>
             <w:docPart w:val="DefaultPlaceholder_-1854013440"/>
           </w:placeholder>
-          <w:dataBinding w:prefixMappings="xmlns:ns0='urn:microsoft-dynamics-nav/reports/SVA Regul. Increase Deposit/50028/'" w:xpath="/ns0:NavWordReportXmlPart[1]/ns0:SVA_Regulations[1]/ns0:RentYearNow[1]" w:storeItemID="{DB4B7675-2392-4A85-BE54-F05B7FD642C5}"/>
+          <w:dataBinding w:prefixMappings="xmlns:ns0='urn:microsoft-dynamics-nav/reports/SVA_Regul_Increase_Deposit/50028/'" w:xpath="/ns0:NavWordReportXmlPart[1]/ns0:SVA_Regulations[1]/ns0:RentYearNow[1]" w:storeItemID="{F2144154-231C-4715-9A18-16D711946D82}"/>
           <w:text/>
         </w:sdtPr>
         <w:sdtEndPr/>
@@ -1020,12 +1012,12 @@
             <w:lang w:eastAsia="en-US"/>
           </w:rPr>
           <w:alias w:val="#Nav: /SVA_Regulations/RentPerNow"/>
-          <w:tag w:val="#Nav: SVA Regul. Increase Deposit/50028"/>
+          <w:tag w:val="#Nav: SVA_Regul_Increase_Deposit/50028"/>
           <w:id w:val="2130197292"/>
           <w:placeholder>
             <w:docPart w:val="DefaultPlaceholder_-1854013440"/>
           </w:placeholder>
-          <w:dataBinding w:prefixMappings="xmlns:ns0='urn:microsoft-dynamics-nav/reports/SVA Regul. Increase Deposit/50028/'" w:xpath="/ns0:NavWordReportXmlPart[1]/ns0:SVA_Regulations[1]/ns0:RentPerNow[1]" w:storeItemID="{DB4B7675-2392-4A85-BE54-F05B7FD642C5}"/>
+          <w:dataBinding w:prefixMappings="xmlns:ns0='urn:microsoft-dynamics-nav/reports/SVA_Regul_Increase_Deposit/50028/'" w:xpath="/ns0:NavWordReportXmlPart[1]/ns0:SVA_Regulations[1]/ns0:RentPerNow[1]" w:storeItemID="{F2144154-231C-4715-9A18-16D711946D82}"/>
           <w:text/>
         </w:sdtPr>
         <w:sdtEndPr/>
@@ -1087,12 +1079,12 @@
             <w:lang w:eastAsia="en-US"/>
           </w:rPr>
           <w:alias w:val="#Nav: /SVA_Regulations/RegulationYear"/>
-          <w:tag w:val="#Nav: SVA Regul. Increase Deposit/50028"/>
+          <w:tag w:val="#Nav: SVA_Regul_Increase_Deposit/50028"/>
           <w:id w:val="-1166169176"/>
           <w:placeholder>
             <w:docPart w:val="DefaultPlaceholder_-1854013440"/>
           </w:placeholder>
-          <w:dataBinding w:prefixMappings="xmlns:ns0='urn:microsoft-dynamics-nav/reports/SVA Regul. Increase Deposit/50028/'" w:xpath="/ns0:NavWordReportXmlPart[1]/ns0:SVA_Regulations[1]/ns0:RegulationYear[1]" w:storeItemID="{DB4B7675-2392-4A85-BE54-F05B7FD642C5}"/>
+          <w:dataBinding w:prefixMappings="xmlns:ns0='urn:microsoft-dynamics-nav/reports/SVA_Regul_Increase_Deposit/50028/'" w:xpath="/ns0:NavWordReportXmlPart[1]/ns0:SVA_Regulations[1]/ns0:RegulationYear[1]" w:storeItemID="{F2144154-231C-4715-9A18-16D711946D82}"/>
           <w:text/>
         </w:sdtPr>
         <w:sdtEndPr/>
@@ -1129,12 +1121,12 @@
             <w:lang w:eastAsia="en-US"/>
           </w:rPr>
           <w:alias w:val="#Nav: /SVA_Regulations/RegulationPer"/>
-          <w:tag w:val="#Nav: SVA Regul. Increase Deposit/50028"/>
+          <w:tag w:val="#Nav: SVA_Regul_Increase_Deposit/50028"/>
           <w:id w:val="1306196971"/>
           <w:placeholder>
             <w:docPart w:val="DefaultPlaceholder_-1854013440"/>
           </w:placeholder>
-          <w:dataBinding w:prefixMappings="xmlns:ns0='urn:microsoft-dynamics-nav/reports/SVA Regul. Increase Deposit/50028/'" w:xpath="/ns0:NavWordReportXmlPart[1]/ns0:SVA_Regulations[1]/ns0:RegulationPer[1]" w:storeItemID="{DB4B7675-2392-4A85-BE54-F05B7FD642C5}"/>
+          <w:dataBinding w:prefixMappings="xmlns:ns0='urn:microsoft-dynamics-nav/reports/SVA_Regul_Increase_Deposit/50028/'" w:xpath="/ns0:NavWordReportXmlPart[1]/ns0:SVA_Regulations[1]/ns0:RegulationPer[1]" w:storeItemID="{F2144154-231C-4715-9A18-16D711946D82}"/>
           <w:text/>
         </w:sdtPr>
         <w:sdtEndPr/>
@@ -1196,12 +1188,12 @@
             <w:lang w:eastAsia="en-US"/>
           </w:rPr>
           <w:alias w:val="#Nav: /SVA_Regulations/RentYearNew"/>
-          <w:tag w:val="#Nav: SVA Regul. Increase Deposit/50028"/>
+          <w:tag w:val="#Nav: SVA_Regul_Increase_Deposit/50028"/>
           <w:id w:val="-1677031339"/>
           <w:placeholder>
             <w:docPart w:val="DefaultPlaceholder_-1854013440"/>
           </w:placeholder>
-          <w:dataBinding w:prefixMappings="xmlns:ns0='urn:microsoft-dynamics-nav/reports/SVA Regul. Increase Deposit/50028/'" w:xpath="/ns0:NavWordReportXmlPart[1]/ns0:SVA_Regulations[1]/ns0:RentYearNew[1]" w:storeItemID="{DB4B7675-2392-4A85-BE54-F05B7FD642C5}"/>
+          <w:dataBinding w:prefixMappings="xmlns:ns0='urn:microsoft-dynamics-nav/reports/SVA_Regul_Increase_Deposit/50028/'" w:xpath="/ns0:NavWordReportXmlPart[1]/ns0:SVA_Regulations[1]/ns0:RentYearNew[1]" w:storeItemID="{F2144154-231C-4715-9A18-16D711946D82}"/>
           <w:text/>
         </w:sdtPr>
         <w:sdtEndPr/>
@@ -1238,12 +1230,12 @@
             <w:lang w:eastAsia="en-US"/>
           </w:rPr>
           <w:alias w:val="#Nav: /SVA_Regulations/RentPerNew"/>
-          <w:tag w:val="#Nav: SVA Regul. Increase Deposit/50028"/>
+          <w:tag w:val="#Nav: SVA_Regul_Increase_Deposit/50028"/>
           <w:id w:val="-1031954381"/>
           <w:placeholder>
             <w:docPart w:val="DefaultPlaceholder_-1854013440"/>
           </w:placeholder>
-          <w:dataBinding w:prefixMappings="xmlns:ns0='urn:microsoft-dynamics-nav/reports/SVA Regul. Increase Deposit/50028/'" w:xpath="/ns0:NavWordReportXmlPart[1]/ns0:SVA_Regulations[1]/ns0:RentPerNew[1]" w:storeItemID="{DB4B7675-2392-4A85-BE54-F05B7FD642C5}"/>
+          <w:dataBinding w:prefixMappings="xmlns:ns0='urn:microsoft-dynamics-nav/reports/SVA_Regul_Increase_Deposit/50028/'" w:xpath="/ns0:NavWordReportXmlPart[1]/ns0:SVA_Regulations[1]/ns0:RentPerNew[1]" w:storeItemID="{F2144154-231C-4715-9A18-16D711946D82}"/>
           <w:text/>
         </w:sdtPr>
         <w:sdtEndPr/>
@@ -1414,12 +1406,12 @@
             <w:lang w:eastAsia="en-US"/>
           </w:rPr>
           <w:alias w:val="#Nav: /SVA_Regulations/DepositNow"/>
-          <w:tag w:val="#Nav: SVA Regul. Increase Deposit/50028"/>
+          <w:tag w:val="#Nav: SVA_Regul_Increase_Deposit/50028"/>
           <w:id w:val="694273732"/>
           <w:placeholder>
             <w:docPart w:val="DefaultPlaceholder_-1854013440"/>
           </w:placeholder>
-          <w:dataBinding w:prefixMappings="xmlns:ns0='urn:microsoft-dynamics-nav/reports/SVA Regul. Increase Deposit/50028/'" w:xpath="/ns0:NavWordReportXmlPart[1]/ns0:SVA_Regulations[1]/ns0:DepositNow[1]" w:storeItemID="{DB4B7675-2392-4A85-BE54-F05B7FD642C5}"/>
+          <w:dataBinding w:prefixMappings="xmlns:ns0='urn:microsoft-dynamics-nav/reports/SVA_Regul_Increase_Deposit/50028/'" w:xpath="/ns0:NavWordReportXmlPart[1]/ns0:SVA_Regulations[1]/ns0:DepositNow[1]" w:storeItemID="{F2144154-231C-4715-9A18-16D711946D82}"/>
           <w:text/>
         </w:sdtPr>
         <w:sdtEndPr/>
@@ -1496,12 +1488,12 @@
             <w:lang w:eastAsia="en-US"/>
           </w:rPr>
           <w:alias w:val="#Nav: /SVA_Regulations/RegulationDeposit"/>
-          <w:tag w:val="#Nav: SVA Regul. Increase Deposit/50028"/>
+          <w:tag w:val="#Nav: SVA_Regul_Increase_Deposit/50028"/>
           <w:id w:val="-12841164"/>
           <w:placeholder>
             <w:docPart w:val="DefaultPlaceholder_-1854013440"/>
           </w:placeholder>
-          <w:dataBinding w:prefixMappings="xmlns:ns0='urn:microsoft-dynamics-nav/reports/SVA Regul. Increase Deposit/50028/'" w:xpath="/ns0:NavWordReportXmlPart[1]/ns0:SVA_Regulations[1]/ns0:RegulationDeposit[1]" w:storeItemID="{DB4B7675-2392-4A85-BE54-F05B7FD642C5}"/>
+          <w:dataBinding w:prefixMappings="xmlns:ns0='urn:microsoft-dynamics-nav/reports/SVA_Regul_Increase_Deposit/50028/'" w:xpath="/ns0:NavWordReportXmlPart[1]/ns0:SVA_Regulations[1]/ns0:RegulationDeposit[1]" w:storeItemID="{F2144154-231C-4715-9A18-16D711946D82}"/>
           <w:text/>
         </w:sdtPr>
         <w:sdtEndPr/>
@@ -1578,12 +1570,12 @@
             <w:lang w:eastAsia="en-US"/>
           </w:rPr>
           <w:alias w:val="#Nav: /SVA_Regulations/DepositNew"/>
-          <w:tag w:val="#Nav: SVA Regul. Increase Deposit/50028"/>
+          <w:tag w:val="#Nav: SVA_Regul_Increase_Deposit/50028"/>
           <w:id w:val="-1310238729"/>
           <w:placeholder>
             <w:docPart w:val="DefaultPlaceholder_-1854013440"/>
           </w:placeholder>
-          <w:dataBinding w:prefixMappings="xmlns:ns0='urn:microsoft-dynamics-nav/reports/SVA Regul. Increase Deposit/50028/'" w:xpath="/ns0:NavWordReportXmlPart[1]/ns0:SVA_Regulations[1]/ns0:DepositNew[1]" w:storeItemID="{DB4B7675-2392-4A85-BE54-F05B7FD642C5}"/>
+          <w:dataBinding w:prefixMappings="xmlns:ns0='urn:microsoft-dynamics-nav/reports/SVA_Regul_Increase_Deposit/50028/'" w:xpath="/ns0:NavWordReportXmlPart[1]/ns0:SVA_Regulations[1]/ns0:DepositNew[1]" w:storeItemID="{F2144154-231C-4715-9A18-16D711946D82}"/>
           <w:text/>
         </w:sdtPr>
         <w:sdtEndPr/>
@@ -1704,16 +1696,15 @@
         <w:rPr>
           <w:rFonts w:ascii="Arial" w:hAnsi="Arial" w:cs="Arial"/>
         </w:rPr>
-        <w:alias w:val="#Nav: /Company_Information/CName"/>
-        <w:tag w:val="#Nav: SVA Regul. Increase Deposit/50028"/>
-        <w:id w:val="-1168236712"/>
+        <w:id w:val="1318838473"/>
         <w:placeholder>
           <w:docPart w:val="DefaultPlaceholder_-1854013440"/>
         </w:placeholder>
-        <w:dataBinding w:prefixMappings="xmlns:ns0='urn:microsoft-dynamics-nav/reports/SVA Regul. Increase Deposit/50028/'" w:xpath="/ns0:NavWordReportXmlPart[1]/ns0:Company_Information[1]/ns0:CName[1]" w:storeItemID="{DB4B7675-2392-4A85-BE54-F05B7FD642C5}"/>
+        <w:dataBinding w:prefixMappings="xmlns:ns0='urn:microsoft-dynamics-nav/reports/SVA_Regul_Increase_Deposit/50028/'" w:xpath="/ns0:NavWordReportXmlPart[1]/ns0:Company_Information[1]/ns0:CompanyAddress1[1]" w:storeItemID="{F2144154-231C-4715-9A18-16D711946D82}"/>
         <w:text/>
+        <w:alias w:val="#Nav: /Company_Information/CompanyAddress1"/>
+        <w:tag w:val="#Nav: SVA_Regul_Increase_Deposit/50028"/>
       </w:sdtPr>
-      <w:sdtEndPr/>
       <w:sdtContent>
         <w:p>
           <w:pPr>
@@ -1722,14 +1713,12 @@
               <w:rFonts w:ascii="Arial" w:hAnsi="Arial" w:cs="Arial"/>
             </w:rPr>
           </w:pPr>
-          <w:proofErr w:type="spellStart"/>
           <w:r>
             <w:rPr>
               <w:rFonts w:ascii="Arial" w:hAnsi="Arial" w:cs="Arial"/>
             </w:rPr>
-            <w:t>CName</w:t>
+            <w:t>CompanyAddress1</w:t>
           </w:r>
-          <w:proofErr w:type="spellEnd"/>
         </w:p>
       </w:sdtContent>
     </w:sdt>
@@ -1738,16 +1727,15 @@
         <w:rPr>
           <w:rFonts w:ascii="Arial" w:hAnsi="Arial" w:cs="Arial"/>
         </w:rPr>
-        <w:alias w:val="#Nav: /Company_Information/CAddress"/>
-        <w:tag w:val="#Nav: SVA Regul. Increase Deposit/50028"/>
-        <w:id w:val="-1175270647"/>
+        <w:id w:val="-1075661845"/>
         <w:placeholder>
           <w:docPart w:val="DefaultPlaceholder_-1854013440"/>
         </w:placeholder>
-        <w:dataBinding w:prefixMappings="xmlns:ns0='urn:microsoft-dynamics-nav/reports/SVA Regul. Increase Deposit/50028/'" w:xpath="/ns0:NavWordReportXmlPart[1]/ns0:Company_Information[1]/ns0:CAddress[1]" w:storeItemID="{DB4B7675-2392-4A85-BE54-F05B7FD642C5}"/>
+        <w:dataBinding w:prefixMappings="xmlns:ns0='urn:microsoft-dynamics-nav/reports/SVA_Regul_Increase_Deposit/50028/'" w:xpath="/ns0:NavWordReportXmlPart[1]/ns0:Company_Information[1]/ns0:CompanyAddress2[1]" w:storeItemID="{F2144154-231C-4715-9A18-16D711946D82}"/>
         <w:text/>
+        <w:alias w:val="#Nav: /Company_Information/CompanyAddress2"/>
+        <w:tag w:val="#Nav: SVA_Regul_Increase_Deposit/50028"/>
       </w:sdtPr>
-      <w:sdtEndPr/>
       <w:sdtContent>
         <w:p>
           <w:pPr>
@@ -1756,83 +1744,46 @@
               <w:rFonts w:ascii="Arial" w:hAnsi="Arial" w:cs="Arial"/>
             </w:rPr>
           </w:pPr>
-          <w:proofErr w:type="spellStart"/>
           <w:r>
             <w:rPr>
               <w:rFonts w:ascii="Arial" w:hAnsi="Arial" w:cs="Arial"/>
             </w:rPr>
-            <w:t>CAddress</w:t>
+            <w:t>CompanyAddress2</w:t>
           </w:r>
-          <w:proofErr w:type="spellEnd"/>
         </w:p>
       </w:sdtContent>
     </w:sdt>
-    <w:p>
-      <w:pPr>
-        <w:spacing w:after="0" w:line="240" w:lineRule="auto"/>
+    <w:sdt>
+      <w:sdtPr>
         <w:rPr>
           <w:rFonts w:ascii="Arial" w:hAnsi="Arial" w:cs="Arial"/>
         </w:rPr>
-      </w:pPr>
-      <w:sdt>
-        <w:sdtPr>
-          <w:rPr>
-            <w:rFonts w:ascii="Arial" w:hAnsi="Arial" w:cs="Arial"/>
-          </w:rPr>
-          <w:alias w:val="#Nav: /Company_Information/CPostCode"/>
-          <w:tag w:val="#Nav: SVA Regul. Increase Deposit/50028"/>
-          <w:id w:val="2064754430"/>
-          <w:placeholder>
-            <w:docPart w:val="DefaultPlaceholder_-1854013440"/>
-          </w:placeholder>
-          <w:dataBinding w:prefixMappings="xmlns:ns0='urn:microsoft-dynamics-nav/reports/SVA Regul. Increase Deposit/50028/'" w:xpath="/ns0:NavWordReportXmlPart[1]/ns0:Company_Information[1]/ns0:CPostCode[1]" w:storeItemID="{DB4B7675-2392-4A85-BE54-F05B7FD642C5}"/>
-          <w:text/>
-        </w:sdtPr>
-        <w:sdtEndPr/>
-        <w:sdtContent>
-          <w:proofErr w:type="spellStart"/>
+        <w:id w:val="-1197235209"/>
+        <w:placeholder>
+          <w:docPart w:val="DefaultPlaceholder_-1854013440"/>
+        </w:placeholder>
+        <w:dataBinding w:prefixMappings="xmlns:ns0='urn:microsoft-dynamics-nav/reports/SVA_Regul_Increase_Deposit/50028/'" w:xpath="/ns0:NavWordReportXmlPart[1]/ns0:Company_Information[1]/ns0:CompanyAddress3[1]" w:storeItemID="{F2144154-231C-4715-9A18-16D711946D82}"/>
+        <w:text/>
+        <w:alias w:val="#Nav: /Company_Information/CompanyAddress3"/>
+        <w:tag w:val="#Nav: SVA_Regul_Increase_Deposit/50028"/>
+      </w:sdtPr>
+      <w:sdtContent>
+        <w:p>
+          <w:pPr>
+            <w:spacing w:after="0" w:line="240" w:lineRule="auto"/>
+            <w:rPr>
+              <w:rFonts w:ascii="Arial" w:hAnsi="Arial" w:cs="Arial"/>
+            </w:rPr>
+          </w:pPr>
           <w:r>
             <w:rPr>
               <w:rFonts w:ascii="Arial" w:hAnsi="Arial" w:cs="Arial"/>
             </w:rPr>
-            <w:t>CPostCode</w:t>
+            <w:t>CompanyAddress3</w:t>
           </w:r>
-          <w:proofErr w:type="spellEnd"/>
-        </w:sdtContent>
-      </w:sdt>
-      <w:r>
-        <w:rPr>
-          <w:rFonts w:ascii="Arial" w:hAnsi="Arial" w:cs="Arial"/>
-        </w:rPr>
-        <w:t xml:space="preserve"> </w:t>
-      </w:r>
-      <w:sdt>
-        <w:sdtPr>
-          <w:rPr>
-            <w:rFonts w:ascii="Arial" w:hAnsi="Arial" w:cs="Arial"/>
-          </w:rPr>
-          <w:alias w:val="#Nav: /Company_Information/CCity"/>
-          <w:tag w:val="#Nav: SVA Regul. Increase Deposit/50028"/>
-          <w:id w:val="-1181041172"/>
-          <w:placeholder>
-            <w:docPart w:val="DefaultPlaceholder_-1854013440"/>
-          </w:placeholder>
-          <w:dataBinding w:prefixMappings="xmlns:ns0='urn:microsoft-dynamics-nav/reports/SVA Regul. Increase Deposit/50028/'" w:xpath="/ns0:NavWordReportXmlPart[1]/ns0:Company_Information[1]/ns0:CCity[1]" w:storeItemID="{DB4B7675-2392-4A85-BE54-F05B7FD642C5}"/>
-          <w:text/>
-        </w:sdtPr>
-        <w:sdtEndPr/>
-        <w:sdtContent>
-          <w:proofErr w:type="spellStart"/>
-          <w:r>
-            <w:rPr>
-              <w:rFonts w:ascii="Arial" w:hAnsi="Arial" w:cs="Arial"/>
-            </w:rPr>
-            <w:t>CCity</w:t>
-          </w:r>
-          <w:proofErr w:type="spellEnd"/>
-        </w:sdtContent>
-      </w:sdt>
-    </w:p>
+        </w:p>
+      </w:sdtContent>
+    </w:sdt>
     <w:sectPr>
       <w:footnotePr>
         <w:numRestart w:val="eachPage"/>
@@ -1847,7 +1798,7 @@
 </file>
 
 <file path=word/styles.xml><?xml version="1.0" encoding="utf-8"?>
-<w:styles xmlns:mc="http://schemas.openxmlformats.org/markup-compatibility/2006" xmlns:r="http://schemas.openxmlformats.org/officeDocument/2006/relationships" xmlns:w="http://schemas.openxmlformats.org/wordprocessingml/2006/main" xmlns:w14="http://schemas.microsoft.com/office/word/2010/wordml" xmlns:w15="http://schemas.microsoft.com/office/word/2012/wordml" xmlns:w16cid="http://schemas.microsoft.com/office/word/2016/wordml/cid" xmlns:w16se="http://schemas.microsoft.com/office/word/2015/wordml/symex" mc:Ignorable="w14 w15 w16se w16cid">
+<w:styles xmlns:mc="http://schemas.openxmlformats.org/markup-compatibility/2006" xmlns:r="http://schemas.openxmlformats.org/officeDocument/2006/relationships" xmlns:w="http://schemas.openxmlformats.org/wordprocessingml/2006/main" xmlns:w14="http://schemas.microsoft.com/office/word/2010/wordml" xmlns:w15="http://schemas.microsoft.com/office/word/2012/wordml" xmlns:w16cex="http://schemas.microsoft.com/office/word/2018/wordml/cex" xmlns:w16cid="http://schemas.microsoft.com/office/word/2016/wordml/cid" xmlns:w16="http://schemas.microsoft.com/office/word/2018/wordml" xmlns:w16se="http://schemas.microsoft.com/office/word/2015/wordml/symex" mc:Ignorable="w14 w15 w16se w16cid w16 w16cex">
   <w:docDefaults>
     <w:rPrDefault>
       <w:rPr>
@@ -1969,6 +1920,7 @@
     <w:lsdException w:name="HTML Sample" w:semiHidden="1" w:unhideWhenUsed="1"/>
     <w:lsdException w:name="HTML Typewriter" w:semiHidden="1" w:unhideWhenUsed="1"/>
     <w:lsdException w:name="HTML Variable" w:semiHidden="1" w:unhideWhenUsed="1"/>
+    <w:lsdException w:name="Normal Table" w:semiHidden="1" w:unhideWhenUsed="1"/>
     <w:lsdException w:name="annotation subject" w:semiHidden="1" w:unhideWhenUsed="1"/>
     <w:lsdException w:name="No List" w:semiHidden="1" w:unhideWhenUsed="1"/>
     <w:lsdException w:name="Outline List 1" w:semiHidden="1" w:unhideWhenUsed="1"/>
@@ -2015,8 +1967,10 @@
     <w:lsdException w:name="Table Subtle 2" w:semiHidden="1" w:unhideWhenUsed="1"/>
     <w:lsdException w:name="Table Web 1" w:semiHidden="1" w:unhideWhenUsed="1"/>
     <w:lsdException w:name="Table Web 2" w:semiHidden="1" w:unhideWhenUsed="1"/>
+    <w:lsdException w:name="Table Web 3" w:semiHidden="1" w:unhideWhenUsed="1"/>
     <w:lsdException w:name="Balloon Text" w:semiHidden="1" w:unhideWhenUsed="1"/>
     <w:lsdException w:name="Table Grid" w:uiPriority="39"/>
+    <w:lsdException w:name="Table Theme" w:semiHidden="1" w:unhideWhenUsed="1"/>
     <w:lsdException w:name="Placeholder Text" w:semiHidden="1"/>
     <w:lsdException w:name="No Spacing" w:uiPriority="1" w:qFormat="1"/>
     <w:lsdException w:name="Light Shading" w:uiPriority="60"/>
@@ -2283,7 +2237,7 @@
 </file>
 
 <file path=word/glossary/document.xml><?xml version="1.0" encoding="utf-8"?>
-<w:glossaryDocument xmlns:wpc="http://schemas.microsoft.com/office/word/2010/wordprocessingCanvas" xmlns:cx="http://schemas.microsoft.com/office/drawing/2014/chartex" xmlns:cx1="http://schemas.microsoft.com/office/drawing/2015/9/8/chartex" xmlns:cx2="http://schemas.microsoft.com/office/drawing/2015/10/21/chartex" xmlns:cx3="http://schemas.microsoft.com/office/drawing/2016/5/9/chartex" xmlns:cx4="http://schemas.microsoft.com/office/drawing/2016/5/10/chartex" xmlns:cx5="http://schemas.microsoft.com/office/drawing/2016/5/11/chartex" xmlns:cx6="http://schemas.microsoft.com/office/drawing/2016/5/12/chartex" xmlns:cx7="http://schemas.microsoft.com/office/drawing/2016/5/13/chartex" xmlns:cx8="http://schemas.microsoft.com/office/drawing/2016/5/14/chartex" xmlns:mc="http://schemas.openxmlformats.org/markup-compatibility/2006" xmlns:aink="http://schemas.microsoft.com/office/drawing/2016/ink" xmlns:am3d="http://schemas.microsoft.com/office/drawing/2017/model3d" xmlns:o="urn:schemas-microsoft-com:office:office" xmlns:r="http://schemas.openxmlformats.org/officeDocument/2006/relationships" xmlns:m="http://schemas.openxmlformats.org/officeDocument/2006/math" xmlns:v="urn:schemas-microsoft-com:vml" xmlns:wp14="http://schemas.microsoft.com/office/word/2010/wordprocessingDrawing" xmlns:wp="http://schemas.openxmlformats.org/drawingml/2006/wordprocessingDrawing" xmlns:w10="urn:schemas-microsoft-com:office:word" xmlns:w="http://schemas.openxmlformats.org/wordprocessingml/2006/main" xmlns:w14="http://schemas.microsoft.com/office/word/2010/wordml" xmlns:w15="http://schemas.microsoft.com/office/word/2012/wordml" xmlns:w16cid="http://schemas.microsoft.com/office/word/2016/wordml/cid" xmlns:w16se="http://schemas.microsoft.com/office/word/2015/wordml/symex" xmlns:wpg="http://schemas.microsoft.com/office/word/2010/wordprocessingGroup" xmlns:wpi="http://schemas.microsoft.com/office/word/2010/wordprocessingInk" xmlns:wne="http://schemas.microsoft.com/office/word/2006/wordml" xmlns:wps="http://schemas.microsoft.com/office/word/2010/wordprocessingShape" mc:Ignorable="w14 w15 w16se w16cid wp14">
+<w:glossaryDocument xmlns:wpc="http://schemas.microsoft.com/office/word/2010/wordprocessingCanvas" xmlns:cx="http://schemas.microsoft.com/office/drawing/2014/chartex" xmlns:cx1="http://schemas.microsoft.com/office/drawing/2015/9/8/chartex" xmlns:cx2="http://schemas.microsoft.com/office/drawing/2015/10/21/chartex" xmlns:cx3="http://schemas.microsoft.com/office/drawing/2016/5/9/chartex" xmlns:cx4="http://schemas.microsoft.com/office/drawing/2016/5/10/chartex" xmlns:cx5="http://schemas.microsoft.com/office/drawing/2016/5/11/chartex" xmlns:cx6="http://schemas.microsoft.com/office/drawing/2016/5/12/chartex" xmlns:cx7="http://schemas.microsoft.com/office/drawing/2016/5/13/chartex" xmlns:cx8="http://schemas.microsoft.com/office/drawing/2016/5/14/chartex" xmlns:mc="http://schemas.openxmlformats.org/markup-compatibility/2006" xmlns:aink="http://schemas.microsoft.com/office/drawing/2016/ink" xmlns:am3d="http://schemas.microsoft.com/office/drawing/2017/model3d" xmlns:o="urn:schemas-microsoft-com:office:office" xmlns:r="http://schemas.openxmlformats.org/officeDocument/2006/relationships" xmlns:m="http://schemas.openxmlformats.org/officeDocument/2006/math" xmlns:v="urn:schemas-microsoft-com:vml" xmlns:wp14="http://schemas.microsoft.com/office/word/2010/wordprocessingDrawing" xmlns:wp="http://schemas.openxmlformats.org/drawingml/2006/wordprocessingDrawing" xmlns:w10="urn:schemas-microsoft-com:office:word" xmlns:w="http://schemas.openxmlformats.org/wordprocessingml/2006/main" xmlns:w14="http://schemas.microsoft.com/office/word/2010/wordml" xmlns:w15="http://schemas.microsoft.com/office/word/2012/wordml" xmlns:w16cex="http://schemas.microsoft.com/office/word/2018/wordml/cex" xmlns:w16cid="http://schemas.microsoft.com/office/word/2016/wordml/cid" xmlns:w16="http://schemas.microsoft.com/office/word/2018/wordml" xmlns:w16se="http://schemas.microsoft.com/office/word/2015/wordml/symex" xmlns:wpg="http://schemas.microsoft.com/office/word/2010/wordprocessingGroup" xmlns:wpi="http://schemas.microsoft.com/office/word/2010/wordprocessingInk" xmlns:wne="http://schemas.microsoft.com/office/word/2006/wordml" xmlns:wps="http://schemas.microsoft.com/office/word/2010/wordprocessingShape" mc:Ignorable="w14 w15 w16se w16cid w16 w16cex wp14">
   <w:docParts>
     <w:docPart>
       <w:docPartPr>
@@ -2316,7 +2270,7 @@
 </file>
 
 <file path=word/glossary/fontTable.xml><?xml version="1.0" encoding="utf-8"?>
-<w:fonts xmlns:mc="http://schemas.openxmlformats.org/markup-compatibility/2006" xmlns:r="http://schemas.openxmlformats.org/officeDocument/2006/relationships" xmlns:w="http://schemas.openxmlformats.org/wordprocessingml/2006/main" xmlns:w14="http://schemas.microsoft.com/office/word/2010/wordml" xmlns:w15="http://schemas.microsoft.com/office/word/2012/wordml" xmlns:w16cid="http://schemas.microsoft.com/office/word/2016/wordml/cid" xmlns:w16se="http://schemas.microsoft.com/office/word/2015/wordml/symex" mc:Ignorable="w14 w15 w16se w16cid">
+<w:fonts xmlns:mc="http://schemas.openxmlformats.org/markup-compatibility/2006" xmlns:r="http://schemas.openxmlformats.org/officeDocument/2006/relationships" xmlns:w="http://schemas.openxmlformats.org/wordprocessingml/2006/main" xmlns:w14="http://schemas.microsoft.com/office/word/2010/wordml" xmlns:w15="http://schemas.microsoft.com/office/word/2012/wordml" xmlns:w16cex="http://schemas.microsoft.com/office/word/2018/wordml/cex" xmlns:w16cid="http://schemas.microsoft.com/office/word/2016/wordml/cid" xmlns:w16="http://schemas.microsoft.com/office/word/2018/wordml" xmlns:w16se="http://schemas.microsoft.com/office/word/2015/wordml/symex" mc:Ignorable="w14 w15 w16se w16cid w16 w16cex">
   <w:font w:name="Calibri">
     <w:panose1 w:val="020F0502020204030204"/>
     <w:charset w:val="00"/>
@@ -2349,7 +2303,7 @@
 </file>
 
 <file path=word/glossary/settings.xml><?xml version="1.0" encoding="utf-8"?>
-<w:settings xmlns:mc="http://schemas.openxmlformats.org/markup-compatibility/2006" xmlns:o="urn:schemas-microsoft-com:office:office" xmlns:r="http://schemas.openxmlformats.org/officeDocument/2006/relationships" xmlns:m="http://schemas.openxmlformats.org/officeDocument/2006/math" xmlns:v="urn:schemas-microsoft-com:vml" xmlns:w10="urn:schemas-microsoft-com:office:word" xmlns:w="http://schemas.openxmlformats.org/wordprocessingml/2006/main" xmlns:w14="http://schemas.microsoft.com/office/word/2010/wordml" xmlns:w15="http://schemas.microsoft.com/office/word/2012/wordml" xmlns:w16cid="http://schemas.microsoft.com/office/word/2016/wordml/cid" xmlns:w16se="http://schemas.microsoft.com/office/word/2015/wordml/symex" xmlns:sl="http://schemas.openxmlformats.org/schemaLibrary/2006/main" mc:Ignorable="w14 w15 w16se w16cid">
+<w:settings xmlns:mc="http://schemas.openxmlformats.org/markup-compatibility/2006" xmlns:o="urn:schemas-microsoft-com:office:office" xmlns:r="http://schemas.openxmlformats.org/officeDocument/2006/relationships" xmlns:m="http://schemas.openxmlformats.org/officeDocument/2006/math" xmlns:v="urn:schemas-microsoft-com:vml" xmlns:w10="urn:schemas-microsoft-com:office:word" xmlns:w="http://schemas.openxmlformats.org/wordprocessingml/2006/main" xmlns:w14="http://schemas.microsoft.com/office/word/2010/wordml" xmlns:w15="http://schemas.microsoft.com/office/word/2012/wordml" xmlns:w16cex="http://schemas.microsoft.com/office/word/2018/wordml/cex" xmlns:w16cid="http://schemas.microsoft.com/office/word/2016/wordml/cid" xmlns:w16="http://schemas.microsoft.com/office/word/2018/wordml" xmlns:w16se="http://schemas.microsoft.com/office/word/2015/wordml/symex" xmlns:sl="http://schemas.openxmlformats.org/schemaLibrary/2006/main" mc:Ignorable="w14 w15 w16se w16cid w16 w16cex">
   <w:view w:val="normal"/>
   <w:defaultTabStop w:val="1304"/>
   <w:hyphenationZone w:val="425"/>
@@ -2372,6 +2326,7 @@
     <w:rsid w:val="005324E5"/>
     <w:rsid w:val="00617064"/>
     <w:rsid w:val="00B43C6A"/>
+    <w:rsid w:val="00BB3CFC"/>
     <w:rsid w:val="00D7081E"/>
     <w:rsid w:val="00FB003F"/>
   </w:rsids>
@@ -2397,7 +2352,7 @@
 </file>
 
 <file path=word/glossary/styles.xml><?xml version="1.0" encoding="utf-8"?>
-<w:styles xmlns:mc="http://schemas.openxmlformats.org/markup-compatibility/2006" xmlns:r="http://schemas.openxmlformats.org/officeDocument/2006/relationships" xmlns:w="http://schemas.openxmlformats.org/wordprocessingml/2006/main" xmlns:w14="http://schemas.microsoft.com/office/word/2010/wordml" xmlns:w15="http://schemas.microsoft.com/office/word/2012/wordml" xmlns:w16cid="http://schemas.microsoft.com/office/word/2016/wordml/cid" xmlns:w16se="http://schemas.microsoft.com/office/word/2015/wordml/symex" mc:Ignorable="w14 w15 w16se w16cid">
+<w:styles xmlns:mc="http://schemas.openxmlformats.org/markup-compatibility/2006" xmlns:r="http://schemas.openxmlformats.org/officeDocument/2006/relationships" xmlns:w="http://schemas.openxmlformats.org/wordprocessingml/2006/main" xmlns:w14="http://schemas.microsoft.com/office/word/2010/wordml" xmlns:w15="http://schemas.microsoft.com/office/word/2012/wordml" xmlns:w16cex="http://schemas.microsoft.com/office/word/2018/wordml/cex" xmlns:w16cid="http://schemas.microsoft.com/office/word/2016/wordml/cid" xmlns:w16="http://schemas.microsoft.com/office/word/2018/wordml" xmlns:w16se="http://schemas.microsoft.com/office/word/2015/wordml/symex" mc:Ignorable="w14 w15 w16se w16cid w16 w16cex">
   <w:docDefaults>
     <w:rPrDefault>
       <w:rPr>
@@ -2519,6 +2474,7 @@
     <w:lsdException w:name="HTML Sample" w:semiHidden="1" w:unhideWhenUsed="1"/>
     <w:lsdException w:name="HTML Typewriter" w:semiHidden="1" w:unhideWhenUsed="1"/>
     <w:lsdException w:name="HTML Variable" w:semiHidden="1" w:unhideWhenUsed="1"/>
+    <w:lsdException w:name="Normal Table" w:semiHidden="1" w:unhideWhenUsed="1"/>
     <w:lsdException w:name="annotation subject" w:semiHidden="1" w:unhideWhenUsed="1"/>
     <w:lsdException w:name="No List" w:semiHidden="1" w:unhideWhenUsed="1"/>
     <w:lsdException w:name="Outline List 1" w:semiHidden="1" w:unhideWhenUsed="1"/>
@@ -2565,8 +2521,10 @@
     <w:lsdException w:name="Table Subtle 2" w:semiHidden="1" w:unhideWhenUsed="1"/>
     <w:lsdException w:name="Table Web 1" w:semiHidden="1" w:unhideWhenUsed="1"/>
     <w:lsdException w:name="Table Web 2" w:semiHidden="1" w:unhideWhenUsed="1"/>
+    <w:lsdException w:name="Table Web 3" w:semiHidden="1" w:unhideWhenUsed="1"/>
     <w:lsdException w:name="Balloon Text" w:semiHidden="1" w:unhideWhenUsed="1"/>
     <w:lsdException w:name="Table Grid" w:uiPriority="39"/>
+    <w:lsdException w:name="Table Theme" w:semiHidden="1" w:unhideWhenUsed="1"/>
     <w:lsdException w:name="Placeholder Text" w:semiHidden="1"/>
     <w:lsdException w:name="No Spacing" w:uiPriority="1" w:qFormat="1"/>
     <w:lsdException w:name="Light Shading" w:uiPriority="60"/>
@@ -2833,7 +2791,7 @@
 </file>
 
 <file path=word/glossary/webSettings.xml><?xml version="1.0" encoding="utf-8"?>
-<w:webSettings xmlns:mc="http://schemas.openxmlformats.org/markup-compatibility/2006" xmlns:r="http://schemas.openxmlformats.org/officeDocument/2006/relationships" xmlns:w="http://schemas.openxmlformats.org/wordprocessingml/2006/main" xmlns:w14="http://schemas.microsoft.com/office/word/2010/wordml" xmlns:w15="http://schemas.microsoft.com/office/word/2012/wordml" xmlns:w16cid="http://schemas.microsoft.com/office/word/2016/wordml/cid" xmlns:w16se="http://schemas.microsoft.com/office/word/2015/wordml/symex" mc:Ignorable="w14 w15 w16se w16cid">
+<w:webSettings xmlns:mc="http://schemas.openxmlformats.org/markup-compatibility/2006" xmlns:r="http://schemas.openxmlformats.org/officeDocument/2006/relationships" xmlns:w="http://schemas.openxmlformats.org/wordprocessingml/2006/main" xmlns:w14="http://schemas.microsoft.com/office/word/2010/wordml" xmlns:w15="http://schemas.microsoft.com/office/word/2012/wordml" xmlns:w16cex="http://schemas.microsoft.com/office/word/2018/wordml/cex" xmlns:w16cid="http://schemas.microsoft.com/office/word/2016/wordml/cid" xmlns:w16="http://schemas.microsoft.com/office/word/2018/wordml" xmlns:w16se="http://schemas.microsoft.com/office/word/2015/wordml/symex" mc:Ignorable="w14 w15 w16se w16cid w16 w16cex">
   <w:optimizeForBrowser/>
   <w:allowPNG/>
 </w:webSettings>
@@ -3136,7 +3094,7 @@
 
 <file path=customXML/item2.xml>��< ? x m l   v e r s i o n = " 1 . 0 "   e n c o d i n g = " u t f - 1 6 " ? >   
- < N a v W o r d R e p o r t X m l P a r t   x m l n s = " u r n : m i c r o s o f t - d y n a m i c s - n a v / r e p o r t s / S V A   R e g u l .   I n c r e a s e   D e p o s i t / 5 0 0 2 8 / " > + < N a v W o r d R e p o r t X m l P a r t   x m l n s = " u r n : m i c r o s o f t - d y n a m i c s - n a v / r e p o r t s / S V A _ R e g u l _ I n c r e a s e _ D e p o s i t / 5 0 0 2 8 / " >   
      < S V A _ R e g u l a t i o n s >   
@@ -3170,6 +3128,8 @@
  
          < O C o u n t r y > O C o u n t r y < / O C o u n t r y >   
+         < O l d I n d e k s D a t e > O l d I n d e k s D a t e < / O l d I n d e k s D a t e > + 
          < O N a m e 1 > O N a m e 1 < / O N a m e 1 >   
          < O N a m e 2 > O N a m e 2 < / O N a m e 2 > @@ -3216,13 +3176,29 @@
  
      < C o m p a n y _ I n f o r m a t i o n >   
-         < C A d d r e s s > C A d d r e s s < / C A d d r e s s > - 
-         < C C i t y > C C i t y < / C C i t y > - 
-         < C N a m e > C N a m e < / C N a m e > - 
-         < C P o s t C o d e > C P o s t C o d e < / C P o s t C o d e > +         < C o m p a n y A d d r e s s 1 > C o m p a n y A d d r e s s 1 < / C o m p a n y A d d r e s s 1 > + 
+         < C o m p a n y A d d r e s s 2 > C o m p a n y A d d r e s s 2 < / C o m p a n y A d d r e s s 2 > + 
+         < C o m p a n y A d d r e s s 3 > C o m p a n y A d d r e s s 3 < / C o m p a n y A d d r e s s 3 > + 
+         < C o m p a n y H o m e P a g e > C o m p a n y H o m e P a g e < / C o m p a n y H o m e P a g e > + 
+         < C o m p a n y P h o n e N o > C o m p a n y P h o n e N o < / C o m p a n y P h o n e N o > + 
+         < C o m p a n y P i c t u r e > C o m p a n y P i c t u r e < / C o m p a n y P i c t u r e > + 
+         < C o m p a n y V a t R e g N o > C o m p a n y V a t R e g N o < / C o m p a n y V a t R e g N o > + 
+         < U s e r E m a i l > U s e r E m a i l < / U s e r E m a i l > + 
+         < U s e r N a m e > U s e r N a m e < / U s e r N a m e > + 
+         < U s e r P h o n e > U s e r P h o n e < / U s e r P h o n e > + 
+         < U s e r T e x t > U s e r T e x t < / U s e r T e x t > + 
+         < V a t T e x t > V a t T e x t < / V a t T e x t >   
      < / C o m p a n y _ I n f o r m a t i o n >   
